--- a/fiction/drafts/third-person/tpp-avatars-initiation-09_20250608-0448.docx
+++ b/fiction/drafts/third-person/tpp-avatars-initiation-09_20250608-0448.docx
@@ -1,19 +1,19 @@
 
 <file path=word/document.xml><?xml version="1.0" encoding="utf-8"?>
-<w:document xmlns:ve="http://schemas.openxmlformats.org/markup-compatibility/2006" xmlns:o="urn:schemas-microsoft-com:office:office" xmlns:r="http://schemas.openxmlformats.org/officeDocument/2006/relationships" xmlns:m="http://schemas.openxmlformats.org/officeDocument/2006/math" xmlns:v="urn:schemas-microsoft-com:vml" xmlns:wp="http://schemas.openxmlformats.org/drawingml/2006/wordprocessingDrawing" xmlns:w10="urn:schemas-microsoft-com:office:word" xmlns:w="http://schemas.openxmlformats.org/wordprocessingml/2006/main" xmlns:wne="http://schemas.microsoft.com/office/word/2006/wordml">
+<w:document xmlns:wpc="http://schemas.microsoft.com/office/word/2010/wordprocessingCanvas" xmlns:cx="http://schemas.microsoft.com/office/drawing/2014/chartex" xmlns:cx1="http://schemas.microsoft.com/office/drawing/2015/9/8/chartex" xmlns:cx2="http://schemas.microsoft.com/office/drawing/2015/10/21/chartex" xmlns:cx3="http://schemas.microsoft.com/office/drawing/2016/5/9/chartex" xmlns:cx4="http://schemas.microsoft.com/office/drawing/2016/5/10/chartex" xmlns:cx5="http://schemas.microsoft.com/office/drawing/2016/5/11/chartex" xmlns:cx6="http://schemas.microsoft.com/office/drawing/2016/5/12/chartex" xmlns:cx7="http://schemas.microsoft.com/office/drawing/2016/5/13/chartex" xmlns:cx8="http://schemas.microsoft.com/office/drawing/2016/5/14/chartex" xmlns:mc="http://schemas.openxmlformats.org/markup-compatibility/2006" xmlns:aink="http://schemas.microsoft.com/office/drawing/2016/ink" xmlns:am3d="http://schemas.microsoft.com/office/drawing/2017/model3d" xmlns:o="urn:schemas-microsoft-com:office:office" xmlns:oel="http://schemas.microsoft.com/office/2019/extlst" xmlns:r="http://schemas.openxmlformats.org/officeDocument/2006/relationships" xmlns:m="http://schemas.openxmlformats.org/officeDocument/2006/math" xmlns:v="urn:schemas-microsoft-com:vml" xmlns:wp14="http://schemas.microsoft.com/office/word/2010/wordprocessingDrawing" xmlns:wp="http://schemas.openxmlformats.org/drawingml/2006/wordprocessingDrawing" xmlns:w10="urn:schemas-microsoft-com:office:word" xmlns:w="http://schemas.openxmlformats.org/wordprocessingml/2006/main" xmlns:w14="http://schemas.microsoft.com/office/word/2010/wordml" xmlns:w15="http://schemas.microsoft.com/office/word/2012/wordml" xmlns:w16cex="http://schemas.microsoft.com/office/word/2018/wordml/cex" xmlns:w16cid="http://schemas.microsoft.com/office/word/2016/wordml/cid" xmlns:w16="http://schemas.microsoft.com/office/word/2018/wordml" xmlns:w16du="http://schemas.microsoft.com/office/word/2023/wordml/word16du" xmlns:w16sdtdh="http://schemas.microsoft.com/office/word/2020/wordml/sdtdatahash" xmlns:w16sdtfl="http://schemas.microsoft.com/office/word/2024/wordml/sdtformatlock" xmlns:w16se="http://schemas.microsoft.com/office/word/2015/wordml/symex" xmlns:wpg="http://schemas.microsoft.com/office/word/2010/wordprocessingGroup" xmlns:wpi="http://schemas.microsoft.com/office/word/2010/wordprocessingInk" xmlns:wne="http://schemas.microsoft.com/office/word/2006/wordml" xmlns:wps="http://schemas.microsoft.com/office/word/2010/wordprocessingShape" mc:Ignorable="w14 w15 w16se w16cid w16 w16cex w16sdtdh w16sdtfl w16du wp14">
   <w:body>
     <w:p>
       <w:pPr>
         <w:spacing w:after="0" w:line="360" w:lineRule="auto"/>
         <w:rPr>
-          <w:rFonts w:ascii="Times New Roman" w:hAnsi="Times New Roman"/>
-          <w:sz w:val="24"/>
-          <w:szCs w:val="24"/>
-        </w:rPr>
-      </w:pPr>
-      <w:r>
-        <w:rPr>
-          <w:rFonts w:ascii="Times New Roman" w:hAnsi="Times New Roman"/>
+          <w:rFonts w:ascii="Montserrat" w:hAnsi="Montserrat"/>
+          <w:sz w:val="24"/>
+          <w:szCs w:val="24"/>
+        </w:rPr>
+      </w:pPr>
+      <w:r>
+        <w:rPr>
+          <w:rFonts w:ascii="Montserrat" w:hAnsi="Montserrat"/>
           <w:sz w:val="24"/>
           <w:szCs w:val="24"/>
         </w:rPr>
@@ -24,7 +24,7 @@
       <w:pPr>
         <w:spacing w:after="0" w:line="360" w:lineRule="auto"/>
         <w:rPr>
-          <w:rFonts w:ascii="Times New Roman" w:hAnsi="Times New Roman"/>
+          <w:rFonts w:ascii="Montserrat" w:hAnsi="Montserrat"/>
           <w:color w:val="808080"/>
           <w:sz w:val="24"/>
           <w:szCs w:val="24"/>
@@ -32,7 +32,7 @@
       </w:pPr>
       <w:r>
         <w:rPr>
-          <w:rFonts w:ascii="Times New Roman" w:hAnsi="Times New Roman"/>
+          <w:rFonts w:ascii="Montserrat" w:hAnsi="Montserrat"/>
           <w:color w:val="808080"/>
           <w:sz w:val="24"/>
           <w:szCs w:val="24"/>
@@ -45,52 +45,110 @@
         <w:spacing w:after="0" w:line="360" w:lineRule="auto"/>
         <w:jc w:val="right"/>
         <w:rPr>
-          <w:rFonts w:ascii="Times New Roman" w:hAnsi="Times New Roman"/>
+          <w:rFonts w:ascii="Montserrat" w:hAnsi="Montserrat"/>
           <w:color w:val="808080"/>
           <w:sz w:val="24"/>
           <w:szCs w:val="24"/>
         </w:rPr>
       </w:pPr>
-      <w:fldSimple w:instr=" NUMPAGES  \* MERGEFORMAT ">
-        <w:r>
-          <w:rPr>
-            <w:rFonts w:ascii="Times New Roman" w:hAnsi="Times New Roman"/>
-            <w:noProof/>
-            <w:color w:val="808080"/>
-            <w:sz w:val="24"/>
-            <w:szCs w:val="24"/>
-          </w:rPr>
-          <w:t>22</w:t>
-        </w:r>
-      </w:fldSimple>
-      <w:r>
-        <w:rPr>
-          <w:rFonts w:ascii="Times New Roman" w:hAnsi="Times New Roman"/>
+      <w:r>
+        <w:rPr>
+          <w:rFonts w:ascii="Montserrat" w:hAnsi="Montserrat"/>
+          <w:sz w:val="24"/>
+        </w:rPr>
+        <w:fldChar w:fldCharType="begin"/>
+      </w:r>
+      <w:r>
+        <w:rPr>
+          <w:rFonts w:ascii="Montserrat" w:hAnsi="Montserrat"/>
+          <w:sz w:val="24"/>
+        </w:rPr>
+        <w:instrText xml:space="preserve"> NUMPAGES  \* MERGEFORMAT </w:instrText>
+      </w:r>
+      <w:r>
+        <w:rPr>
+          <w:rFonts w:ascii="Montserrat" w:hAnsi="Montserrat"/>
+          <w:sz w:val="24"/>
+        </w:rPr>
+        <w:fldChar w:fldCharType="separate"/>
+      </w:r>
+      <w:r>
+        <w:rPr>
+          <w:rFonts w:ascii="Montserrat" w:hAnsi="Montserrat"/>
+          <w:noProof/>
           <w:color w:val="808080"/>
           <w:sz w:val="24"/>
           <w:szCs w:val="24"/>
         </w:rPr>
+        <w:t>22</w:t>
+      </w:r>
+      <w:r>
+        <w:rPr>
+          <w:rFonts w:ascii="Montserrat" w:hAnsi="Montserrat"/>
+          <w:noProof/>
+          <w:color w:val="808080"/>
+          <w:sz w:val="24"/>
+          <w:szCs w:val="24"/>
+        </w:rPr>
+        <w:fldChar w:fldCharType="end"/>
+      </w:r>
+      <w:r>
+        <w:rPr>
+          <w:rFonts w:ascii="Montserrat" w:hAnsi="Montserrat"/>
+          <w:color w:val="808080"/>
+          <w:sz w:val="24"/>
+          <w:szCs w:val="24"/>
+        </w:rPr>
         <w:t xml:space="preserve"> pages ∙ </w:t>
       </w:r>
-      <w:fldSimple w:instr=" NUMWORDS  \* MERGEFORMAT ">
-        <w:r>
-          <w:rPr>
-            <w:rFonts w:ascii="Times New Roman" w:hAnsi="Times New Roman"/>
-            <w:noProof/>
-            <w:color w:val="808080"/>
-            <w:sz w:val="24"/>
-            <w:szCs w:val="24"/>
-          </w:rPr>
-          <w:t>8930</w:t>
-        </w:r>
-      </w:fldSimple>
-      <w:r>
-        <w:rPr>
-          <w:rFonts w:ascii="Times New Roman" w:hAnsi="Times New Roman"/>
+      <w:r>
+        <w:rPr>
+          <w:rFonts w:ascii="Montserrat" w:hAnsi="Montserrat"/>
+          <w:sz w:val="24"/>
+        </w:rPr>
+        <w:fldChar w:fldCharType="begin"/>
+      </w:r>
+      <w:r>
+        <w:rPr>
+          <w:rFonts w:ascii="Montserrat" w:hAnsi="Montserrat"/>
+          <w:sz w:val="24"/>
+        </w:rPr>
+        <w:instrText xml:space="preserve"> NUMWORDS  \* MERGEFORMAT </w:instrText>
+      </w:r>
+      <w:r>
+        <w:rPr>
+          <w:rFonts w:ascii="Montserrat" w:hAnsi="Montserrat"/>
+          <w:sz w:val="24"/>
+        </w:rPr>
+        <w:fldChar w:fldCharType="separate"/>
+      </w:r>
+      <w:r>
+        <w:rPr>
+          <w:rFonts w:ascii="Montserrat" w:hAnsi="Montserrat"/>
+          <w:noProof/>
           <w:color w:val="808080"/>
           <w:sz w:val="24"/>
           <w:szCs w:val="24"/>
         </w:rPr>
+        <w:t>8930</w:t>
+      </w:r>
+      <w:r>
+        <w:rPr>
+          <w:rFonts w:ascii="Montserrat" w:hAnsi="Montserrat"/>
+          <w:noProof/>
+          <w:color w:val="808080"/>
+          <w:sz w:val="24"/>
+          <w:szCs w:val="24"/>
+        </w:rPr>
+        <w:fldChar w:fldCharType="end"/>
+      </w:r>
+      <w:r>
+        <w:rPr>
+          <w:rFonts w:ascii="Montserrat" w:hAnsi="Montserrat"/>
+          <w:color w:val="808080"/>
+          <w:sz w:val="24"/>
+          <w:szCs w:val="24"/>
+        </w:rPr>
         <w:t xml:space="preserve"> words</w:t>
       </w:r>
     </w:p>
@@ -98,35 +156,35 @@
       <w:pPr>
         <w:spacing w:after="0" w:line="360" w:lineRule="auto"/>
         <w:rPr>
-          <w:rFonts w:ascii="Times New Roman" w:hAnsi="Times New Roman"/>
-          <w:sz w:val="24"/>
-          <w:szCs w:val="24"/>
-        </w:rPr>
-      </w:pPr>
-    </w:p>
-    <w:p>
-      <w:pPr>
-        <w:spacing w:after="0" w:line="360" w:lineRule="auto"/>
-        <w:rPr>
-          <w:rFonts w:ascii="Times New Roman" w:hAnsi="Times New Roman"/>
-          <w:sz w:val="24"/>
-          <w:szCs w:val="24"/>
-        </w:rPr>
-      </w:pPr>
-    </w:p>
-    <w:p>
-      <w:pPr>
-        <w:spacing w:after="0" w:line="360" w:lineRule="auto"/>
-        <w:jc w:val="both"/>
-        <w:rPr>
-          <w:rFonts w:ascii="Times New Roman" w:hAnsi="Times New Roman" w:cs="Times New Roman"/>
-          <w:sz w:val="24"/>
-          <w:szCs w:val="24"/>
-        </w:rPr>
-      </w:pPr>
-      <w:r>
-        <w:rPr>
-          <w:rFonts w:ascii="Times New Roman" w:hAnsi="Times New Roman" w:cs="Times New Roman"/>
+          <w:rFonts w:ascii="Montserrat" w:hAnsi="Montserrat"/>
+          <w:sz w:val="24"/>
+          <w:szCs w:val="24"/>
+        </w:rPr>
+      </w:pPr>
+    </w:p>
+    <w:p>
+      <w:pPr>
+        <w:spacing w:after="0" w:line="360" w:lineRule="auto"/>
+        <w:rPr>
+          <w:rFonts w:ascii="Montserrat" w:hAnsi="Montserrat"/>
+          <w:sz w:val="24"/>
+          <w:szCs w:val="24"/>
+        </w:rPr>
+      </w:pPr>
+    </w:p>
+    <w:p>
+      <w:pPr>
+        <w:spacing w:after="0" w:line="360" w:lineRule="auto"/>
+        <w:jc w:val="both"/>
+        <w:rPr>
+          <w:rFonts w:ascii="Montserrat" w:hAnsi="Montserrat" w:cs="Times New Roman"/>
+          <w:sz w:val="24"/>
+          <w:szCs w:val="24"/>
+        </w:rPr>
+      </w:pPr>
+      <w:r>
+        <w:rPr>
+          <w:rFonts w:ascii="Montserrat" w:hAnsi="Montserrat" w:cs="Times New Roman"/>
           <w:sz w:val="24"/>
           <w:szCs w:val="24"/>
         </w:rPr>
@@ -134,7 +192,7 @@
       </w:r>
       <w:r>
         <w:rPr>
-          <w:rFonts w:ascii="Times New Roman" w:hAnsi="Times New Roman" w:cs="Times New Roman"/>
+          <w:rFonts w:ascii="Montserrat" w:hAnsi="Montserrat" w:cs="Times New Roman"/>
           <w:i/>
           <w:sz w:val="24"/>
           <w:szCs w:val="24"/>
@@ -143,7 +201,7 @@
       </w:r>
       <w:r>
         <w:rPr>
-          <w:rFonts w:ascii="Times New Roman" w:hAnsi="Times New Roman" w:cs="Times New Roman"/>
+          <w:rFonts w:ascii="Montserrat" w:hAnsi="Montserrat" w:cs="Times New Roman"/>
           <w:sz w:val="24"/>
           <w:szCs w:val="24"/>
         </w:rPr>
@@ -151,7 +209,7 @@
       </w:r>
       <w:r>
         <w:rPr>
-          <w:rFonts w:ascii="Times New Roman" w:hAnsi="Times New Roman" w:cs="Times New Roman"/>
+          <w:rFonts w:ascii="Montserrat" w:hAnsi="Montserrat" w:cs="Times New Roman"/>
           <w:i/>
           <w:sz w:val="24"/>
           <w:szCs w:val="24"/>
@@ -160,7 +218,7 @@
       </w:r>
       <w:r>
         <w:rPr>
-          <w:rFonts w:ascii="Times New Roman" w:hAnsi="Times New Roman" w:cs="Times New Roman"/>
+          <w:rFonts w:ascii="Montserrat" w:hAnsi="Montserrat" w:cs="Times New Roman"/>
           <w:sz w:val="24"/>
           <w:szCs w:val="24"/>
         </w:rPr>
@@ -168,7 +226,7 @@
       </w:r>
       <w:r>
         <w:rPr>
-          <w:rFonts w:ascii="Times New Roman" w:hAnsi="Times New Roman" w:cs="Times New Roman"/>
+          <w:rFonts w:ascii="Montserrat" w:hAnsi="Montserrat" w:cs="Times New Roman"/>
           <w:i/>
           <w:sz w:val="24"/>
           <w:szCs w:val="24"/>
@@ -177,7 +235,7 @@
       </w:r>
       <w:r>
         <w:rPr>
-          <w:rFonts w:ascii="Times New Roman" w:hAnsi="Times New Roman" w:cs="Times New Roman"/>
+          <w:rFonts w:ascii="Montserrat" w:hAnsi="Montserrat" w:cs="Times New Roman"/>
           <w:sz w:val="24"/>
           <w:szCs w:val="24"/>
         </w:rPr>
@@ -189,14 +247,14 @@
         <w:spacing w:after="0" w:line="360" w:lineRule="auto"/>
         <w:jc w:val="both"/>
         <w:rPr>
-          <w:rFonts w:ascii="Times New Roman" w:hAnsi="Times New Roman" w:cs="Times New Roman"/>
-          <w:sz w:val="24"/>
-          <w:szCs w:val="24"/>
-        </w:rPr>
-      </w:pPr>
-      <w:r>
-        <w:rPr>
-          <w:rFonts w:ascii="Times New Roman" w:hAnsi="Times New Roman" w:cs="Times New Roman"/>
+          <w:rFonts w:ascii="Montserrat" w:hAnsi="Montserrat" w:cs="Times New Roman"/>
+          <w:sz w:val="24"/>
+          <w:szCs w:val="24"/>
+        </w:rPr>
+      </w:pPr>
+      <w:r>
+        <w:rPr>
+          <w:rFonts w:ascii="Montserrat" w:hAnsi="Montserrat" w:cs="Times New Roman"/>
           <w:sz w:val="24"/>
           <w:szCs w:val="24"/>
         </w:rPr>
@@ -209,14 +267,14 @@
         <w:spacing w:after="0" w:line="360" w:lineRule="auto"/>
         <w:jc w:val="both"/>
         <w:rPr>
-          <w:rFonts w:ascii="Times New Roman" w:hAnsi="Times New Roman" w:cs="Times New Roman"/>
-          <w:sz w:val="24"/>
-          <w:szCs w:val="24"/>
-        </w:rPr>
-      </w:pPr>
-      <w:r>
-        <w:rPr>
-          <w:rFonts w:ascii="Times New Roman" w:hAnsi="Times New Roman" w:cs="Times New Roman"/>
+          <w:rFonts w:ascii="Montserrat" w:hAnsi="Montserrat" w:cs="Times New Roman"/>
+          <w:sz w:val="24"/>
+          <w:szCs w:val="24"/>
+        </w:rPr>
+      </w:pPr>
+      <w:r>
+        <w:rPr>
+          <w:rFonts w:ascii="Montserrat" w:hAnsi="Montserrat" w:cs="Times New Roman"/>
           <w:sz w:val="24"/>
           <w:szCs w:val="24"/>
         </w:rPr>
@@ -225,7 +283,7 @@
       </w:r>
       <w:r>
         <w:rPr>
-          <w:rFonts w:ascii="Times New Roman" w:hAnsi="Times New Roman" w:cs="Times New Roman"/>
+          <w:rFonts w:ascii="Montserrat" w:hAnsi="Montserrat" w:cs="Times New Roman"/>
           <w:i/>
           <w:sz w:val="24"/>
           <w:szCs w:val="24"/>
@@ -234,7 +292,7 @@
       </w:r>
       <w:r>
         <w:rPr>
-          <w:rFonts w:ascii="Times New Roman" w:hAnsi="Times New Roman" w:cs="Times New Roman"/>
+          <w:rFonts w:ascii="Montserrat" w:hAnsi="Montserrat" w:cs="Times New Roman"/>
           <w:sz w:val="24"/>
           <w:szCs w:val="24"/>
         </w:rPr>
@@ -242,7 +300,7 @@
       </w:r>
       <w:r>
         <w:rPr>
-          <w:rFonts w:ascii="Times New Roman" w:hAnsi="Times New Roman" w:cs="Times New Roman"/>
+          <w:rFonts w:ascii="Montserrat" w:hAnsi="Montserrat" w:cs="Times New Roman"/>
           <w:i/>
           <w:sz w:val="24"/>
           <w:szCs w:val="24"/>
@@ -251,7 +309,7 @@
       </w:r>
       <w:r>
         <w:rPr>
-          <w:rFonts w:ascii="Times New Roman" w:hAnsi="Times New Roman" w:cs="Times New Roman"/>
+          <w:rFonts w:ascii="Montserrat" w:hAnsi="Montserrat" w:cs="Times New Roman"/>
           <w:sz w:val="24"/>
           <w:szCs w:val="24"/>
         </w:rPr>
@@ -263,51 +321,42 @@
         <w:spacing w:after="0" w:line="360" w:lineRule="auto"/>
         <w:jc w:val="both"/>
         <w:rPr>
-          <w:rFonts w:ascii="Times New Roman" w:hAnsi="Times New Roman" w:cs="Times New Roman"/>
-          <w:sz w:val="24"/>
-          <w:szCs w:val="24"/>
-        </w:rPr>
-      </w:pPr>
-      <w:r>
-        <w:rPr>
-          <w:rFonts w:ascii="Times New Roman" w:hAnsi="Times New Roman" w:cs="Times New Roman"/>
-          <w:sz w:val="24"/>
-          <w:szCs w:val="24"/>
-        </w:rPr>
-        <w:tab/>
-        <w:t xml:space="preserve">“With your indulgence, Unique, I appear tonight with a suit for claim,” she said tightly. Everything about her was tight. Her lips, her stance—even the glare in her eyes—hinted that fury, and not fealty had stirred in her heart. Av held her breath, watching her </w:t>
-      </w:r>
-      <w:r>
-        <w:rPr>
-          <w:rFonts w:ascii="Times New Roman" w:hAnsi="Times New Roman" w:cs="Times New Roman"/>
-          <w:sz w:val="24"/>
-          <w:szCs w:val="24"/>
-        </w:rPr>
-        <w:lastRenderedPageBreak/>
-        <w:t xml:space="preserve">patron’s eyes. Ara had mentioned the risk involved in getting her adoption confirmed. Ara was a powerful individual. The head of one of the three oldest households on Ajea. But she was still only a House Lord, and a Peer of the Court. </w:t>
-      </w:r>
-    </w:p>
-    <w:p>
-      <w:pPr>
-        <w:spacing w:after="0" w:line="360" w:lineRule="auto"/>
-        <w:jc w:val="both"/>
-        <w:rPr>
-          <w:rFonts w:ascii="Times New Roman" w:hAnsi="Times New Roman" w:cs="Times New Roman"/>
-          <w:sz w:val="24"/>
-          <w:szCs w:val="24"/>
-        </w:rPr>
-      </w:pPr>
-      <w:r>
-        <w:rPr>
-          <w:rFonts w:ascii="Times New Roman" w:hAnsi="Times New Roman" w:cs="Times New Roman"/>
-          <w:sz w:val="24"/>
-          <w:szCs w:val="24"/>
-        </w:rPr>
-        <w:tab/>
-      </w:r>
-      <w:r>
-        <w:rPr>
-          <w:rFonts w:ascii="Times New Roman" w:hAnsi="Times New Roman" w:cs="Times New Roman"/>
+          <w:rFonts w:ascii="Montserrat" w:hAnsi="Montserrat" w:cs="Times New Roman"/>
+          <w:sz w:val="24"/>
+          <w:szCs w:val="24"/>
+        </w:rPr>
+      </w:pPr>
+      <w:r>
+        <w:rPr>
+          <w:rFonts w:ascii="Montserrat" w:hAnsi="Montserrat" w:cs="Times New Roman"/>
+          <w:sz w:val="24"/>
+          <w:szCs w:val="24"/>
+        </w:rPr>
+        <w:tab/>
+        <w:t xml:space="preserve">“With your indulgence, Unique, I appear tonight with a suit for claim,” she said tightly. Everything about her was tight. Her lips, her stance—even the glare in her eyes—hinted that fury, and not fealty had stirred in her heart. Av held her breath, watching her patron’s eyes. Ara had mentioned the risk involved in getting her adoption confirmed. Ara was a powerful individual. The head of one of the three oldest households on Ajea. But she was still only a House Lord, and a Peer of the Court. </w:t>
+      </w:r>
+    </w:p>
+    <w:p>
+      <w:pPr>
+        <w:spacing w:after="0" w:line="360" w:lineRule="auto"/>
+        <w:jc w:val="both"/>
+        <w:rPr>
+          <w:rFonts w:ascii="Montserrat" w:hAnsi="Montserrat" w:cs="Times New Roman"/>
+          <w:sz w:val="24"/>
+          <w:szCs w:val="24"/>
+        </w:rPr>
+      </w:pPr>
+      <w:r>
+        <w:rPr>
+          <w:rFonts w:ascii="Montserrat" w:hAnsi="Montserrat" w:cs="Times New Roman"/>
+          <w:sz w:val="24"/>
+          <w:szCs w:val="24"/>
+        </w:rPr>
+        <w:tab/>
+      </w:r>
+      <w:r>
+        <w:rPr>
+          <w:rFonts w:ascii="Montserrat" w:hAnsi="Montserrat" w:cs="Times New Roman"/>
           <w:i/>
           <w:sz w:val="24"/>
           <w:szCs w:val="24"/>
@@ -316,7 +365,7 @@
       </w:r>
       <w:r>
         <w:rPr>
-          <w:rFonts w:ascii="Times New Roman" w:hAnsi="Times New Roman" w:cs="Times New Roman"/>
+          <w:rFonts w:ascii="Montserrat" w:hAnsi="Montserrat" w:cs="Times New Roman"/>
           <w:sz w:val="24"/>
           <w:szCs w:val="24"/>
         </w:rPr>
@@ -328,14 +377,14 @@
         <w:spacing w:after="0" w:line="360" w:lineRule="auto"/>
         <w:jc w:val="both"/>
         <w:rPr>
-          <w:rFonts w:ascii="Times New Roman" w:hAnsi="Times New Roman" w:cs="Times New Roman"/>
-          <w:sz w:val="24"/>
-          <w:szCs w:val="24"/>
-        </w:rPr>
-      </w:pPr>
-      <w:r>
-        <w:rPr>
-          <w:rFonts w:ascii="Times New Roman" w:hAnsi="Times New Roman" w:cs="Times New Roman"/>
+          <w:rFonts w:ascii="Montserrat" w:hAnsi="Montserrat" w:cs="Times New Roman"/>
+          <w:sz w:val="24"/>
+          <w:szCs w:val="24"/>
+        </w:rPr>
+      </w:pPr>
+      <w:r>
+        <w:rPr>
+          <w:rFonts w:ascii="Montserrat" w:hAnsi="Montserrat" w:cs="Times New Roman"/>
           <w:sz w:val="24"/>
           <w:szCs w:val="24"/>
         </w:rPr>
@@ -344,7 +393,7 @@
       </w:r>
       <w:r>
         <w:rPr>
-          <w:rFonts w:ascii="Times New Roman" w:hAnsi="Times New Roman" w:cs="Times New Roman"/>
+          <w:rFonts w:ascii="Montserrat" w:hAnsi="Montserrat" w:cs="Times New Roman"/>
           <w:i/>
           <w:sz w:val="24"/>
           <w:szCs w:val="24"/>
@@ -353,7 +402,7 @@
       </w:r>
       <w:r>
         <w:rPr>
-          <w:rFonts w:ascii="Times New Roman" w:hAnsi="Times New Roman" w:cs="Times New Roman"/>
+          <w:rFonts w:ascii="Montserrat" w:hAnsi="Montserrat" w:cs="Times New Roman"/>
           <w:sz w:val="24"/>
           <w:szCs w:val="24"/>
         </w:rPr>
@@ -365,14 +414,14 @@
         <w:spacing w:after="0" w:line="360" w:lineRule="auto"/>
         <w:jc w:val="both"/>
         <w:rPr>
-          <w:rFonts w:ascii="Times New Roman" w:hAnsi="Times New Roman" w:cs="Times New Roman"/>
-          <w:sz w:val="24"/>
-          <w:szCs w:val="24"/>
-        </w:rPr>
-      </w:pPr>
-      <w:r>
-        <w:rPr>
-          <w:rFonts w:ascii="Times New Roman" w:hAnsi="Times New Roman" w:cs="Times New Roman"/>
+          <w:rFonts w:ascii="Montserrat" w:hAnsi="Montserrat" w:cs="Times New Roman"/>
+          <w:sz w:val="24"/>
+          <w:szCs w:val="24"/>
+        </w:rPr>
+      </w:pPr>
+      <w:r>
+        <w:rPr>
+          <w:rFonts w:ascii="Montserrat" w:hAnsi="Montserrat" w:cs="Times New Roman"/>
           <w:sz w:val="24"/>
           <w:szCs w:val="24"/>
         </w:rPr>
@@ -385,24 +434,23 @@
         <w:spacing w:after="0" w:line="360" w:lineRule="auto"/>
         <w:jc w:val="both"/>
         <w:rPr>
-          <w:rFonts w:ascii="Times New Roman" w:hAnsi="Times New Roman" w:cs="Times New Roman"/>
-          <w:sz w:val="24"/>
-          <w:szCs w:val="24"/>
-        </w:rPr>
-      </w:pPr>
-      <w:r>
-        <w:rPr>
-          <w:rFonts w:ascii="Times New Roman" w:hAnsi="Times New Roman" w:cs="Times New Roman"/>
-          <w:sz w:val="24"/>
-          <w:szCs w:val="24"/>
-        </w:rPr>
-        <w:lastRenderedPageBreak/>
+          <w:rFonts w:ascii="Montserrat" w:hAnsi="Montserrat" w:cs="Times New Roman"/>
+          <w:sz w:val="24"/>
+          <w:szCs w:val="24"/>
+        </w:rPr>
+      </w:pPr>
+      <w:r>
+        <w:rPr>
+          <w:rFonts w:ascii="Montserrat" w:hAnsi="Montserrat" w:cs="Times New Roman"/>
+          <w:sz w:val="24"/>
+          <w:szCs w:val="24"/>
+        </w:rPr>
         <w:tab/>
         <w:t xml:space="preserve">The lord of the court turned her back to them and slowly paced away. Av’s brows creased, her mind raced in search of a context for what was happening. Av struggled to recall ever having heard mention of a house in exile, but she came up dry. When the </w:t>
       </w:r>
       <w:r>
         <w:rPr>
-          <w:rFonts w:ascii="Times New Roman" w:hAnsi="Times New Roman" w:cs="Times New Roman"/>
+          <w:rFonts w:ascii="Montserrat" w:hAnsi="Montserrat" w:cs="Times New Roman"/>
           <w:i/>
           <w:sz w:val="24"/>
           <w:szCs w:val="24"/>
@@ -411,7 +459,7 @@
       </w:r>
       <w:r>
         <w:rPr>
-          <w:rFonts w:ascii="Times New Roman" w:hAnsi="Times New Roman" w:cs="Times New Roman"/>
+          <w:rFonts w:ascii="Montserrat" w:hAnsi="Montserrat" w:cs="Times New Roman"/>
           <w:sz w:val="24"/>
           <w:szCs w:val="24"/>
         </w:rPr>
@@ -423,14 +471,14 @@
         <w:spacing w:after="0" w:line="360" w:lineRule="auto"/>
         <w:jc w:val="both"/>
         <w:rPr>
-          <w:rFonts w:ascii="Times New Roman" w:hAnsi="Times New Roman" w:cs="Times New Roman"/>
-          <w:sz w:val="24"/>
-          <w:szCs w:val="24"/>
-        </w:rPr>
-      </w:pPr>
-      <w:r>
-        <w:rPr>
-          <w:rFonts w:ascii="Times New Roman" w:hAnsi="Times New Roman" w:cs="Times New Roman"/>
+          <w:rFonts w:ascii="Montserrat" w:hAnsi="Montserrat" w:cs="Times New Roman"/>
+          <w:sz w:val="24"/>
+          <w:szCs w:val="24"/>
+        </w:rPr>
+      </w:pPr>
+      <w:r>
+        <w:rPr>
+          <w:rFonts w:ascii="Montserrat" w:hAnsi="Montserrat" w:cs="Times New Roman"/>
           <w:sz w:val="24"/>
           <w:szCs w:val="24"/>
         </w:rPr>
@@ -439,7 +487,7 @@
       </w:r>
       <w:r>
         <w:rPr>
-          <w:rFonts w:ascii="Times New Roman" w:hAnsi="Times New Roman" w:cs="Times New Roman"/>
+          <w:rFonts w:ascii="Montserrat" w:hAnsi="Montserrat" w:cs="Times New Roman"/>
           <w:i/>
           <w:sz w:val="24"/>
           <w:szCs w:val="24"/>
@@ -448,7 +496,7 @@
       </w:r>
       <w:r>
         <w:rPr>
-          <w:rFonts w:ascii="Times New Roman" w:hAnsi="Times New Roman" w:cs="Times New Roman"/>
+          <w:rFonts w:ascii="Montserrat" w:hAnsi="Montserrat" w:cs="Times New Roman"/>
           <w:sz w:val="24"/>
           <w:szCs w:val="24"/>
         </w:rPr>
@@ -456,7 +504,7 @@
       </w:r>
       <w:r>
         <w:rPr>
-          <w:rFonts w:ascii="Times New Roman" w:hAnsi="Times New Roman" w:cs="Times New Roman"/>
+          <w:rFonts w:ascii="Montserrat" w:hAnsi="Montserrat" w:cs="Times New Roman"/>
           <w:i/>
           <w:sz w:val="24"/>
           <w:szCs w:val="24"/>
@@ -465,7 +513,7 @@
       </w:r>
       <w:r>
         <w:rPr>
-          <w:rFonts w:ascii="Times New Roman" w:hAnsi="Times New Roman" w:cs="Times New Roman"/>
+          <w:rFonts w:ascii="Montserrat" w:hAnsi="Montserrat" w:cs="Times New Roman"/>
           <w:sz w:val="24"/>
           <w:szCs w:val="24"/>
         </w:rPr>
@@ -477,14 +525,14 @@
         <w:spacing w:after="0" w:line="360" w:lineRule="auto"/>
         <w:jc w:val="both"/>
         <w:rPr>
-          <w:rFonts w:ascii="Times New Roman" w:hAnsi="Times New Roman" w:cs="Times New Roman"/>
-          <w:sz w:val="24"/>
-          <w:szCs w:val="24"/>
-        </w:rPr>
-      </w:pPr>
-      <w:r>
-        <w:rPr>
-          <w:rFonts w:ascii="Times New Roman" w:hAnsi="Times New Roman" w:cs="Times New Roman"/>
+          <w:rFonts w:ascii="Montserrat" w:hAnsi="Montserrat" w:cs="Times New Roman"/>
+          <w:sz w:val="24"/>
+          <w:szCs w:val="24"/>
+        </w:rPr>
+      </w:pPr>
+      <w:r>
+        <w:rPr>
+          <w:rFonts w:ascii="Montserrat" w:hAnsi="Montserrat" w:cs="Times New Roman"/>
           <w:sz w:val="24"/>
           <w:szCs w:val="24"/>
         </w:rPr>
@@ -497,14 +545,14 @@
         <w:spacing w:after="0" w:line="360" w:lineRule="auto"/>
         <w:jc w:val="both"/>
         <w:rPr>
-          <w:rFonts w:ascii="Times New Roman" w:hAnsi="Times New Roman" w:cs="Times New Roman"/>
-          <w:sz w:val="24"/>
-          <w:szCs w:val="24"/>
-        </w:rPr>
-      </w:pPr>
-      <w:r>
-        <w:rPr>
-          <w:rFonts w:ascii="Times New Roman" w:hAnsi="Times New Roman" w:cs="Times New Roman"/>
+          <w:rFonts w:ascii="Montserrat" w:hAnsi="Montserrat" w:cs="Times New Roman"/>
+          <w:sz w:val="24"/>
+          <w:szCs w:val="24"/>
+        </w:rPr>
+      </w:pPr>
+      <w:r>
+        <w:rPr>
+          <w:rFonts w:ascii="Montserrat" w:hAnsi="Montserrat" w:cs="Times New Roman"/>
           <w:sz w:val="24"/>
           <w:szCs w:val="24"/>
         </w:rPr>
@@ -517,14 +565,14 @@
         <w:spacing w:after="0" w:line="360" w:lineRule="auto"/>
         <w:jc w:val="both"/>
         <w:rPr>
-          <w:rFonts w:ascii="Times New Roman" w:hAnsi="Times New Roman" w:cs="Times New Roman"/>
-          <w:sz w:val="24"/>
-          <w:szCs w:val="24"/>
-        </w:rPr>
-      </w:pPr>
-      <w:r>
-        <w:rPr>
-          <w:rFonts w:ascii="Times New Roman" w:hAnsi="Times New Roman" w:cs="Times New Roman"/>
+          <w:rFonts w:ascii="Montserrat" w:hAnsi="Montserrat" w:cs="Times New Roman"/>
+          <w:sz w:val="24"/>
+          <w:szCs w:val="24"/>
+        </w:rPr>
+      </w:pPr>
+      <w:r>
+        <w:rPr>
+          <w:rFonts w:ascii="Montserrat" w:hAnsi="Montserrat" w:cs="Times New Roman"/>
           <w:sz w:val="24"/>
           <w:szCs w:val="24"/>
         </w:rPr>
@@ -537,14 +585,14 @@
         <w:spacing w:after="0" w:line="360" w:lineRule="auto"/>
         <w:jc w:val="both"/>
         <w:rPr>
-          <w:rFonts w:ascii="Times New Roman" w:hAnsi="Times New Roman" w:cs="Times New Roman"/>
-          <w:sz w:val="24"/>
-          <w:szCs w:val="24"/>
-        </w:rPr>
-      </w:pPr>
-      <w:r>
-        <w:rPr>
-          <w:rFonts w:ascii="Times New Roman" w:hAnsi="Times New Roman" w:cs="Times New Roman"/>
+          <w:rFonts w:ascii="Montserrat" w:hAnsi="Montserrat" w:cs="Times New Roman"/>
+          <w:sz w:val="24"/>
+          <w:szCs w:val="24"/>
+        </w:rPr>
+      </w:pPr>
+      <w:r>
+        <w:rPr>
+          <w:rFonts w:ascii="Montserrat" w:hAnsi="Montserrat" w:cs="Times New Roman"/>
           <w:sz w:val="24"/>
           <w:szCs w:val="24"/>
         </w:rPr>
@@ -557,24 +605,23 @@
         <w:spacing w:after="0" w:line="360" w:lineRule="auto"/>
         <w:jc w:val="both"/>
         <w:rPr>
-          <w:rFonts w:ascii="Times New Roman" w:hAnsi="Times New Roman" w:cs="Times New Roman"/>
-          <w:sz w:val="24"/>
-          <w:szCs w:val="24"/>
-        </w:rPr>
-      </w:pPr>
-      <w:r>
-        <w:rPr>
-          <w:rFonts w:ascii="Times New Roman" w:hAnsi="Times New Roman" w:cs="Times New Roman"/>
-          <w:sz w:val="24"/>
-          <w:szCs w:val="24"/>
-        </w:rPr>
-        <w:lastRenderedPageBreak/>
+          <w:rFonts w:ascii="Montserrat" w:hAnsi="Montserrat" w:cs="Times New Roman"/>
+          <w:sz w:val="24"/>
+          <w:szCs w:val="24"/>
+        </w:rPr>
+      </w:pPr>
+      <w:r>
+        <w:rPr>
+          <w:rFonts w:ascii="Montserrat" w:hAnsi="Montserrat" w:cs="Times New Roman"/>
+          <w:sz w:val="24"/>
+          <w:szCs w:val="24"/>
+        </w:rPr>
         <w:tab/>
         <w:t>“No, it is not. But not the way you think,” Ara said with an added edge to her voice. Av glared in the darkness, she could feel the angry thoughts of the crowd demanding—</w:t>
       </w:r>
       <w:r>
         <w:rPr>
-          <w:rFonts w:ascii="Times New Roman" w:hAnsi="Times New Roman" w:cs="Times New Roman"/>
+          <w:rFonts w:ascii="Montserrat" w:hAnsi="Montserrat" w:cs="Times New Roman"/>
           <w:i/>
           <w:sz w:val="24"/>
           <w:szCs w:val="24"/>
@@ -583,7 +630,7 @@
       </w:r>
       <w:r>
         <w:rPr>
-          <w:rFonts w:ascii="Times New Roman" w:hAnsi="Times New Roman" w:cs="Times New Roman"/>
+          <w:rFonts w:ascii="Montserrat" w:hAnsi="Montserrat" w:cs="Times New Roman"/>
           <w:sz w:val="24"/>
           <w:szCs w:val="24"/>
         </w:rPr>
@@ -591,7 +638,7 @@
       </w:r>
       <w:r>
         <w:rPr>
-          <w:rFonts w:ascii="Times New Roman" w:hAnsi="Times New Roman" w:cs="Times New Roman"/>
+          <w:rFonts w:ascii="Montserrat" w:hAnsi="Montserrat" w:cs="Times New Roman"/>
           <w:i/>
           <w:sz w:val="24"/>
           <w:szCs w:val="24"/>
@@ -600,7 +647,7 @@
       </w:r>
       <w:r>
         <w:rPr>
-          <w:rFonts w:ascii="Times New Roman" w:hAnsi="Times New Roman" w:cs="Times New Roman"/>
+          <w:rFonts w:ascii="Montserrat" w:hAnsi="Montserrat" w:cs="Times New Roman"/>
           <w:sz w:val="24"/>
           <w:szCs w:val="24"/>
         </w:rPr>
@@ -612,14 +659,14 @@
         <w:spacing w:after="0" w:line="360" w:lineRule="auto"/>
         <w:jc w:val="both"/>
         <w:rPr>
-          <w:rFonts w:ascii="Times New Roman" w:hAnsi="Times New Roman" w:cs="Times New Roman"/>
-          <w:sz w:val="24"/>
-          <w:szCs w:val="24"/>
-        </w:rPr>
-      </w:pPr>
-      <w:r>
-        <w:rPr>
-          <w:rFonts w:ascii="Times New Roman" w:hAnsi="Times New Roman" w:cs="Times New Roman"/>
+          <w:rFonts w:ascii="Montserrat" w:hAnsi="Montserrat" w:cs="Times New Roman"/>
+          <w:sz w:val="24"/>
+          <w:szCs w:val="24"/>
+        </w:rPr>
+      </w:pPr>
+      <w:r>
+        <w:rPr>
+          <w:rFonts w:ascii="Montserrat" w:hAnsi="Montserrat" w:cs="Times New Roman"/>
           <w:sz w:val="24"/>
           <w:szCs w:val="24"/>
         </w:rPr>
@@ -632,14 +679,14 @@
         <w:spacing w:after="0" w:line="360" w:lineRule="auto"/>
         <w:jc w:val="both"/>
         <w:rPr>
-          <w:rFonts w:ascii="Times New Roman" w:hAnsi="Times New Roman" w:cs="Times New Roman"/>
-          <w:sz w:val="24"/>
-          <w:szCs w:val="24"/>
-        </w:rPr>
-      </w:pPr>
-      <w:r>
-        <w:rPr>
-          <w:rFonts w:ascii="Times New Roman" w:hAnsi="Times New Roman" w:cs="Times New Roman"/>
+          <w:rFonts w:ascii="Montserrat" w:hAnsi="Montserrat" w:cs="Times New Roman"/>
+          <w:sz w:val="24"/>
+          <w:szCs w:val="24"/>
+        </w:rPr>
+      </w:pPr>
+      <w:r>
+        <w:rPr>
+          <w:rFonts w:ascii="Montserrat" w:hAnsi="Montserrat" w:cs="Times New Roman"/>
           <w:sz w:val="24"/>
           <w:szCs w:val="24"/>
         </w:rPr>
@@ -652,14 +699,14 @@
         <w:spacing w:after="0" w:line="360" w:lineRule="auto"/>
         <w:jc w:val="both"/>
         <w:rPr>
-          <w:rFonts w:ascii="Times New Roman" w:hAnsi="Times New Roman" w:cs="Times New Roman"/>
-          <w:sz w:val="24"/>
-          <w:szCs w:val="24"/>
-        </w:rPr>
-      </w:pPr>
-      <w:r>
-        <w:rPr>
-          <w:rFonts w:ascii="Times New Roman" w:hAnsi="Times New Roman" w:cs="Times New Roman"/>
+          <w:rFonts w:ascii="Montserrat" w:hAnsi="Montserrat" w:cs="Times New Roman"/>
+          <w:sz w:val="24"/>
+          <w:szCs w:val="24"/>
+        </w:rPr>
+      </w:pPr>
+      <w:r>
+        <w:rPr>
+          <w:rFonts w:ascii="Montserrat" w:hAnsi="Montserrat" w:cs="Times New Roman"/>
           <w:sz w:val="24"/>
           <w:szCs w:val="24"/>
         </w:rPr>
@@ -668,7 +715,7 @@
       </w:r>
       <w:r>
         <w:rPr>
-          <w:rFonts w:ascii="Times New Roman" w:hAnsi="Times New Roman" w:cs="Times New Roman"/>
+          <w:rFonts w:ascii="Montserrat" w:hAnsi="Montserrat" w:cs="Times New Roman"/>
           <w:i/>
           <w:sz w:val="24"/>
           <w:szCs w:val="24"/>
@@ -677,24 +724,15 @@
       </w:r>
       <w:r>
         <w:rPr>
-          <w:rFonts w:ascii="Times New Roman" w:hAnsi="Times New Roman" w:cs="Times New Roman"/>
-          <w:sz w:val="24"/>
-          <w:szCs w:val="24"/>
-        </w:rPr>
-        <w:t xml:space="preserve"> is properly a ward of the Court. I, as the Lord of the Court, am required to act as her patron. As a member of a House in Exile, she is unpromised, but presumed innocent of the charges against her House. As an Image of the Goddess, she is further immune to the </w:t>
-      </w:r>
-      <w:r>
-        <w:rPr>
-          <w:rFonts w:ascii="Times New Roman" w:hAnsi="Times New Roman" w:cs="Times New Roman"/>
-          <w:sz w:val="24"/>
-          <w:szCs w:val="24"/>
-        </w:rPr>
-        <w:lastRenderedPageBreak/>
-        <w:t xml:space="preserve">limitations of the unpromised and unnamed, so I charge you to see she is prepared for the full obligations of her role.” The </w:t>
-      </w:r>
-      <w:r>
-        <w:rPr>
-          <w:rFonts w:ascii="Times New Roman" w:hAnsi="Times New Roman" w:cs="Times New Roman"/>
+          <w:rFonts w:ascii="Montserrat" w:hAnsi="Montserrat" w:cs="Times New Roman"/>
+          <w:sz w:val="24"/>
+          <w:szCs w:val="24"/>
+        </w:rPr>
+        <w:t xml:space="preserve"> is properly a ward of the Court. I, as the Lord of the Court, am required to act as her patron. As a member of a House in Exile, she is unpromised, but presumed innocent of the charges against her House. As an Image of the Goddess, she is further immune to the limitations of the unpromised and unnamed, so I charge you to see she is prepared for the full obligations of her role.” The </w:t>
+      </w:r>
+      <w:r>
+        <w:rPr>
+          <w:rFonts w:ascii="Montserrat" w:hAnsi="Montserrat" w:cs="Times New Roman"/>
           <w:i/>
           <w:sz w:val="24"/>
           <w:szCs w:val="24"/>
@@ -703,7 +741,7 @@
       </w:r>
       <w:r>
         <w:rPr>
-          <w:rFonts w:ascii="Times New Roman" w:hAnsi="Times New Roman" w:cs="Times New Roman"/>
+          <w:rFonts w:ascii="Montserrat" w:hAnsi="Montserrat" w:cs="Times New Roman"/>
           <w:sz w:val="24"/>
           <w:szCs w:val="24"/>
         </w:rPr>
@@ -711,7 +749,7 @@
       </w:r>
       <w:r>
         <w:rPr>
-          <w:rFonts w:ascii="Times New Roman" w:hAnsi="Times New Roman" w:cs="Times New Roman"/>
+          <w:rFonts w:ascii="Montserrat" w:hAnsi="Montserrat" w:cs="Times New Roman"/>
           <w:i/>
           <w:sz w:val="24"/>
           <w:szCs w:val="24"/>
@@ -720,7 +758,7 @@
       </w:r>
       <w:r>
         <w:rPr>
-          <w:rFonts w:ascii="Times New Roman" w:hAnsi="Times New Roman" w:cs="Times New Roman"/>
+          <w:rFonts w:ascii="Montserrat" w:hAnsi="Montserrat" w:cs="Times New Roman"/>
           <w:sz w:val="24"/>
           <w:szCs w:val="24"/>
         </w:rPr>
@@ -728,7 +766,7 @@
       </w:r>
       <w:r>
         <w:rPr>
-          <w:rFonts w:ascii="Times New Roman" w:hAnsi="Times New Roman" w:cs="Times New Roman"/>
+          <w:rFonts w:ascii="Montserrat" w:hAnsi="Montserrat" w:cs="Times New Roman"/>
           <w:i/>
           <w:sz w:val="24"/>
           <w:szCs w:val="24"/>
@@ -737,7 +775,7 @@
       </w:r>
       <w:r>
         <w:rPr>
-          <w:rFonts w:ascii="Times New Roman" w:hAnsi="Times New Roman" w:cs="Times New Roman"/>
+          <w:rFonts w:ascii="Montserrat" w:hAnsi="Montserrat" w:cs="Times New Roman"/>
           <w:sz w:val="24"/>
           <w:szCs w:val="24"/>
         </w:rPr>
@@ -749,14 +787,14 @@
         <w:spacing w:after="0" w:line="360" w:lineRule="auto"/>
         <w:jc w:val="both"/>
         <w:rPr>
-          <w:rFonts w:ascii="Times New Roman" w:hAnsi="Times New Roman" w:cs="Times New Roman"/>
-          <w:sz w:val="24"/>
-          <w:szCs w:val="24"/>
-        </w:rPr>
-      </w:pPr>
-      <w:r>
-        <w:rPr>
-          <w:rFonts w:ascii="Times New Roman" w:hAnsi="Times New Roman" w:cs="Times New Roman"/>
+          <w:rFonts w:ascii="Montserrat" w:hAnsi="Montserrat" w:cs="Times New Roman"/>
+          <w:sz w:val="24"/>
+          <w:szCs w:val="24"/>
+        </w:rPr>
+      </w:pPr>
+      <w:r>
+        <w:rPr>
+          <w:rFonts w:ascii="Montserrat" w:hAnsi="Montserrat" w:cs="Times New Roman"/>
           <w:sz w:val="24"/>
           <w:szCs w:val="24"/>
         </w:rPr>
@@ -765,7 +803,7 @@
       </w:r>
       <w:r>
         <w:rPr>
-          <w:rFonts w:ascii="Times New Roman" w:hAnsi="Times New Roman" w:cs="Times New Roman"/>
+          <w:rFonts w:ascii="Montserrat" w:hAnsi="Montserrat" w:cs="Times New Roman"/>
           <w:i/>
           <w:sz w:val="24"/>
           <w:szCs w:val="24"/>
@@ -774,7 +812,7 @@
       </w:r>
       <w:r>
         <w:rPr>
-          <w:rFonts w:ascii="Times New Roman" w:hAnsi="Times New Roman" w:cs="Times New Roman"/>
+          <w:rFonts w:ascii="Montserrat" w:hAnsi="Montserrat" w:cs="Times New Roman"/>
           <w:sz w:val="24"/>
           <w:szCs w:val="24"/>
         </w:rPr>
@@ -786,14 +824,14 @@
         <w:spacing w:after="0" w:line="360" w:lineRule="auto"/>
         <w:jc w:val="both"/>
         <w:rPr>
-          <w:rFonts w:ascii="Times New Roman" w:hAnsi="Times New Roman" w:cs="Times New Roman"/>
-          <w:sz w:val="24"/>
-          <w:szCs w:val="24"/>
-        </w:rPr>
-      </w:pPr>
-      <w:r>
-        <w:rPr>
-          <w:rFonts w:ascii="Times New Roman" w:hAnsi="Times New Roman" w:cs="Times New Roman"/>
+          <w:rFonts w:ascii="Montserrat" w:hAnsi="Montserrat" w:cs="Times New Roman"/>
+          <w:sz w:val="24"/>
+          <w:szCs w:val="24"/>
+        </w:rPr>
+      </w:pPr>
+      <w:r>
+        <w:rPr>
+          <w:rFonts w:ascii="Montserrat" w:hAnsi="Montserrat" w:cs="Times New Roman"/>
           <w:sz w:val="24"/>
           <w:szCs w:val="24"/>
         </w:rPr>
@@ -802,7 +840,7 @@
       </w:r>
       <w:r>
         <w:rPr>
-          <w:rFonts w:ascii="Times New Roman" w:hAnsi="Times New Roman" w:cs="Times New Roman"/>
+          <w:rFonts w:ascii="Montserrat" w:hAnsi="Montserrat" w:cs="Times New Roman"/>
           <w:i/>
           <w:sz w:val="24"/>
           <w:szCs w:val="24"/>
@@ -811,7 +849,7 @@
       </w:r>
       <w:r>
         <w:rPr>
-          <w:rFonts w:ascii="Times New Roman" w:hAnsi="Times New Roman" w:cs="Times New Roman"/>
+          <w:rFonts w:ascii="Montserrat" w:hAnsi="Montserrat" w:cs="Times New Roman"/>
           <w:sz w:val="24"/>
           <w:szCs w:val="24"/>
         </w:rPr>
@@ -823,14 +861,14 @@
         <w:spacing w:after="0" w:line="360" w:lineRule="auto"/>
         <w:jc w:val="both"/>
         <w:rPr>
-          <w:rFonts w:ascii="Times New Roman" w:hAnsi="Times New Roman" w:cs="Times New Roman"/>
-          <w:sz w:val="24"/>
-          <w:szCs w:val="24"/>
-        </w:rPr>
-      </w:pPr>
-      <w:r>
-        <w:rPr>
-          <w:rFonts w:ascii="Times New Roman" w:hAnsi="Times New Roman" w:cs="Times New Roman"/>
+          <w:rFonts w:ascii="Montserrat" w:hAnsi="Montserrat" w:cs="Times New Roman"/>
+          <w:sz w:val="24"/>
+          <w:szCs w:val="24"/>
+        </w:rPr>
+      </w:pPr>
+      <w:r>
+        <w:rPr>
+          <w:rFonts w:ascii="Montserrat" w:hAnsi="Montserrat" w:cs="Times New Roman"/>
           <w:sz w:val="24"/>
           <w:szCs w:val="24"/>
         </w:rPr>
@@ -843,14 +881,14 @@
         <w:spacing w:after="0" w:line="360" w:lineRule="auto"/>
         <w:jc w:val="both"/>
         <w:rPr>
-          <w:rFonts w:ascii="Times New Roman" w:hAnsi="Times New Roman" w:cs="Times New Roman"/>
-          <w:sz w:val="24"/>
-          <w:szCs w:val="24"/>
-        </w:rPr>
-      </w:pPr>
-      <w:r>
-        <w:rPr>
-          <w:rFonts w:ascii="Times New Roman" w:hAnsi="Times New Roman" w:cs="Times New Roman"/>
+          <w:rFonts w:ascii="Montserrat" w:hAnsi="Montserrat" w:cs="Times New Roman"/>
+          <w:sz w:val="24"/>
+          <w:szCs w:val="24"/>
+        </w:rPr>
+      </w:pPr>
+      <w:r>
+        <w:rPr>
+          <w:rFonts w:ascii="Montserrat" w:hAnsi="Montserrat" w:cs="Times New Roman"/>
           <w:sz w:val="24"/>
           <w:szCs w:val="24"/>
         </w:rPr>
@@ -863,22 +901,22 @@
         <w:spacing w:after="0" w:line="360" w:lineRule="auto"/>
         <w:jc w:val="both"/>
         <w:rPr>
-          <w:rFonts w:ascii="Times New Roman" w:hAnsi="Times New Roman" w:cs="Times New Roman"/>
-          <w:sz w:val="24"/>
-          <w:szCs w:val="24"/>
-        </w:rPr>
-      </w:pPr>
-      <w:r>
-        <w:rPr>
-          <w:rFonts w:ascii="Times New Roman" w:hAnsi="Times New Roman" w:cs="Times New Roman"/>
-          <w:sz w:val="24"/>
-          <w:szCs w:val="24"/>
-        </w:rPr>
-        <w:tab/>
-      </w:r>
-      <w:r>
-        <w:rPr>
-          <w:rFonts w:ascii="Times New Roman" w:hAnsi="Times New Roman" w:cs="Times New Roman"/>
+          <w:rFonts w:ascii="Montserrat" w:hAnsi="Montserrat" w:cs="Times New Roman"/>
+          <w:sz w:val="24"/>
+          <w:szCs w:val="24"/>
+        </w:rPr>
+      </w:pPr>
+      <w:r>
+        <w:rPr>
+          <w:rFonts w:ascii="Montserrat" w:hAnsi="Montserrat" w:cs="Times New Roman"/>
+          <w:sz w:val="24"/>
+          <w:szCs w:val="24"/>
+        </w:rPr>
+        <w:tab/>
+      </w:r>
+      <w:r>
+        <w:rPr>
+          <w:rFonts w:ascii="Montserrat" w:hAnsi="Montserrat" w:cs="Times New Roman"/>
           <w:i/>
           <w:sz w:val="24"/>
           <w:szCs w:val="24"/>
@@ -887,35 +925,26 @@
       </w:r>
       <w:r>
         <w:rPr>
-          <w:rFonts w:ascii="Times New Roman" w:hAnsi="Times New Roman" w:cs="Times New Roman"/>
-          <w:sz w:val="24"/>
-          <w:szCs w:val="24"/>
-        </w:rPr>
-        <w:t xml:space="preserve"> society encouraged each individual to rise to her personal level of excellence in a system where an individual was judged only on the grounds of her ability </w:t>
-      </w:r>
-      <w:r>
-        <w:rPr>
-          <w:rFonts w:ascii="Times New Roman" w:hAnsi="Times New Roman" w:cs="Times New Roman"/>
-          <w:sz w:val="24"/>
-          <w:szCs w:val="24"/>
-        </w:rPr>
-        <w:lastRenderedPageBreak/>
-        <w:t>to fulfill the obligations inherent to the responsibility she assumed. Each individual was motivated by the pursuit and cultivation of her own identity through the roles she chose for her participation in society. Free pursuit had shaped the entire development of their society. Opportunities were initially limited to strict devotion to three schools of thought, but past that rigid formalism, there were countless real as well as ideal objectives for a person to pursue. Atephanket suddenly saw the game Ara had played in another light.</w:t>
-      </w:r>
-    </w:p>
-    <w:p>
-      <w:pPr>
-        <w:spacing w:after="0" w:line="360" w:lineRule="auto"/>
-        <w:jc w:val="both"/>
-        <w:rPr>
-          <w:rFonts w:ascii="Times New Roman" w:hAnsi="Times New Roman" w:cs="Times New Roman"/>
-          <w:sz w:val="24"/>
-          <w:szCs w:val="24"/>
-        </w:rPr>
-      </w:pPr>
-      <w:r>
-        <w:rPr>
-          <w:rFonts w:ascii="Times New Roman" w:hAnsi="Times New Roman" w:cs="Times New Roman"/>
+          <w:rFonts w:ascii="Montserrat" w:hAnsi="Montserrat" w:cs="Times New Roman"/>
+          <w:sz w:val="24"/>
+          <w:szCs w:val="24"/>
+        </w:rPr>
+        <w:t xml:space="preserve"> society encouraged each individual to rise to her personal level of excellence in a system where an individual was judged only on the grounds of her ability to fulfill the obligations inherent to the responsibility she assumed. Each individual was motivated by the pursuit and cultivation of her own identity through the roles she chose for her participation in society. Free pursuit had shaped the entire development of their society. Opportunities were initially limited to strict devotion to three schools of thought, but past that rigid formalism, there were countless real as well as ideal objectives for a person to pursue. Atephanket suddenly saw the game Ara had played in another light.</w:t>
+      </w:r>
+    </w:p>
+    <w:p>
+      <w:pPr>
+        <w:spacing w:after="0" w:line="360" w:lineRule="auto"/>
+        <w:jc w:val="both"/>
+        <w:rPr>
+          <w:rFonts w:ascii="Montserrat" w:hAnsi="Montserrat" w:cs="Times New Roman"/>
+          <w:sz w:val="24"/>
+          <w:szCs w:val="24"/>
+        </w:rPr>
+      </w:pPr>
+      <w:r>
+        <w:rPr>
+          <w:rFonts w:ascii="Montserrat" w:hAnsi="Montserrat" w:cs="Times New Roman"/>
           <w:sz w:val="24"/>
           <w:szCs w:val="24"/>
         </w:rPr>
@@ -924,7 +953,7 @@
       </w:r>
       <w:r>
         <w:rPr>
-          <w:rFonts w:ascii="Times New Roman" w:hAnsi="Times New Roman" w:cs="Times New Roman"/>
+          <w:rFonts w:ascii="Montserrat" w:hAnsi="Montserrat" w:cs="Times New Roman"/>
           <w:i/>
           <w:sz w:val="24"/>
           <w:szCs w:val="24"/>
@@ -933,7 +962,7 @@
       </w:r>
       <w:r>
         <w:rPr>
-          <w:rFonts w:ascii="Times New Roman" w:hAnsi="Times New Roman" w:cs="Times New Roman"/>
+          <w:rFonts w:ascii="Montserrat" w:hAnsi="Montserrat" w:cs="Times New Roman"/>
           <w:sz w:val="24"/>
           <w:szCs w:val="24"/>
         </w:rPr>
@@ -941,7 +970,7 @@
       </w:r>
       <w:r>
         <w:rPr>
-          <w:rFonts w:ascii="Times New Roman" w:hAnsi="Times New Roman" w:cs="Times New Roman"/>
+          <w:rFonts w:ascii="Montserrat" w:hAnsi="Montserrat" w:cs="Times New Roman"/>
           <w:i/>
           <w:sz w:val="24"/>
           <w:szCs w:val="24"/>
@@ -950,7 +979,7 @@
       </w:r>
       <w:r>
         <w:rPr>
-          <w:rFonts w:ascii="Times New Roman" w:hAnsi="Times New Roman" w:cs="Times New Roman"/>
+          <w:rFonts w:ascii="Montserrat" w:hAnsi="Montserrat" w:cs="Times New Roman"/>
           <w:sz w:val="24"/>
           <w:szCs w:val="24"/>
         </w:rPr>
@@ -958,7 +987,7 @@
       </w:r>
       <w:r>
         <w:rPr>
-          <w:rFonts w:ascii="Times New Roman" w:hAnsi="Times New Roman" w:cs="Times New Roman"/>
+          <w:rFonts w:ascii="Montserrat" w:hAnsi="Montserrat" w:cs="Times New Roman"/>
           <w:i/>
           <w:sz w:val="24"/>
           <w:szCs w:val="24"/>
@@ -967,7 +996,7 @@
       </w:r>
       <w:r>
         <w:rPr>
-          <w:rFonts w:ascii="Times New Roman" w:hAnsi="Times New Roman" w:cs="Times New Roman"/>
+          <w:rFonts w:ascii="Montserrat" w:hAnsi="Montserrat" w:cs="Times New Roman"/>
           <w:sz w:val="24"/>
           <w:szCs w:val="24"/>
         </w:rPr>
@@ -975,7 +1004,7 @@
       </w:r>
       <w:r>
         <w:rPr>
-          <w:rFonts w:ascii="Times New Roman" w:hAnsi="Times New Roman" w:cs="Times New Roman"/>
+          <w:rFonts w:ascii="Montserrat" w:hAnsi="Montserrat" w:cs="Times New Roman"/>
           <w:i/>
           <w:sz w:val="24"/>
           <w:szCs w:val="24"/>
@@ -984,7 +1013,7 @@
       </w:r>
       <w:r>
         <w:rPr>
-          <w:rFonts w:ascii="Times New Roman" w:hAnsi="Times New Roman" w:cs="Times New Roman"/>
+          <w:rFonts w:ascii="Montserrat" w:hAnsi="Montserrat" w:cs="Times New Roman"/>
           <w:sz w:val="24"/>
           <w:szCs w:val="24"/>
         </w:rPr>
@@ -996,14 +1025,14 @@
         <w:spacing w:after="0" w:line="360" w:lineRule="auto"/>
         <w:jc w:val="both"/>
         <w:rPr>
-          <w:rFonts w:ascii="Times New Roman" w:hAnsi="Times New Roman" w:cs="Times New Roman"/>
-          <w:sz w:val="24"/>
-          <w:szCs w:val="24"/>
-        </w:rPr>
-      </w:pPr>
-      <w:r>
-        <w:rPr>
-          <w:rFonts w:ascii="Times New Roman" w:hAnsi="Times New Roman" w:cs="Times New Roman"/>
+          <w:rFonts w:ascii="Montserrat" w:hAnsi="Montserrat" w:cs="Times New Roman"/>
+          <w:sz w:val="24"/>
+          <w:szCs w:val="24"/>
+        </w:rPr>
+      </w:pPr>
+      <w:r>
+        <w:rPr>
+          <w:rFonts w:ascii="Montserrat" w:hAnsi="Montserrat" w:cs="Times New Roman"/>
           <w:sz w:val="24"/>
           <w:szCs w:val="24"/>
         </w:rPr>
@@ -1016,32 +1045,23 @@
         <w:spacing w:after="0" w:line="360" w:lineRule="auto"/>
         <w:jc w:val="both"/>
         <w:rPr>
-          <w:rFonts w:ascii="Times New Roman" w:hAnsi="Times New Roman" w:cs="Times New Roman"/>
-          <w:sz w:val="24"/>
-          <w:szCs w:val="24"/>
-        </w:rPr>
-      </w:pPr>
-      <w:r>
-        <w:rPr>
-          <w:rFonts w:ascii="Times New Roman" w:hAnsi="Times New Roman" w:cs="Times New Roman"/>
-          <w:sz w:val="24"/>
-          <w:szCs w:val="24"/>
-        </w:rPr>
-        <w:tab/>
-        <w:t xml:space="preserve">Ashana and Ashara caught her brooding, and took it into their hands to keep her distracted. They steered her away from the high nobility and introduced her to people like herself, affiliates of House Avon. Most of them looked past her image seeking an individual they could connect with. She soon found herself laughing and drinking as they cheerfully received her into their household. Most of these individuals had established themselves in society through devotion to a career. She found it fascinating to talk to </w:t>
-      </w:r>
-      <w:r>
-        <w:rPr>
-          <w:rFonts w:ascii="Times New Roman" w:hAnsi="Times New Roman" w:cs="Times New Roman"/>
-          <w:sz w:val="24"/>
-          <w:szCs w:val="24"/>
-        </w:rPr>
-        <w:lastRenderedPageBreak/>
-        <w:t xml:space="preserve">them, and learn about their sphere of influence. Professionals of specialized trades or arts, they were not cut off from high society, as she had imagined. They usually had patrons or relatives with house, school or court affiliations willing to represent them. The most common affiliations between houses were through professionals like these. Patronage was the backbone of a dynamic economy in </w:t>
-      </w:r>
-      <w:r>
-        <w:rPr>
-          <w:rFonts w:ascii="Times New Roman" w:hAnsi="Times New Roman" w:cs="Times New Roman"/>
+          <w:rFonts w:ascii="Montserrat" w:hAnsi="Montserrat" w:cs="Times New Roman"/>
+          <w:sz w:val="24"/>
+          <w:szCs w:val="24"/>
+        </w:rPr>
+      </w:pPr>
+      <w:r>
+        <w:rPr>
+          <w:rFonts w:ascii="Montserrat" w:hAnsi="Montserrat" w:cs="Times New Roman"/>
+          <w:sz w:val="24"/>
+          <w:szCs w:val="24"/>
+        </w:rPr>
+        <w:tab/>
+        <w:t xml:space="preserve">Ashana and Ashara caught her brooding, and took it into their hands to keep her distracted. They steered her away from the high nobility and introduced her to people like herself, affiliates of House Avon. Most of them looked past her image seeking an individual they could connect with. She soon found herself laughing and drinking as they cheerfully received her into their household. Most of these individuals had established themselves in society through devotion to a career. She found it fascinating to talk to them, and learn about their sphere of influence. Professionals of specialized trades or arts, they were not cut off from high society, as she had imagined. They usually had patrons or relatives with house, school or court affiliations willing to represent them. The most common affiliations between houses were through professionals like these. Patronage was the backbone of a dynamic economy in </w:t>
+      </w:r>
+      <w:r>
+        <w:rPr>
+          <w:rFonts w:ascii="Montserrat" w:hAnsi="Montserrat" w:cs="Times New Roman"/>
           <w:i/>
           <w:sz w:val="24"/>
           <w:szCs w:val="24"/>
@@ -1050,7 +1070,7 @@
       </w:r>
       <w:r>
         <w:rPr>
-          <w:rFonts w:ascii="Times New Roman" w:hAnsi="Times New Roman" w:cs="Times New Roman"/>
+          <w:rFonts w:ascii="Montserrat" w:hAnsi="Montserrat" w:cs="Times New Roman"/>
           <w:sz w:val="24"/>
           <w:szCs w:val="24"/>
         </w:rPr>
@@ -1062,14 +1082,14 @@
         <w:spacing w:after="0" w:line="360" w:lineRule="auto"/>
         <w:jc w:val="both"/>
         <w:rPr>
-          <w:rFonts w:ascii="Times New Roman" w:hAnsi="Times New Roman" w:cs="Times New Roman"/>
-          <w:sz w:val="24"/>
-          <w:szCs w:val="24"/>
-        </w:rPr>
-      </w:pPr>
-      <w:r>
-        <w:rPr>
-          <w:rFonts w:ascii="Times New Roman" w:hAnsi="Times New Roman" w:cs="Times New Roman"/>
+          <w:rFonts w:ascii="Montserrat" w:hAnsi="Montserrat" w:cs="Times New Roman"/>
+          <w:sz w:val="24"/>
+          <w:szCs w:val="24"/>
+        </w:rPr>
+      </w:pPr>
+      <w:r>
+        <w:rPr>
+          <w:rFonts w:ascii="Montserrat" w:hAnsi="Montserrat" w:cs="Times New Roman"/>
           <w:sz w:val="24"/>
           <w:szCs w:val="24"/>
         </w:rPr>
@@ -1078,7 +1098,7 @@
       </w:r>
       <w:r>
         <w:rPr>
-          <w:rFonts w:ascii="Times New Roman" w:hAnsi="Times New Roman" w:cs="Times New Roman"/>
+          <w:rFonts w:ascii="Montserrat" w:hAnsi="Montserrat" w:cs="Times New Roman"/>
           <w:i/>
           <w:sz w:val="24"/>
           <w:szCs w:val="24"/>
@@ -1087,7 +1107,7 @@
       </w:r>
       <w:r>
         <w:rPr>
-          <w:rFonts w:ascii="Times New Roman" w:hAnsi="Times New Roman" w:cs="Times New Roman"/>
+          <w:rFonts w:ascii="Montserrat" w:hAnsi="Montserrat" w:cs="Times New Roman"/>
           <w:sz w:val="24"/>
           <w:szCs w:val="24"/>
         </w:rPr>
@@ -1099,14 +1119,14 @@
         <w:spacing w:after="0" w:line="360" w:lineRule="auto"/>
         <w:jc w:val="both"/>
         <w:rPr>
-          <w:rFonts w:ascii="Times New Roman" w:hAnsi="Times New Roman" w:cs="Times New Roman"/>
-          <w:sz w:val="24"/>
-          <w:szCs w:val="24"/>
-        </w:rPr>
-      </w:pPr>
-      <w:r>
-        <w:rPr>
-          <w:rFonts w:ascii="Times New Roman" w:hAnsi="Times New Roman" w:cs="Times New Roman"/>
+          <w:rFonts w:ascii="Montserrat" w:hAnsi="Montserrat" w:cs="Times New Roman"/>
+          <w:sz w:val="24"/>
+          <w:szCs w:val="24"/>
+        </w:rPr>
+      </w:pPr>
+      <w:r>
+        <w:rPr>
+          <w:rFonts w:ascii="Montserrat" w:hAnsi="Montserrat" w:cs="Times New Roman"/>
           <w:sz w:val="24"/>
           <w:szCs w:val="24"/>
         </w:rPr>
@@ -1115,7 +1135,7 @@
       </w:r>
       <w:r>
         <w:rPr>
-          <w:rFonts w:ascii="Times New Roman" w:hAnsi="Times New Roman" w:cs="Times New Roman"/>
+          <w:rFonts w:ascii="Montserrat" w:hAnsi="Montserrat" w:cs="Times New Roman"/>
           <w:i/>
           <w:sz w:val="24"/>
           <w:szCs w:val="24"/>
@@ -1124,7 +1144,7 @@
       </w:r>
       <w:r>
         <w:rPr>
-          <w:rFonts w:ascii="Times New Roman" w:hAnsi="Times New Roman" w:cs="Times New Roman"/>
+          <w:rFonts w:ascii="Montserrat" w:hAnsi="Montserrat" w:cs="Times New Roman"/>
           <w:sz w:val="24"/>
           <w:szCs w:val="24"/>
         </w:rPr>
@@ -1132,7 +1152,7 @@
       </w:r>
       <w:r>
         <w:rPr>
-          <w:rFonts w:ascii="Times New Roman" w:hAnsi="Times New Roman" w:cs="Times New Roman"/>
+          <w:rFonts w:ascii="Montserrat" w:hAnsi="Montserrat" w:cs="Times New Roman"/>
           <w:i/>
           <w:sz w:val="24"/>
           <w:szCs w:val="24"/>
@@ -1141,7 +1161,7 @@
       </w:r>
       <w:r>
         <w:rPr>
-          <w:rFonts w:ascii="Times New Roman" w:hAnsi="Times New Roman" w:cs="Times New Roman"/>
+          <w:rFonts w:ascii="Montserrat" w:hAnsi="Montserrat" w:cs="Times New Roman"/>
           <w:sz w:val="24"/>
           <w:szCs w:val="24"/>
         </w:rPr>
@@ -1149,7 +1169,7 @@
       </w:r>
       <w:r>
         <w:rPr>
-          <w:rFonts w:ascii="Times New Roman" w:hAnsi="Times New Roman" w:cs="Times New Roman"/>
+          <w:rFonts w:ascii="Montserrat" w:hAnsi="Montserrat" w:cs="Times New Roman"/>
           <w:i/>
           <w:sz w:val="24"/>
           <w:szCs w:val="24"/>
@@ -1158,7 +1178,7 @@
       </w:r>
       <w:r>
         <w:rPr>
-          <w:rFonts w:ascii="Times New Roman" w:hAnsi="Times New Roman" w:cs="Times New Roman"/>
+          <w:rFonts w:ascii="Montserrat" w:hAnsi="Montserrat" w:cs="Times New Roman"/>
           <w:sz w:val="24"/>
           <w:szCs w:val="24"/>
         </w:rPr>
@@ -1166,7 +1186,7 @@
       </w:r>
       <w:r>
         <w:rPr>
-          <w:rFonts w:ascii="Times New Roman" w:hAnsi="Times New Roman" w:cs="Times New Roman"/>
+          <w:rFonts w:ascii="Montserrat" w:hAnsi="Montserrat" w:cs="Times New Roman"/>
           <w:i/>
           <w:sz w:val="24"/>
           <w:szCs w:val="24"/>
@@ -1175,7 +1195,7 @@
       </w:r>
       <w:r>
         <w:rPr>
-          <w:rFonts w:ascii="Times New Roman" w:hAnsi="Times New Roman" w:cs="Times New Roman"/>
+          <w:rFonts w:ascii="Montserrat" w:hAnsi="Montserrat" w:cs="Times New Roman"/>
           <w:sz w:val="24"/>
           <w:szCs w:val="24"/>
         </w:rPr>
@@ -1183,7 +1203,7 @@
       </w:r>
       <w:r>
         <w:rPr>
-          <w:rFonts w:ascii="Times New Roman" w:hAnsi="Times New Roman" w:cs="Times New Roman"/>
+          <w:rFonts w:ascii="Montserrat" w:hAnsi="Montserrat" w:cs="Times New Roman"/>
           <w:i/>
           <w:sz w:val="24"/>
           <w:szCs w:val="24"/>
@@ -1192,7 +1212,7 @@
       </w:r>
       <w:r>
         <w:rPr>
-          <w:rFonts w:ascii="Times New Roman" w:hAnsi="Times New Roman" w:cs="Times New Roman"/>
+          <w:rFonts w:ascii="Montserrat" w:hAnsi="Montserrat" w:cs="Times New Roman"/>
           <w:sz w:val="24"/>
           <w:szCs w:val="24"/>
         </w:rPr>
@@ -1200,7 +1220,7 @@
       </w:r>
       <w:r>
         <w:rPr>
-          <w:rFonts w:ascii="Times New Roman" w:hAnsi="Times New Roman" w:cs="Times New Roman"/>
+          <w:rFonts w:ascii="Montserrat" w:hAnsi="Montserrat" w:cs="Times New Roman"/>
           <w:i/>
           <w:sz w:val="24"/>
           <w:szCs w:val="24"/>
@@ -1209,7 +1229,7 @@
       </w:r>
       <w:r>
         <w:rPr>
-          <w:rFonts w:ascii="Times New Roman" w:hAnsi="Times New Roman" w:cs="Times New Roman"/>
+          <w:rFonts w:ascii="Montserrat" w:hAnsi="Montserrat" w:cs="Times New Roman"/>
           <w:sz w:val="24"/>
           <w:szCs w:val="24"/>
         </w:rPr>
@@ -1217,7 +1237,7 @@
       </w:r>
       <w:r>
         <w:rPr>
-          <w:rFonts w:ascii="Times New Roman" w:hAnsi="Times New Roman" w:cs="Times New Roman"/>
+          <w:rFonts w:ascii="Montserrat" w:hAnsi="Montserrat" w:cs="Times New Roman"/>
           <w:i/>
           <w:sz w:val="24"/>
           <w:szCs w:val="24"/>
@@ -1226,7 +1246,7 @@
       </w:r>
       <w:r>
         <w:rPr>
-          <w:rFonts w:ascii="Times New Roman" w:hAnsi="Times New Roman" w:cs="Times New Roman"/>
+          <w:rFonts w:ascii="Montserrat" w:hAnsi="Montserrat" w:cs="Times New Roman"/>
           <w:sz w:val="24"/>
           <w:szCs w:val="24"/>
         </w:rPr>
@@ -1234,7 +1254,7 @@
       </w:r>
       <w:r>
         <w:rPr>
-          <w:rFonts w:ascii="Times New Roman" w:hAnsi="Times New Roman" w:cs="Times New Roman"/>
+          <w:rFonts w:ascii="Montserrat" w:hAnsi="Montserrat" w:cs="Times New Roman"/>
           <w:i/>
           <w:sz w:val="24"/>
           <w:szCs w:val="24"/>
@@ -1243,7 +1263,7 @@
       </w:r>
       <w:r>
         <w:rPr>
-          <w:rFonts w:ascii="Times New Roman" w:hAnsi="Times New Roman" w:cs="Times New Roman"/>
+          <w:rFonts w:ascii="Montserrat" w:hAnsi="Montserrat" w:cs="Times New Roman"/>
           <w:sz w:val="24"/>
           <w:szCs w:val="24"/>
         </w:rPr>
@@ -1251,7 +1271,7 @@
       </w:r>
       <w:r>
         <w:rPr>
-          <w:rFonts w:ascii="Times New Roman" w:hAnsi="Times New Roman" w:cs="Times New Roman"/>
+          <w:rFonts w:ascii="Montserrat" w:hAnsi="Montserrat" w:cs="Times New Roman"/>
           <w:i/>
           <w:sz w:val="24"/>
           <w:szCs w:val="24"/>
@@ -1260,7 +1280,7 @@
       </w:r>
       <w:r>
         <w:rPr>
-          <w:rFonts w:ascii="Times New Roman" w:hAnsi="Times New Roman" w:cs="Times New Roman"/>
+          <w:rFonts w:ascii="Montserrat" w:hAnsi="Montserrat" w:cs="Times New Roman"/>
           <w:sz w:val="24"/>
           <w:szCs w:val="24"/>
         </w:rPr>
@@ -1268,7 +1288,7 @@
       </w:r>
       <w:r>
         <w:rPr>
-          <w:rFonts w:ascii="Times New Roman" w:hAnsi="Times New Roman" w:cs="Times New Roman"/>
+          <w:rFonts w:ascii="Montserrat" w:hAnsi="Montserrat" w:cs="Times New Roman"/>
           <w:i/>
           <w:sz w:val="24"/>
           <w:szCs w:val="24"/>
@@ -1277,7 +1297,7 @@
       </w:r>
       <w:r>
         <w:rPr>
-          <w:rFonts w:ascii="Times New Roman" w:hAnsi="Times New Roman" w:cs="Times New Roman"/>
+          <w:rFonts w:ascii="Montserrat" w:hAnsi="Montserrat" w:cs="Times New Roman"/>
           <w:sz w:val="24"/>
           <w:szCs w:val="24"/>
         </w:rPr>
@@ -1285,7 +1305,7 @@
       </w:r>
       <w:r>
         <w:rPr>
-          <w:rFonts w:ascii="Times New Roman" w:hAnsi="Times New Roman" w:cs="Times New Roman"/>
+          <w:rFonts w:ascii="Montserrat" w:hAnsi="Montserrat" w:cs="Times New Roman"/>
           <w:i/>
           <w:sz w:val="24"/>
           <w:szCs w:val="24"/>
@@ -1294,7 +1314,7 @@
       </w:r>
       <w:r>
         <w:rPr>
-          <w:rFonts w:ascii="Times New Roman" w:hAnsi="Times New Roman" w:cs="Times New Roman"/>
+          <w:rFonts w:ascii="Montserrat" w:hAnsi="Montserrat" w:cs="Times New Roman"/>
           <w:sz w:val="24"/>
           <w:szCs w:val="24"/>
         </w:rPr>
@@ -1306,14 +1326,14 @@
         <w:spacing w:after="0" w:line="360" w:lineRule="auto"/>
         <w:jc w:val="both"/>
         <w:rPr>
-          <w:rFonts w:ascii="Times New Roman" w:hAnsi="Times New Roman" w:cs="Times New Roman"/>
-          <w:sz w:val="24"/>
-          <w:szCs w:val="24"/>
-        </w:rPr>
-      </w:pPr>
-      <w:r>
-        <w:rPr>
-          <w:rFonts w:ascii="Times New Roman" w:hAnsi="Times New Roman" w:cs="Times New Roman"/>
+          <w:rFonts w:ascii="Montserrat" w:hAnsi="Montserrat" w:cs="Times New Roman"/>
+          <w:sz w:val="24"/>
+          <w:szCs w:val="24"/>
+        </w:rPr>
+      </w:pPr>
+      <w:r>
+        <w:rPr>
+          <w:rFonts w:ascii="Montserrat" w:hAnsi="Montserrat" w:cs="Times New Roman"/>
           <w:sz w:val="24"/>
           <w:szCs w:val="24"/>
         </w:rPr>
@@ -1322,7 +1342,7 @@
       </w:r>
       <w:r>
         <w:rPr>
-          <w:rFonts w:ascii="Times New Roman" w:hAnsi="Times New Roman" w:cs="Times New Roman"/>
+          <w:rFonts w:ascii="Montserrat" w:hAnsi="Montserrat" w:cs="Times New Roman"/>
           <w:i/>
           <w:sz w:val="24"/>
           <w:szCs w:val="24"/>
@@ -1331,7 +1351,7 @@
       </w:r>
       <w:r>
         <w:rPr>
-          <w:rFonts w:ascii="Times New Roman" w:hAnsi="Times New Roman" w:cs="Times New Roman"/>
+          <w:rFonts w:ascii="Montserrat" w:hAnsi="Montserrat" w:cs="Times New Roman"/>
           <w:sz w:val="24"/>
           <w:szCs w:val="24"/>
         </w:rPr>
@@ -1343,24 +1363,23 @@
         <w:spacing w:after="0" w:line="360" w:lineRule="auto"/>
         <w:jc w:val="both"/>
         <w:rPr>
-          <w:rFonts w:ascii="Times New Roman" w:hAnsi="Times New Roman" w:cs="Times New Roman"/>
-          <w:sz w:val="24"/>
-          <w:szCs w:val="24"/>
-        </w:rPr>
-      </w:pPr>
-      <w:r>
-        <w:rPr>
-          <w:rFonts w:ascii="Times New Roman" w:hAnsi="Times New Roman" w:cs="Times New Roman"/>
-          <w:sz w:val="24"/>
-          <w:szCs w:val="24"/>
-        </w:rPr>
-        <w:lastRenderedPageBreak/>
+          <w:rFonts w:ascii="Montserrat" w:hAnsi="Montserrat" w:cs="Times New Roman"/>
+          <w:sz w:val="24"/>
+          <w:szCs w:val="24"/>
+        </w:rPr>
+      </w:pPr>
+      <w:r>
+        <w:rPr>
+          <w:rFonts w:ascii="Montserrat" w:hAnsi="Montserrat" w:cs="Times New Roman"/>
+          <w:sz w:val="24"/>
+          <w:szCs w:val="24"/>
+        </w:rPr>
         <w:tab/>
         <w:t xml:space="preserve">After the impressive spectacle of she had made of herself during the course of her first day, in particular the incident with Ashara on the training grounds, the rumors had ripped through the community like a hurricane. They all wanted to see her. If she had felt uncomfortable at the pressure of so much attention in one place before, now that it was all focused on her, it seemed delightful by comparison. The minds of </w:t>
       </w:r>
       <w:r>
         <w:rPr>
-          <w:rFonts w:ascii="Times New Roman" w:hAnsi="Times New Roman" w:cs="Times New Roman"/>
+          <w:rFonts w:ascii="Montserrat" w:hAnsi="Montserrat" w:cs="Times New Roman"/>
           <w:i/>
           <w:sz w:val="24"/>
           <w:szCs w:val="24"/>
@@ -1369,7 +1388,7 @@
       </w:r>
       <w:r>
         <w:rPr>
-          <w:rFonts w:ascii="Times New Roman" w:hAnsi="Times New Roman" w:cs="Times New Roman"/>
+          <w:rFonts w:ascii="Montserrat" w:hAnsi="Montserrat" w:cs="Times New Roman"/>
           <w:sz w:val="24"/>
           <w:szCs w:val="24"/>
         </w:rPr>
@@ -1377,7 +1396,7 @@
       </w:r>
       <w:r>
         <w:rPr>
-          <w:rFonts w:ascii="Times New Roman" w:hAnsi="Times New Roman" w:cs="Times New Roman"/>
+          <w:rFonts w:ascii="Montserrat" w:hAnsi="Montserrat" w:cs="Times New Roman"/>
           <w:i/>
           <w:sz w:val="24"/>
           <w:szCs w:val="24"/>
@@ -1386,7 +1405,7 @@
       </w:r>
       <w:r>
         <w:rPr>
-          <w:rFonts w:ascii="Times New Roman" w:hAnsi="Times New Roman" w:cs="Times New Roman"/>
+          <w:rFonts w:ascii="Montserrat" w:hAnsi="Montserrat" w:cs="Times New Roman"/>
           <w:sz w:val="24"/>
           <w:szCs w:val="24"/>
         </w:rPr>
@@ -1394,7 +1413,7 @@
       </w:r>
       <w:r>
         <w:rPr>
-          <w:rFonts w:ascii="Times New Roman" w:hAnsi="Times New Roman" w:cs="Times New Roman"/>
+          <w:rFonts w:ascii="Montserrat" w:hAnsi="Montserrat" w:cs="Times New Roman"/>
           <w:i/>
           <w:sz w:val="24"/>
           <w:szCs w:val="24"/>
@@ -1403,7 +1422,7 @@
       </w:r>
       <w:r>
         <w:rPr>
-          <w:rFonts w:ascii="Times New Roman" w:hAnsi="Times New Roman" w:cs="Times New Roman"/>
+          <w:rFonts w:ascii="Montserrat" w:hAnsi="Montserrat" w:cs="Times New Roman"/>
           <w:sz w:val="24"/>
           <w:szCs w:val="24"/>
         </w:rPr>
@@ -1415,14 +1434,14 @@
         <w:spacing w:after="0" w:line="360" w:lineRule="auto"/>
         <w:jc w:val="both"/>
         <w:rPr>
-          <w:rFonts w:ascii="Times New Roman" w:hAnsi="Times New Roman" w:cs="Times New Roman"/>
-          <w:sz w:val="24"/>
-          <w:szCs w:val="24"/>
-        </w:rPr>
-      </w:pPr>
-      <w:r>
-        <w:rPr>
-          <w:rFonts w:ascii="Times New Roman" w:hAnsi="Times New Roman" w:cs="Times New Roman"/>
+          <w:rFonts w:ascii="Montserrat" w:hAnsi="Montserrat" w:cs="Times New Roman"/>
+          <w:sz w:val="24"/>
+          <w:szCs w:val="24"/>
+        </w:rPr>
+      </w:pPr>
+      <w:r>
+        <w:rPr>
+          <w:rFonts w:ascii="Montserrat" w:hAnsi="Montserrat" w:cs="Times New Roman"/>
           <w:sz w:val="24"/>
           <w:szCs w:val="24"/>
         </w:rPr>
@@ -1431,7 +1450,7 @@
       </w:r>
       <w:r>
         <w:rPr>
-          <w:rFonts w:ascii="Times New Roman" w:hAnsi="Times New Roman" w:cs="Times New Roman"/>
+          <w:rFonts w:ascii="Montserrat" w:hAnsi="Montserrat" w:cs="Times New Roman"/>
           <w:i/>
           <w:sz w:val="24"/>
           <w:szCs w:val="24"/>
@@ -1440,7 +1459,7 @@
       </w:r>
       <w:r>
         <w:rPr>
-          <w:rFonts w:ascii="Times New Roman" w:hAnsi="Times New Roman" w:cs="Times New Roman"/>
+          <w:rFonts w:ascii="Montserrat" w:hAnsi="Montserrat" w:cs="Times New Roman"/>
           <w:sz w:val="24"/>
           <w:szCs w:val="24"/>
         </w:rPr>
@@ -1452,14 +1471,14 @@
         <w:spacing w:after="0" w:line="360" w:lineRule="auto"/>
         <w:jc w:val="both"/>
         <w:rPr>
-          <w:rFonts w:ascii="Times New Roman" w:hAnsi="Times New Roman" w:cs="Times New Roman"/>
-          <w:sz w:val="24"/>
-          <w:szCs w:val="24"/>
-        </w:rPr>
-      </w:pPr>
-      <w:r>
-        <w:rPr>
-          <w:rFonts w:ascii="Times New Roman" w:hAnsi="Times New Roman" w:cs="Times New Roman"/>
+          <w:rFonts w:ascii="Montserrat" w:hAnsi="Montserrat" w:cs="Times New Roman"/>
+          <w:sz w:val="24"/>
+          <w:szCs w:val="24"/>
+        </w:rPr>
+      </w:pPr>
+      <w:r>
+        <w:rPr>
+          <w:rFonts w:ascii="Montserrat" w:hAnsi="Montserrat" w:cs="Times New Roman"/>
           <w:sz w:val="24"/>
           <w:szCs w:val="24"/>
         </w:rPr>
@@ -1472,14 +1491,14 @@
         <w:spacing w:after="0" w:line="360" w:lineRule="auto"/>
         <w:jc w:val="both"/>
         <w:rPr>
-          <w:rFonts w:ascii="Times New Roman" w:hAnsi="Times New Roman" w:cs="Times New Roman"/>
-          <w:sz w:val="24"/>
-          <w:szCs w:val="24"/>
-        </w:rPr>
-      </w:pPr>
-      <w:r>
-        <w:rPr>
-          <w:rFonts w:ascii="Times New Roman" w:hAnsi="Times New Roman" w:cs="Times New Roman"/>
+          <w:rFonts w:ascii="Montserrat" w:hAnsi="Montserrat" w:cs="Times New Roman"/>
+          <w:sz w:val="24"/>
+          <w:szCs w:val="24"/>
+        </w:rPr>
+      </w:pPr>
+      <w:r>
+        <w:rPr>
+          <w:rFonts w:ascii="Montserrat" w:hAnsi="Montserrat" w:cs="Times New Roman"/>
           <w:sz w:val="24"/>
           <w:szCs w:val="24"/>
         </w:rPr>
@@ -1488,7 +1507,7 @@
       </w:r>
       <w:r>
         <w:rPr>
-          <w:rFonts w:ascii="Times New Roman" w:hAnsi="Times New Roman" w:cs="Times New Roman"/>
+          <w:rFonts w:ascii="Montserrat" w:hAnsi="Montserrat" w:cs="Times New Roman"/>
           <w:i/>
           <w:sz w:val="24"/>
           <w:szCs w:val="24"/>
@@ -1497,35 +1516,26 @@
       </w:r>
       <w:r>
         <w:rPr>
-          <w:rFonts w:ascii="Times New Roman" w:hAnsi="Times New Roman" w:cs="Times New Roman"/>
-          <w:sz w:val="24"/>
-          <w:szCs w:val="24"/>
-        </w:rPr>
-        <w:t xml:space="preserve"> custody. It was an unsettling thought. Having no conscious experience of sex, it was disturbing to imagine a career largely devoted to it. She already understood why a portion of every generation was trained extensively in the sexual arts. In a society as liberal as hers, there had to be experts and professionals able to accommodate the extremes of sexuality, or else repression of sexuality would be </w:t>
-      </w:r>
-      <w:r>
-        <w:rPr>
-          <w:rFonts w:ascii="Times New Roman" w:hAnsi="Times New Roman" w:cs="Times New Roman"/>
-          <w:sz w:val="24"/>
-          <w:szCs w:val="24"/>
-        </w:rPr>
-        <w:lastRenderedPageBreak/>
-        <w:t>unavoidable. Perversity would have its  way with people no matter how it was dealt with, but it was safer to allow it openly and be able to manage it than it was to drive it into the shadows where no one would be able to do anything about it until a trail of bodies led back to perversion’s lair.</w:t>
-      </w:r>
-    </w:p>
-    <w:p>
-      <w:pPr>
-        <w:spacing w:after="0" w:line="360" w:lineRule="auto"/>
-        <w:jc w:val="both"/>
-        <w:rPr>
-          <w:rFonts w:ascii="Times New Roman" w:hAnsi="Times New Roman" w:cs="Times New Roman"/>
-          <w:sz w:val="24"/>
-          <w:szCs w:val="24"/>
-        </w:rPr>
-      </w:pPr>
-      <w:r>
-        <w:rPr>
-          <w:rFonts w:ascii="Times New Roman" w:hAnsi="Times New Roman" w:cs="Times New Roman"/>
+          <w:rFonts w:ascii="Montserrat" w:hAnsi="Montserrat" w:cs="Times New Roman"/>
+          <w:sz w:val="24"/>
+          <w:szCs w:val="24"/>
+        </w:rPr>
+        <w:t xml:space="preserve"> custody. It was an unsettling thought. Having no conscious experience of sex, it was disturbing to imagine a career largely devoted to it. She already understood why a portion of every generation was trained extensively in the sexual arts. In a society as liberal as hers, there had to be experts and professionals able to accommodate the extremes of sexuality, or else repression of sexuality would be unavoidable. Perversity would have its  way with people no matter how it was dealt with, but it was safer to allow it openly and be able to manage it than it was to drive it into the shadows where no one would be able to do anything about it until a trail of bodies led back to perversion’s lair.</w:t>
+      </w:r>
+    </w:p>
+    <w:p>
+      <w:pPr>
+        <w:spacing w:after="0" w:line="360" w:lineRule="auto"/>
+        <w:jc w:val="both"/>
+        <w:rPr>
+          <w:rFonts w:ascii="Montserrat" w:hAnsi="Montserrat" w:cs="Times New Roman"/>
+          <w:sz w:val="24"/>
+          <w:szCs w:val="24"/>
+        </w:rPr>
+      </w:pPr>
+      <w:r>
+        <w:rPr>
+          <w:rFonts w:ascii="Montserrat" w:hAnsi="Montserrat" w:cs="Times New Roman"/>
           <w:sz w:val="24"/>
           <w:szCs w:val="24"/>
         </w:rPr>
@@ -1538,52 +1548,52 @@
         <w:spacing w:after="0" w:line="360" w:lineRule="auto"/>
         <w:jc w:val="both"/>
         <w:rPr>
-          <w:rFonts w:ascii="Times New Roman" w:hAnsi="Times New Roman" w:cs="Times New Roman"/>
-          <w:i/>
-          <w:sz w:val="24"/>
-          <w:szCs w:val="24"/>
-        </w:rPr>
-      </w:pPr>
-      <w:r>
-        <w:rPr>
-          <w:rFonts w:ascii="Times New Roman" w:hAnsi="Times New Roman" w:cs="Times New Roman"/>
-          <w:sz w:val="24"/>
-          <w:szCs w:val="24"/>
-        </w:rPr>
-        <w:tab/>
-      </w:r>
-      <w:r>
-        <w:rPr>
-          <w:rFonts w:ascii="Times New Roman" w:hAnsi="Times New Roman" w:cs="Times New Roman"/>
-          <w:i/>
-          <w:sz w:val="24"/>
-          <w:szCs w:val="24"/>
-        </w:rPr>
-        <w:tab/>
-      </w:r>
-      <w:r>
-        <w:rPr>
-          <w:rFonts w:ascii="Times New Roman" w:hAnsi="Times New Roman" w:cs="Times New Roman"/>
-          <w:i/>
-          <w:sz w:val="24"/>
-          <w:szCs w:val="24"/>
-        </w:rPr>
-        <w:tab/>
-      </w:r>
-    </w:p>
-    <w:p>
-      <w:pPr>
-        <w:spacing w:after="0" w:line="360" w:lineRule="auto"/>
-        <w:jc w:val="both"/>
-        <w:rPr>
-          <w:rFonts w:ascii="Times New Roman" w:hAnsi="Times New Roman" w:cs="Times New Roman"/>
-          <w:sz w:val="24"/>
-          <w:szCs w:val="24"/>
-        </w:rPr>
-      </w:pPr>
-      <w:r>
-        <w:rPr>
-          <w:rFonts w:ascii="Times New Roman" w:hAnsi="Times New Roman" w:cs="Times New Roman"/>
+          <w:rFonts w:ascii="Montserrat" w:hAnsi="Montserrat" w:cs="Times New Roman"/>
+          <w:i/>
+          <w:sz w:val="24"/>
+          <w:szCs w:val="24"/>
+        </w:rPr>
+      </w:pPr>
+      <w:r>
+        <w:rPr>
+          <w:rFonts w:ascii="Montserrat" w:hAnsi="Montserrat" w:cs="Times New Roman"/>
+          <w:sz w:val="24"/>
+          <w:szCs w:val="24"/>
+        </w:rPr>
+        <w:tab/>
+      </w:r>
+      <w:r>
+        <w:rPr>
+          <w:rFonts w:ascii="Montserrat" w:hAnsi="Montserrat" w:cs="Times New Roman"/>
+          <w:i/>
+          <w:sz w:val="24"/>
+          <w:szCs w:val="24"/>
+        </w:rPr>
+        <w:tab/>
+      </w:r>
+      <w:r>
+        <w:rPr>
+          <w:rFonts w:ascii="Montserrat" w:hAnsi="Montserrat" w:cs="Times New Roman"/>
+          <w:i/>
+          <w:sz w:val="24"/>
+          <w:szCs w:val="24"/>
+        </w:rPr>
+        <w:tab/>
+      </w:r>
+    </w:p>
+    <w:p>
+      <w:pPr>
+        <w:spacing w:after="0" w:line="360" w:lineRule="auto"/>
+        <w:jc w:val="both"/>
+        <w:rPr>
+          <w:rFonts w:ascii="Montserrat" w:hAnsi="Montserrat" w:cs="Times New Roman"/>
+          <w:sz w:val="24"/>
+          <w:szCs w:val="24"/>
+        </w:rPr>
+      </w:pPr>
+      <w:r>
+        <w:rPr>
+          <w:rFonts w:ascii="Montserrat" w:hAnsi="Montserrat" w:cs="Times New Roman"/>
           <w:sz w:val="24"/>
           <w:szCs w:val="24"/>
         </w:rPr>
@@ -1591,7 +1601,7 @@
       </w:r>
       <w:r>
         <w:rPr>
-          <w:rFonts w:ascii="Times New Roman" w:hAnsi="Times New Roman" w:cs="Times New Roman"/>
+          <w:rFonts w:ascii="Montserrat" w:hAnsi="Montserrat" w:cs="Times New Roman"/>
           <w:i/>
           <w:sz w:val="24"/>
           <w:szCs w:val="24"/>
@@ -1604,14 +1614,14 @@
         <w:spacing w:after="0" w:line="360" w:lineRule="auto"/>
         <w:jc w:val="both"/>
         <w:rPr>
-          <w:rFonts w:ascii="Times New Roman" w:hAnsi="Times New Roman" w:cs="Times New Roman"/>
-          <w:sz w:val="24"/>
-          <w:szCs w:val="24"/>
-        </w:rPr>
-      </w:pPr>
-      <w:r>
-        <w:rPr>
-          <w:rFonts w:ascii="Times New Roman" w:hAnsi="Times New Roman" w:cs="Times New Roman"/>
+          <w:rFonts w:ascii="Montserrat" w:hAnsi="Montserrat" w:cs="Times New Roman"/>
+          <w:sz w:val="24"/>
+          <w:szCs w:val="24"/>
+        </w:rPr>
+      </w:pPr>
+      <w:r>
+        <w:rPr>
+          <w:rFonts w:ascii="Montserrat" w:hAnsi="Montserrat" w:cs="Times New Roman"/>
           <w:sz w:val="24"/>
           <w:szCs w:val="24"/>
         </w:rPr>
@@ -1620,7 +1630,7 @@
       </w:r>
       <w:r>
         <w:rPr>
-          <w:rFonts w:ascii="Times New Roman" w:hAnsi="Times New Roman" w:cs="Times New Roman"/>
+          <w:rFonts w:ascii="Montserrat" w:hAnsi="Montserrat" w:cs="Times New Roman"/>
           <w:i/>
           <w:sz w:val="24"/>
           <w:szCs w:val="24"/>
@@ -1629,7 +1639,7 @@
       </w:r>
       <w:r>
         <w:rPr>
-          <w:rFonts w:ascii="Times New Roman" w:hAnsi="Times New Roman" w:cs="Times New Roman"/>
+          <w:rFonts w:ascii="Montserrat" w:hAnsi="Montserrat" w:cs="Times New Roman"/>
           <w:sz w:val="24"/>
           <w:szCs w:val="24"/>
         </w:rPr>
@@ -1641,14 +1651,14 @@
         <w:spacing w:after="0" w:line="360" w:lineRule="auto"/>
         <w:jc w:val="both"/>
         <w:rPr>
-          <w:rFonts w:ascii="Times New Roman" w:hAnsi="Times New Roman" w:cs="Times New Roman"/>
-          <w:sz w:val="24"/>
-          <w:szCs w:val="24"/>
-        </w:rPr>
-      </w:pPr>
-      <w:r>
-        <w:rPr>
-          <w:rFonts w:ascii="Times New Roman" w:hAnsi="Times New Roman" w:cs="Times New Roman"/>
+          <w:rFonts w:ascii="Montserrat" w:hAnsi="Montserrat" w:cs="Times New Roman"/>
+          <w:sz w:val="24"/>
+          <w:szCs w:val="24"/>
+        </w:rPr>
+      </w:pPr>
+      <w:r>
+        <w:rPr>
+          <w:rFonts w:ascii="Montserrat" w:hAnsi="Montserrat" w:cs="Times New Roman"/>
           <w:sz w:val="24"/>
           <w:szCs w:val="24"/>
         </w:rPr>
@@ -1661,43 +1671,34 @@
         <w:spacing w:after="0" w:line="360" w:lineRule="auto"/>
         <w:jc w:val="both"/>
         <w:rPr>
-          <w:rFonts w:ascii="Times New Roman" w:hAnsi="Times New Roman" w:cs="Times New Roman"/>
-          <w:sz w:val="24"/>
-          <w:szCs w:val="24"/>
-        </w:rPr>
-      </w:pPr>
-      <w:r>
-        <w:rPr>
-          <w:rFonts w:ascii="Times New Roman" w:hAnsi="Times New Roman" w:cs="Times New Roman"/>
-          <w:sz w:val="24"/>
-          <w:szCs w:val="24"/>
-        </w:rPr>
-        <w:tab/>
-        <w:t xml:space="preserve">Av sat up in surprise. Unprepared, Amaeo’s hand fell into the valley of her hips. Before she could recoil from the accidental contact, Av’s hand fell on top of it, holding it firm over her womb. In equal wonder, she challenged, “How can you be concerned with this after all the other things you are doing to me?” Amaeo looked up startled. Av forced </w:t>
-      </w:r>
-      <w:r>
-        <w:rPr>
-          <w:rFonts w:ascii="Times New Roman" w:hAnsi="Times New Roman" w:cs="Times New Roman"/>
-          <w:sz w:val="24"/>
-          <w:szCs w:val="24"/>
-        </w:rPr>
-        <w:lastRenderedPageBreak/>
-        <w:t xml:space="preserve">Amaeo’s hand down between her legs without letting go of her mentor’s eyes. “How can I protest when this is nothing compared to the way you are trying to take advantage of me? At least if you fuck me I know what is happening to me, and why,” she accused. </w:t>
-      </w:r>
-    </w:p>
-    <w:p>
-      <w:pPr>
-        <w:spacing w:after="0" w:line="360" w:lineRule="auto"/>
-        <w:jc w:val="both"/>
-        <w:rPr>
-          <w:rFonts w:ascii="Times New Roman" w:hAnsi="Times New Roman" w:cs="Times New Roman"/>
-          <w:sz w:val="24"/>
-          <w:szCs w:val="24"/>
-        </w:rPr>
-      </w:pPr>
-      <w:r>
-        <w:rPr>
-          <w:rFonts w:ascii="Times New Roman" w:hAnsi="Times New Roman" w:cs="Times New Roman"/>
+          <w:rFonts w:ascii="Montserrat" w:hAnsi="Montserrat" w:cs="Times New Roman"/>
+          <w:sz w:val="24"/>
+          <w:szCs w:val="24"/>
+        </w:rPr>
+      </w:pPr>
+      <w:r>
+        <w:rPr>
+          <w:rFonts w:ascii="Montserrat" w:hAnsi="Montserrat" w:cs="Times New Roman"/>
+          <w:sz w:val="24"/>
+          <w:szCs w:val="24"/>
+        </w:rPr>
+        <w:tab/>
+        <w:t xml:space="preserve">Av sat up in surprise. Unprepared, Amaeo’s hand fell into the valley of her hips. Before she could recoil from the accidental contact, Av’s hand fell on top of it, holding it firm over her womb. In equal wonder, she challenged, “How can you be concerned with this after all the other things you are doing to me?” Amaeo looked up startled. Av forced Amaeo’s hand down between her legs without letting go of her mentor’s eyes. “How can I protest when this is nothing compared to the way you are trying to take advantage of me? At least if you fuck me I know what is happening to me, and why,” she accused. </w:t>
+      </w:r>
+    </w:p>
+    <w:p>
+      <w:pPr>
+        <w:spacing w:after="0" w:line="360" w:lineRule="auto"/>
+        <w:jc w:val="both"/>
+        <w:rPr>
+          <w:rFonts w:ascii="Montserrat" w:hAnsi="Montserrat" w:cs="Times New Roman"/>
+          <w:sz w:val="24"/>
+          <w:szCs w:val="24"/>
+        </w:rPr>
+      </w:pPr>
+      <w:r>
+        <w:rPr>
+          <w:rFonts w:ascii="Montserrat" w:hAnsi="Montserrat" w:cs="Times New Roman"/>
           <w:sz w:val="24"/>
           <w:szCs w:val="24"/>
         </w:rPr>
@@ -1710,14 +1711,14 @@
         <w:spacing w:after="0" w:line="360" w:lineRule="auto"/>
         <w:jc w:val="both"/>
         <w:rPr>
-          <w:rFonts w:ascii="Times New Roman" w:hAnsi="Times New Roman" w:cs="Times New Roman"/>
-          <w:sz w:val="24"/>
-          <w:szCs w:val="24"/>
-        </w:rPr>
-      </w:pPr>
-      <w:r>
-        <w:rPr>
-          <w:rFonts w:ascii="Times New Roman" w:hAnsi="Times New Roman" w:cs="Times New Roman"/>
+          <w:rFonts w:ascii="Montserrat" w:hAnsi="Montserrat" w:cs="Times New Roman"/>
+          <w:sz w:val="24"/>
+          <w:szCs w:val="24"/>
+        </w:rPr>
+      </w:pPr>
+      <w:r>
+        <w:rPr>
+          <w:rFonts w:ascii="Montserrat" w:hAnsi="Montserrat" w:cs="Times New Roman"/>
           <w:sz w:val="24"/>
           <w:szCs w:val="24"/>
         </w:rPr>
@@ -1726,7 +1727,7 @@
       </w:r>
       <w:r>
         <w:rPr>
-          <w:rFonts w:ascii="Times New Roman" w:hAnsi="Times New Roman" w:cs="Times New Roman"/>
+          <w:rFonts w:ascii="Montserrat" w:hAnsi="Montserrat" w:cs="Times New Roman"/>
           <w:i/>
           <w:sz w:val="24"/>
           <w:szCs w:val="24"/>
@@ -1735,7 +1736,7 @@
       </w:r>
       <w:r>
         <w:rPr>
-          <w:rFonts w:ascii="Times New Roman" w:hAnsi="Times New Roman" w:cs="Times New Roman"/>
+          <w:rFonts w:ascii="Montserrat" w:hAnsi="Montserrat" w:cs="Times New Roman"/>
           <w:sz w:val="24"/>
           <w:szCs w:val="24"/>
         </w:rPr>
@@ -1743,7 +1744,7 @@
       </w:r>
       <w:r>
         <w:rPr>
-          <w:rFonts w:ascii="Times New Roman" w:hAnsi="Times New Roman" w:cs="Times New Roman"/>
+          <w:rFonts w:ascii="Montserrat" w:hAnsi="Montserrat" w:cs="Times New Roman"/>
           <w:i/>
           <w:sz w:val="24"/>
           <w:szCs w:val="24"/>
@@ -1752,7 +1753,7 @@
       </w:r>
       <w:r>
         <w:rPr>
-          <w:rFonts w:ascii="Times New Roman" w:hAnsi="Times New Roman" w:cs="Times New Roman"/>
+          <w:rFonts w:ascii="Montserrat" w:hAnsi="Montserrat" w:cs="Times New Roman"/>
           <w:sz w:val="24"/>
           <w:szCs w:val="24"/>
         </w:rPr>
@@ -1764,14 +1765,14 @@
         <w:spacing w:after="0" w:line="360" w:lineRule="auto"/>
         <w:jc w:val="both"/>
         <w:rPr>
-          <w:rFonts w:ascii="Times New Roman" w:hAnsi="Times New Roman" w:cs="Times New Roman"/>
-          <w:sz w:val="24"/>
-          <w:szCs w:val="24"/>
-        </w:rPr>
-      </w:pPr>
-      <w:r>
-        <w:rPr>
-          <w:rFonts w:ascii="Times New Roman" w:hAnsi="Times New Roman" w:cs="Times New Roman"/>
+          <w:rFonts w:ascii="Montserrat" w:hAnsi="Montserrat" w:cs="Times New Roman"/>
+          <w:sz w:val="24"/>
+          <w:szCs w:val="24"/>
+        </w:rPr>
+      </w:pPr>
+      <w:r>
+        <w:rPr>
+          <w:rFonts w:ascii="Montserrat" w:hAnsi="Montserrat" w:cs="Times New Roman"/>
           <w:sz w:val="24"/>
           <w:szCs w:val="24"/>
         </w:rPr>
@@ -1780,7 +1781,7 @@
       </w:r>
       <w:r>
         <w:rPr>
-          <w:rFonts w:ascii="Times New Roman" w:hAnsi="Times New Roman" w:cs="Times New Roman"/>
+          <w:rFonts w:ascii="Montserrat" w:hAnsi="Montserrat" w:cs="Times New Roman"/>
           <w:i/>
           <w:sz w:val="24"/>
           <w:szCs w:val="24"/>
@@ -1789,7 +1790,7 @@
       </w:r>
       <w:r>
         <w:rPr>
-          <w:rFonts w:ascii="Times New Roman" w:hAnsi="Times New Roman" w:cs="Times New Roman"/>
+          <w:rFonts w:ascii="Montserrat" w:hAnsi="Montserrat" w:cs="Times New Roman"/>
           <w:sz w:val="24"/>
           <w:szCs w:val="24"/>
         </w:rPr>
@@ -1797,7 +1798,7 @@
       </w:r>
       <w:r>
         <w:rPr>
-          <w:rFonts w:ascii="Times New Roman" w:hAnsi="Times New Roman" w:cs="Times New Roman"/>
+          <w:rFonts w:ascii="Montserrat" w:hAnsi="Montserrat" w:cs="Times New Roman"/>
           <w:i/>
           <w:sz w:val="24"/>
           <w:szCs w:val="24"/>
@@ -1806,7 +1807,7 @@
       </w:r>
       <w:r>
         <w:rPr>
-          <w:rFonts w:ascii="Times New Roman" w:hAnsi="Times New Roman" w:cs="Times New Roman"/>
+          <w:rFonts w:ascii="Montserrat" w:hAnsi="Montserrat" w:cs="Times New Roman"/>
           <w:sz w:val="24"/>
           <w:szCs w:val="24"/>
         </w:rPr>
@@ -1818,43 +1819,34 @@
         <w:spacing w:after="0" w:line="360" w:lineRule="auto"/>
         <w:jc w:val="both"/>
         <w:rPr>
-          <w:rFonts w:ascii="Times New Roman" w:hAnsi="Times New Roman" w:cs="Times New Roman"/>
-          <w:sz w:val="24"/>
-          <w:szCs w:val="24"/>
-        </w:rPr>
-      </w:pPr>
-      <w:r>
-        <w:rPr>
-          <w:rFonts w:ascii="Times New Roman" w:hAnsi="Times New Roman" w:cs="Times New Roman"/>
-          <w:sz w:val="24"/>
-          <w:szCs w:val="24"/>
-        </w:rPr>
-        <w:tab/>
-        <w:t xml:space="preserve">Amaeo blushed at the depth of her miscalculation. Av, unable to understand the game Ara had been playing, must have worked herself deep into Amaeo’s mind, slipping past her guard and shadowing her thoughts. Of course she had known that the pressure </w:t>
-      </w:r>
-      <w:r>
-        <w:rPr>
-          <w:rFonts w:ascii="Times New Roman" w:hAnsi="Times New Roman" w:cs="Times New Roman"/>
-          <w:sz w:val="24"/>
-          <w:szCs w:val="24"/>
-        </w:rPr>
-        <w:lastRenderedPageBreak/>
-        <w:t>had overwhelmed the blocks in Av’s mind, and naturally that was why she had shielded her so closely for the remainder of the evening. She could hardly believe that Av’s mind could be open so far as to pick up on thoughts Amaeo herself had found barely audible. She was forced to confess, despite knowing that she would hear it as it formed, that Av’s total vulnerability had been deeply arousing.</w:t>
-      </w:r>
-    </w:p>
-    <w:p>
-      <w:pPr>
-        <w:spacing w:after="0" w:line="360" w:lineRule="auto"/>
-        <w:jc w:val="both"/>
-        <w:rPr>
-          <w:rFonts w:ascii="Times New Roman" w:hAnsi="Times New Roman" w:cs="Times New Roman"/>
-          <w:sz w:val="24"/>
-          <w:szCs w:val="24"/>
-        </w:rPr>
-      </w:pPr>
-      <w:r>
-        <w:rPr>
-          <w:rFonts w:ascii="Times New Roman" w:hAnsi="Times New Roman" w:cs="Times New Roman"/>
+          <w:rFonts w:ascii="Montserrat" w:hAnsi="Montserrat" w:cs="Times New Roman"/>
+          <w:sz w:val="24"/>
+          <w:szCs w:val="24"/>
+        </w:rPr>
+      </w:pPr>
+      <w:r>
+        <w:rPr>
+          <w:rFonts w:ascii="Montserrat" w:hAnsi="Montserrat" w:cs="Times New Roman"/>
+          <w:sz w:val="24"/>
+          <w:szCs w:val="24"/>
+        </w:rPr>
+        <w:tab/>
+        <w:t>Amaeo blushed at the depth of her miscalculation. Av, unable to understand the game Ara had been playing, must have worked herself deep into Amaeo’s mind, slipping past her guard and shadowing her thoughts. Of course she had known that the pressure had overwhelmed the blocks in Av’s mind, and naturally that was why she had shielded her so closely for the remainder of the evening. She could hardly believe that Av’s mind could be open so far as to pick up on thoughts Amaeo herself had found barely audible. She was forced to confess, despite knowing that she would hear it as it formed, that Av’s total vulnerability had been deeply arousing.</w:t>
+      </w:r>
+    </w:p>
+    <w:p>
+      <w:pPr>
+        <w:spacing w:after="0" w:line="360" w:lineRule="auto"/>
+        <w:jc w:val="both"/>
+        <w:rPr>
+          <w:rFonts w:ascii="Montserrat" w:hAnsi="Montserrat" w:cs="Times New Roman"/>
+          <w:sz w:val="24"/>
+          <w:szCs w:val="24"/>
+        </w:rPr>
+      </w:pPr>
+      <w:r>
+        <w:rPr>
+          <w:rFonts w:ascii="Montserrat" w:hAnsi="Montserrat" w:cs="Times New Roman"/>
           <w:sz w:val="24"/>
           <w:szCs w:val="24"/>
         </w:rPr>
@@ -1867,14 +1859,14 @@
         <w:spacing w:after="0" w:line="360" w:lineRule="auto"/>
         <w:jc w:val="both"/>
         <w:rPr>
-          <w:rFonts w:ascii="Times New Roman" w:hAnsi="Times New Roman" w:cs="Times New Roman"/>
-          <w:sz w:val="24"/>
-          <w:szCs w:val="24"/>
-        </w:rPr>
-      </w:pPr>
-      <w:r>
-        <w:rPr>
-          <w:rFonts w:ascii="Times New Roman" w:hAnsi="Times New Roman" w:cs="Times New Roman"/>
+          <w:rFonts w:ascii="Montserrat" w:hAnsi="Montserrat" w:cs="Times New Roman"/>
+          <w:sz w:val="24"/>
+          <w:szCs w:val="24"/>
+        </w:rPr>
+      </w:pPr>
+      <w:r>
+        <w:rPr>
+          <w:rFonts w:ascii="Montserrat" w:hAnsi="Montserrat" w:cs="Times New Roman"/>
           <w:sz w:val="24"/>
           <w:szCs w:val="24"/>
         </w:rPr>
@@ -1887,14 +1879,14 @@
         <w:spacing w:after="0" w:line="360" w:lineRule="auto"/>
         <w:jc w:val="both"/>
         <w:rPr>
-          <w:rFonts w:ascii="Times New Roman" w:hAnsi="Times New Roman" w:cs="Times New Roman"/>
-          <w:sz w:val="24"/>
-          <w:szCs w:val="24"/>
-        </w:rPr>
-      </w:pPr>
-      <w:r>
-        <w:rPr>
-          <w:rFonts w:ascii="Times New Roman" w:hAnsi="Times New Roman" w:cs="Times New Roman"/>
+          <w:rFonts w:ascii="Montserrat" w:hAnsi="Montserrat" w:cs="Times New Roman"/>
+          <w:sz w:val="24"/>
+          <w:szCs w:val="24"/>
+        </w:rPr>
+      </w:pPr>
+      <w:r>
+        <w:rPr>
+          <w:rFonts w:ascii="Montserrat" w:hAnsi="Montserrat" w:cs="Times New Roman"/>
           <w:sz w:val="24"/>
           <w:szCs w:val="24"/>
         </w:rPr>
@@ -1907,49 +1899,49 @@
         <w:spacing w:after="0" w:line="360" w:lineRule="auto"/>
         <w:jc w:val="both"/>
         <w:rPr>
-          <w:rFonts w:ascii="Times New Roman" w:hAnsi="Times New Roman" w:cs="Times New Roman"/>
-          <w:sz w:val="24"/>
-          <w:szCs w:val="24"/>
-        </w:rPr>
-      </w:pPr>
-      <w:r>
-        <w:rPr>
-          <w:rFonts w:ascii="Times New Roman" w:hAnsi="Times New Roman" w:cs="Times New Roman"/>
-          <w:sz w:val="24"/>
-          <w:szCs w:val="24"/>
-        </w:rPr>
-        <w:tab/>
-      </w:r>
-      <w:r>
-        <w:rPr>
-          <w:rFonts w:ascii="Times New Roman" w:hAnsi="Times New Roman" w:cs="Times New Roman"/>
-          <w:sz w:val="24"/>
-          <w:szCs w:val="24"/>
-        </w:rPr>
-        <w:tab/>
-      </w:r>
-      <w:r>
-        <w:rPr>
-          <w:rFonts w:ascii="Times New Roman" w:hAnsi="Times New Roman" w:cs="Times New Roman"/>
-          <w:sz w:val="24"/>
-          <w:szCs w:val="24"/>
-        </w:rPr>
-        <w:tab/>
-      </w:r>
-    </w:p>
-    <w:p>
-      <w:pPr>
-        <w:spacing w:after="0" w:line="360" w:lineRule="auto"/>
-        <w:jc w:val="both"/>
-        <w:rPr>
-          <w:rFonts w:ascii="Times New Roman" w:hAnsi="Times New Roman" w:cs="Times New Roman"/>
-          <w:sz w:val="24"/>
-          <w:szCs w:val="24"/>
-        </w:rPr>
-      </w:pPr>
-      <w:r>
-        <w:rPr>
-          <w:rFonts w:ascii="Times New Roman" w:hAnsi="Times New Roman" w:cs="Times New Roman"/>
+          <w:rFonts w:ascii="Montserrat" w:hAnsi="Montserrat" w:cs="Times New Roman"/>
+          <w:sz w:val="24"/>
+          <w:szCs w:val="24"/>
+        </w:rPr>
+      </w:pPr>
+      <w:r>
+        <w:rPr>
+          <w:rFonts w:ascii="Montserrat" w:hAnsi="Montserrat" w:cs="Times New Roman"/>
+          <w:sz w:val="24"/>
+          <w:szCs w:val="24"/>
+        </w:rPr>
+        <w:tab/>
+      </w:r>
+      <w:r>
+        <w:rPr>
+          <w:rFonts w:ascii="Montserrat" w:hAnsi="Montserrat" w:cs="Times New Roman"/>
+          <w:sz w:val="24"/>
+          <w:szCs w:val="24"/>
+        </w:rPr>
+        <w:tab/>
+      </w:r>
+      <w:r>
+        <w:rPr>
+          <w:rFonts w:ascii="Montserrat" w:hAnsi="Montserrat" w:cs="Times New Roman"/>
+          <w:sz w:val="24"/>
+          <w:szCs w:val="24"/>
+        </w:rPr>
+        <w:tab/>
+      </w:r>
+    </w:p>
+    <w:p>
+      <w:pPr>
+        <w:spacing w:after="0" w:line="360" w:lineRule="auto"/>
+        <w:jc w:val="both"/>
+        <w:rPr>
+          <w:rFonts w:ascii="Montserrat" w:hAnsi="Montserrat" w:cs="Times New Roman"/>
+          <w:sz w:val="24"/>
+          <w:szCs w:val="24"/>
+        </w:rPr>
+      </w:pPr>
+      <w:r>
+        <w:rPr>
+          <w:rFonts w:ascii="Montserrat" w:hAnsi="Montserrat" w:cs="Times New Roman"/>
           <w:sz w:val="24"/>
           <w:szCs w:val="24"/>
         </w:rPr>
@@ -1957,7 +1949,7 @@
       </w:r>
       <w:r>
         <w:rPr>
-          <w:rFonts w:ascii="Times New Roman" w:hAnsi="Times New Roman" w:cs="Times New Roman"/>
+          <w:rFonts w:ascii="Montserrat" w:hAnsi="Montserrat" w:cs="Times New Roman"/>
           <w:i/>
           <w:sz w:val="24"/>
           <w:szCs w:val="24"/>
@@ -1966,7 +1958,7 @@
       </w:r>
       <w:r>
         <w:rPr>
-          <w:rFonts w:ascii="Times New Roman" w:hAnsi="Times New Roman" w:cs="Times New Roman"/>
+          <w:rFonts w:ascii="Montserrat" w:hAnsi="Montserrat" w:cs="Times New Roman"/>
           <w:sz w:val="24"/>
           <w:szCs w:val="24"/>
         </w:rPr>
@@ -1978,32 +1970,23 @@
         <w:spacing w:after="0" w:line="360" w:lineRule="auto"/>
         <w:jc w:val="both"/>
         <w:rPr>
-          <w:rFonts w:ascii="Times New Roman" w:hAnsi="Times New Roman" w:cs="Times New Roman"/>
-          <w:sz w:val="24"/>
-          <w:szCs w:val="24"/>
-        </w:rPr>
-      </w:pPr>
-      <w:r>
-        <w:rPr>
-          <w:rFonts w:ascii="Times New Roman" w:hAnsi="Times New Roman" w:cs="Times New Roman"/>
-          <w:sz w:val="24"/>
-          <w:szCs w:val="24"/>
-        </w:rPr>
-        <w:tab/>
-        <w:t xml:space="preserve">“Because we regarded them as animals, many of our ancestors refused to admit that primitive humans could be our equals, even when they adapted to our civilization </w:t>
-      </w:r>
-      <w:r>
-        <w:rPr>
-          <w:rFonts w:ascii="Times New Roman" w:hAnsi="Times New Roman" w:cs="Times New Roman"/>
-          <w:sz w:val="24"/>
-          <w:szCs w:val="24"/>
-        </w:rPr>
-        <w:lastRenderedPageBreak/>
-        <w:t xml:space="preserve">and demonstrated a keen intelligence and the capacity for sophistication. Even those of our ancestors who recognized their potential retained a prejudice based on their alien sexuality. That prejudice became an excuse to discriminate against them when they entered into full partnership with us, in founding the </w:t>
-      </w:r>
-      <w:r>
-        <w:rPr>
-          <w:rFonts w:ascii="Times New Roman" w:hAnsi="Times New Roman" w:cs="Times New Roman"/>
+          <w:rFonts w:ascii="Montserrat" w:hAnsi="Montserrat" w:cs="Times New Roman"/>
+          <w:sz w:val="24"/>
+          <w:szCs w:val="24"/>
+        </w:rPr>
+      </w:pPr>
+      <w:r>
+        <w:rPr>
+          <w:rFonts w:ascii="Montserrat" w:hAnsi="Montserrat" w:cs="Times New Roman"/>
+          <w:sz w:val="24"/>
+          <w:szCs w:val="24"/>
+        </w:rPr>
+        <w:tab/>
+        <w:t xml:space="preserve">“Because we regarded them as animals, many of our ancestors refused to admit that primitive humans could be our equals, even when they adapted to our civilization and demonstrated a keen intelligence and the capacity for sophistication. Even those of our ancestors who recognized their potential retained a prejudice based on their alien sexuality. That prejudice became an excuse to discriminate against them when they entered into full partnership with us, in founding the </w:t>
+      </w:r>
+      <w:r>
+        <w:rPr>
+          <w:rFonts w:ascii="Montserrat" w:hAnsi="Montserrat" w:cs="Times New Roman"/>
           <w:i/>
           <w:sz w:val="24"/>
           <w:szCs w:val="24"/>
@@ -2012,7 +1995,7 @@
       </w:r>
       <w:r>
         <w:rPr>
-          <w:rFonts w:ascii="Times New Roman" w:hAnsi="Times New Roman" w:cs="Times New Roman"/>
+          <w:rFonts w:ascii="Montserrat" w:hAnsi="Montserrat" w:cs="Times New Roman"/>
           <w:sz w:val="24"/>
           <w:szCs w:val="24"/>
         </w:rPr>
@@ -2020,7 +2003,7 @@
       </w:r>
       <w:r>
         <w:rPr>
-          <w:rFonts w:ascii="Times New Roman" w:hAnsi="Times New Roman" w:cs="Times New Roman"/>
+          <w:rFonts w:ascii="Montserrat" w:hAnsi="Montserrat" w:cs="Times New Roman"/>
           <w:i/>
           <w:sz w:val="24"/>
           <w:szCs w:val="24"/>
@@ -2029,7 +2012,7 @@
       </w:r>
       <w:r>
         <w:rPr>
-          <w:rFonts w:ascii="Times New Roman" w:hAnsi="Times New Roman" w:cs="Times New Roman"/>
+          <w:rFonts w:ascii="Montserrat" w:hAnsi="Montserrat" w:cs="Times New Roman"/>
           <w:sz w:val="24"/>
           <w:szCs w:val="24"/>
         </w:rPr>
@@ -2037,7 +2020,7 @@
       </w:r>
       <w:r>
         <w:rPr>
-          <w:rFonts w:ascii="Times New Roman" w:hAnsi="Times New Roman" w:cs="Times New Roman"/>
+          <w:rFonts w:ascii="Montserrat" w:hAnsi="Montserrat" w:cs="Times New Roman"/>
           <w:i/>
           <w:sz w:val="24"/>
           <w:szCs w:val="24"/>
@@ -2046,7 +2029,7 @@
       </w:r>
       <w:r>
         <w:rPr>
-          <w:rFonts w:ascii="Times New Roman" w:hAnsi="Times New Roman" w:cs="Times New Roman"/>
+          <w:rFonts w:ascii="Montserrat" w:hAnsi="Montserrat" w:cs="Times New Roman"/>
           <w:sz w:val="24"/>
           <w:szCs w:val="24"/>
         </w:rPr>
@@ -2058,14 +2041,14 @@
         <w:spacing w:after="0" w:line="360" w:lineRule="auto"/>
         <w:jc w:val="both"/>
         <w:rPr>
-          <w:rFonts w:ascii="Times New Roman" w:hAnsi="Times New Roman" w:cs="Times New Roman"/>
-          <w:sz w:val="24"/>
-          <w:szCs w:val="24"/>
-        </w:rPr>
-      </w:pPr>
-      <w:r>
-        <w:rPr>
-          <w:rFonts w:ascii="Times New Roman" w:hAnsi="Times New Roman" w:cs="Times New Roman"/>
+          <w:rFonts w:ascii="Montserrat" w:hAnsi="Montserrat" w:cs="Times New Roman"/>
+          <w:sz w:val="24"/>
+          <w:szCs w:val="24"/>
+        </w:rPr>
+      </w:pPr>
+      <w:r>
+        <w:rPr>
+          <w:rFonts w:ascii="Montserrat" w:hAnsi="Montserrat" w:cs="Times New Roman"/>
           <w:sz w:val="24"/>
           <w:szCs w:val="24"/>
         </w:rPr>
@@ -2078,14 +2061,14 @@
         <w:spacing w:after="0" w:line="360" w:lineRule="auto"/>
         <w:jc w:val="both"/>
         <w:rPr>
-          <w:rFonts w:ascii="Times New Roman" w:hAnsi="Times New Roman" w:cs="Times New Roman"/>
-          <w:sz w:val="24"/>
-          <w:szCs w:val="24"/>
-        </w:rPr>
-      </w:pPr>
-      <w:r>
-        <w:rPr>
-          <w:rFonts w:ascii="Times New Roman" w:hAnsi="Times New Roman" w:cs="Times New Roman"/>
+          <w:rFonts w:ascii="Montserrat" w:hAnsi="Montserrat" w:cs="Times New Roman"/>
+          <w:sz w:val="24"/>
+          <w:szCs w:val="24"/>
+        </w:rPr>
+      </w:pPr>
+      <w:r>
+        <w:rPr>
+          <w:rFonts w:ascii="Montserrat" w:hAnsi="Montserrat" w:cs="Times New Roman"/>
           <w:sz w:val="24"/>
           <w:szCs w:val="24"/>
         </w:rPr>
@@ -2094,7 +2077,7 @@
       </w:r>
       <w:r>
         <w:rPr>
-          <w:rFonts w:ascii="Times New Roman" w:hAnsi="Times New Roman" w:cs="Times New Roman"/>
+          <w:rFonts w:ascii="Montserrat" w:hAnsi="Montserrat" w:cs="Times New Roman"/>
           <w:i/>
           <w:sz w:val="24"/>
           <w:szCs w:val="24"/>
@@ -2103,7 +2086,7 @@
       </w:r>
       <w:r>
         <w:rPr>
-          <w:rFonts w:ascii="Times New Roman" w:hAnsi="Times New Roman" w:cs="Times New Roman"/>
+          <w:rFonts w:ascii="Montserrat" w:hAnsi="Montserrat" w:cs="Times New Roman"/>
           <w:sz w:val="24"/>
           <w:szCs w:val="24"/>
         </w:rPr>
@@ -2111,7 +2094,7 @@
       </w:r>
       <w:r>
         <w:rPr>
-          <w:rFonts w:ascii="Times New Roman" w:hAnsi="Times New Roman" w:cs="Times New Roman"/>
+          <w:rFonts w:ascii="Montserrat" w:hAnsi="Montserrat" w:cs="Times New Roman"/>
           <w:i/>
           <w:sz w:val="24"/>
           <w:szCs w:val="24"/>
@@ -2120,7 +2103,7 @@
       </w:r>
       <w:r>
         <w:rPr>
-          <w:rFonts w:ascii="Times New Roman" w:hAnsi="Times New Roman" w:cs="Times New Roman"/>
+          <w:rFonts w:ascii="Montserrat" w:hAnsi="Montserrat" w:cs="Times New Roman"/>
           <w:sz w:val="24"/>
           <w:szCs w:val="24"/>
         </w:rPr>
@@ -2132,32 +2115,23 @@
         <w:spacing w:after="0" w:line="360" w:lineRule="auto"/>
         <w:jc w:val="both"/>
         <w:rPr>
-          <w:rFonts w:ascii="Times New Roman" w:hAnsi="Times New Roman" w:cs="Times New Roman"/>
-          <w:sz w:val="24"/>
-          <w:szCs w:val="24"/>
-        </w:rPr>
-      </w:pPr>
-      <w:r>
-        <w:rPr>
-          <w:rFonts w:ascii="Times New Roman" w:hAnsi="Times New Roman" w:cs="Times New Roman"/>
-          <w:sz w:val="24"/>
-          <w:szCs w:val="24"/>
-        </w:rPr>
-        <w:tab/>
-        <w:t xml:space="preserve">“Open sexuality offered us incredible freedom to be ourselves, but it also presented some dangers. The more intimate a person becomes, the more vulnerable that person is to abuse, and translated to a cultural level, that was dangerous. Boundaries were essential to protecting our sexual independence. So we were forced once more to face sex responsibly,” her mentor explained. She illustrated her point in detail. Life presented a </w:t>
-      </w:r>
-      <w:r>
-        <w:rPr>
-          <w:rFonts w:ascii="Times New Roman" w:hAnsi="Times New Roman" w:cs="Times New Roman"/>
-          <w:sz w:val="24"/>
-          <w:szCs w:val="24"/>
-        </w:rPr>
-        <w:lastRenderedPageBreak/>
-        <w:t xml:space="preserve">multitude of circumstances that imposed intimacy or intimate activities on individuals. It was a simple fact, and </w:t>
-      </w:r>
-      <w:r>
-        <w:rPr>
-          <w:rFonts w:ascii="Times New Roman" w:hAnsi="Times New Roman" w:cs="Times New Roman"/>
+          <w:rFonts w:ascii="Montserrat" w:hAnsi="Montserrat" w:cs="Times New Roman"/>
+          <w:sz w:val="24"/>
+          <w:szCs w:val="24"/>
+        </w:rPr>
+      </w:pPr>
+      <w:r>
+        <w:rPr>
+          <w:rFonts w:ascii="Montserrat" w:hAnsi="Montserrat" w:cs="Times New Roman"/>
+          <w:sz w:val="24"/>
+          <w:szCs w:val="24"/>
+        </w:rPr>
+        <w:tab/>
+        <w:t xml:space="preserve">“Open sexuality offered us incredible freedom to be ourselves, but it also presented some dangers. The more intimate a person becomes, the more vulnerable that person is to abuse, and translated to a cultural level, that was dangerous. Boundaries were essential to protecting our sexual independence. So we were forced once more to face sex responsibly,” her mentor explained. She illustrated her point in detail. Life presented a multitude of circumstances that imposed intimacy or intimate activities on individuals. It was a simple fact, and </w:t>
+      </w:r>
+      <w:r>
+        <w:rPr>
+          <w:rFonts w:ascii="Montserrat" w:hAnsi="Montserrat" w:cs="Times New Roman"/>
           <w:i/>
           <w:sz w:val="24"/>
           <w:szCs w:val="24"/>
@@ -2166,7 +2140,7 @@
       </w:r>
       <w:r>
         <w:rPr>
-          <w:rFonts w:ascii="Times New Roman" w:hAnsi="Times New Roman" w:cs="Times New Roman"/>
+          <w:rFonts w:ascii="Montserrat" w:hAnsi="Montserrat" w:cs="Times New Roman"/>
           <w:sz w:val="24"/>
           <w:szCs w:val="24"/>
         </w:rPr>
@@ -2174,7 +2148,7 @@
       </w:r>
       <w:r>
         <w:rPr>
-          <w:rFonts w:ascii="Times New Roman" w:hAnsi="Times New Roman" w:cs="Times New Roman"/>
+          <w:rFonts w:ascii="Montserrat" w:hAnsi="Montserrat" w:cs="Times New Roman"/>
           <w:i/>
           <w:sz w:val="24"/>
           <w:szCs w:val="24"/>
@@ -2183,7 +2157,7 @@
       </w:r>
       <w:r>
         <w:rPr>
-          <w:rFonts w:ascii="Times New Roman" w:hAnsi="Times New Roman" w:cs="Times New Roman"/>
+          <w:rFonts w:ascii="Montserrat" w:hAnsi="Montserrat" w:cs="Times New Roman"/>
           <w:sz w:val="24"/>
           <w:szCs w:val="24"/>
         </w:rPr>
@@ -2191,7 +2165,7 @@
       </w:r>
       <w:r>
         <w:rPr>
-          <w:rFonts w:ascii="Times New Roman" w:hAnsi="Times New Roman" w:cs="Times New Roman"/>
+          <w:rFonts w:ascii="Montserrat" w:hAnsi="Montserrat" w:cs="Times New Roman"/>
           <w:i/>
           <w:sz w:val="24"/>
           <w:szCs w:val="24"/>
@@ -2200,7 +2174,7 @@
       </w:r>
       <w:r>
         <w:rPr>
-          <w:rFonts w:ascii="Times New Roman" w:hAnsi="Times New Roman" w:cs="Times New Roman"/>
+          <w:rFonts w:ascii="Montserrat" w:hAnsi="Montserrat" w:cs="Times New Roman"/>
           <w:sz w:val="24"/>
           <w:szCs w:val="24"/>
         </w:rPr>
@@ -2212,14 +2186,14 @@
         <w:spacing w:after="0" w:line="360" w:lineRule="auto"/>
         <w:jc w:val="both"/>
         <w:rPr>
-          <w:rFonts w:ascii="Times New Roman" w:hAnsi="Times New Roman" w:cs="Times New Roman"/>
-          <w:sz w:val="24"/>
-          <w:szCs w:val="24"/>
-        </w:rPr>
-      </w:pPr>
-      <w:r>
-        <w:rPr>
-          <w:rFonts w:ascii="Times New Roman" w:hAnsi="Times New Roman" w:cs="Times New Roman"/>
+          <w:rFonts w:ascii="Montserrat" w:hAnsi="Montserrat" w:cs="Times New Roman"/>
+          <w:sz w:val="24"/>
+          <w:szCs w:val="24"/>
+        </w:rPr>
+      </w:pPr>
+      <w:r>
+        <w:rPr>
+          <w:rFonts w:ascii="Montserrat" w:hAnsi="Montserrat" w:cs="Times New Roman"/>
           <w:sz w:val="24"/>
           <w:szCs w:val="24"/>
         </w:rPr>
@@ -2232,14 +2206,14 @@
         <w:spacing w:after="0" w:line="360" w:lineRule="auto"/>
         <w:jc w:val="both"/>
         <w:rPr>
-          <w:rFonts w:ascii="Times New Roman" w:hAnsi="Times New Roman" w:cs="Times New Roman"/>
-          <w:sz w:val="24"/>
-          <w:szCs w:val="24"/>
-        </w:rPr>
-      </w:pPr>
-      <w:r>
-        <w:rPr>
-          <w:rFonts w:ascii="Times New Roman" w:hAnsi="Times New Roman" w:cs="Times New Roman"/>
+          <w:rFonts w:ascii="Montserrat" w:hAnsi="Montserrat" w:cs="Times New Roman"/>
+          <w:sz w:val="24"/>
+          <w:szCs w:val="24"/>
+        </w:rPr>
+      </w:pPr>
+      <w:r>
+        <w:rPr>
+          <w:rFonts w:ascii="Montserrat" w:hAnsi="Montserrat" w:cs="Times New Roman"/>
           <w:sz w:val="24"/>
           <w:szCs w:val="24"/>
         </w:rPr>
@@ -2248,7 +2222,7 @@
       </w:r>
       <w:r>
         <w:rPr>
-          <w:rFonts w:ascii="Times New Roman" w:hAnsi="Times New Roman" w:cs="Times New Roman"/>
+          <w:rFonts w:ascii="Montserrat" w:hAnsi="Montserrat" w:cs="Times New Roman"/>
           <w:i/>
           <w:sz w:val="24"/>
           <w:szCs w:val="24"/>
@@ -2257,7 +2231,7 @@
       </w:r>
       <w:r>
         <w:rPr>
-          <w:rFonts w:ascii="Times New Roman" w:hAnsi="Times New Roman" w:cs="Times New Roman"/>
+          <w:rFonts w:ascii="Montserrat" w:hAnsi="Montserrat" w:cs="Times New Roman"/>
           <w:sz w:val="24"/>
           <w:szCs w:val="24"/>
         </w:rPr>
@@ -2269,18 +2243,17 @@
         <w:spacing w:after="0" w:line="360" w:lineRule="auto"/>
         <w:jc w:val="both"/>
         <w:rPr>
-          <w:rFonts w:ascii="Times New Roman" w:hAnsi="Times New Roman" w:cs="Times New Roman"/>
-          <w:sz w:val="24"/>
-          <w:szCs w:val="24"/>
-        </w:rPr>
-      </w:pPr>
-      <w:r>
-        <w:rPr>
-          <w:rFonts w:ascii="Times New Roman" w:hAnsi="Times New Roman" w:cs="Times New Roman"/>
-          <w:sz w:val="24"/>
-          <w:szCs w:val="24"/>
-        </w:rPr>
-        <w:lastRenderedPageBreak/>
+          <w:rFonts w:ascii="Montserrat" w:hAnsi="Montserrat" w:cs="Times New Roman"/>
+          <w:sz w:val="24"/>
+          <w:szCs w:val="24"/>
+        </w:rPr>
+      </w:pPr>
+      <w:r>
+        <w:rPr>
+          <w:rFonts w:ascii="Montserrat" w:hAnsi="Montserrat" w:cs="Times New Roman"/>
+          <w:sz w:val="24"/>
+          <w:szCs w:val="24"/>
+        </w:rPr>
         <w:tab/>
         <w:t>Av smiled even deeper when Amaeo’s strong hands turned her over onto her back, touching her face in a stroking caress that traveled along her throat, over her breasts and down her abdomen, saying, “The most vulnerable region of the body is the face, from the brow to the pubic arch. In social intimacy, it is only appropriate for intimate friends, close family members or examining physicians to touch the face. It would be highly provocative or outright presumptuous for a stranger to initiate this level of contact. Unwanted contact of this nature, when witnessed, can be regarded as assault even if no force was used.</w:t>
       </w:r>
@@ -2290,14 +2263,14 @@
         <w:spacing w:after="0" w:line="360" w:lineRule="auto"/>
         <w:jc w:val="both"/>
         <w:rPr>
-          <w:rFonts w:ascii="Times New Roman" w:hAnsi="Times New Roman" w:cs="Times New Roman"/>
-          <w:sz w:val="24"/>
-          <w:szCs w:val="24"/>
-        </w:rPr>
-      </w:pPr>
-      <w:r>
-        <w:rPr>
-          <w:rFonts w:ascii="Times New Roman" w:hAnsi="Times New Roman" w:cs="Times New Roman"/>
+          <w:rFonts w:ascii="Montserrat" w:hAnsi="Montserrat" w:cs="Times New Roman"/>
+          <w:sz w:val="24"/>
+          <w:szCs w:val="24"/>
+        </w:rPr>
+      </w:pPr>
+      <w:r>
+        <w:rPr>
+          <w:rFonts w:ascii="Montserrat" w:hAnsi="Montserrat" w:cs="Times New Roman"/>
           <w:sz w:val="24"/>
           <w:szCs w:val="24"/>
         </w:rPr>
@@ -2306,7 +2279,7 @@
       </w:r>
       <w:r>
         <w:rPr>
-          <w:rFonts w:ascii="Times New Roman" w:hAnsi="Times New Roman" w:cs="Times New Roman"/>
+          <w:rFonts w:ascii="Montserrat" w:hAnsi="Montserrat" w:cs="Times New Roman"/>
           <w:i/>
           <w:sz w:val="24"/>
           <w:szCs w:val="24"/>
@@ -2315,7 +2288,7 @@
       </w:r>
       <w:r>
         <w:rPr>
-          <w:rFonts w:ascii="Times New Roman" w:hAnsi="Times New Roman" w:cs="Times New Roman"/>
+          <w:rFonts w:ascii="Montserrat" w:hAnsi="Montserrat" w:cs="Times New Roman"/>
           <w:sz w:val="24"/>
           <w:szCs w:val="24"/>
         </w:rPr>
@@ -2323,7 +2296,7 @@
       </w:r>
       <w:r>
         <w:rPr>
-          <w:rFonts w:ascii="Times New Roman" w:hAnsi="Times New Roman" w:cs="Times New Roman"/>
+          <w:rFonts w:ascii="Montserrat" w:hAnsi="Montserrat" w:cs="Times New Roman"/>
           <w:i/>
           <w:sz w:val="24"/>
           <w:szCs w:val="24"/>
@@ -2332,7 +2305,7 @@
       </w:r>
       <w:r>
         <w:rPr>
-          <w:rFonts w:ascii="Times New Roman" w:hAnsi="Times New Roman" w:cs="Times New Roman"/>
+          <w:rFonts w:ascii="Montserrat" w:hAnsi="Montserrat" w:cs="Times New Roman"/>
           <w:sz w:val="24"/>
           <w:szCs w:val="24"/>
         </w:rPr>
@@ -2344,32 +2317,23 @@
         <w:spacing w:after="0" w:line="360" w:lineRule="auto"/>
         <w:jc w:val="both"/>
         <w:rPr>
-          <w:rFonts w:ascii="Times New Roman" w:hAnsi="Times New Roman" w:cs="Times New Roman"/>
-          <w:sz w:val="24"/>
-          <w:szCs w:val="24"/>
-        </w:rPr>
-      </w:pPr>
-      <w:r>
-        <w:rPr>
-          <w:rFonts w:ascii="Times New Roman" w:hAnsi="Times New Roman" w:cs="Times New Roman"/>
-          <w:sz w:val="24"/>
-          <w:szCs w:val="24"/>
-        </w:rPr>
-        <w:tab/>
-        <w:t xml:space="preserve">“And sex, after all, is what we are building up to,” Amaeo promised, making a joke out of it. “Intimate contact is not the upper limit of a person’s boundaries. In fact the reason the boundaries were established was to give people more control of mutually </w:t>
-      </w:r>
-      <w:r>
-        <w:rPr>
-          <w:rFonts w:ascii="Times New Roman" w:hAnsi="Times New Roman" w:cs="Times New Roman"/>
-          <w:sz w:val="24"/>
-          <w:szCs w:val="24"/>
-        </w:rPr>
-        <w:lastRenderedPageBreak/>
-        <w:t xml:space="preserve">intimate contact, or contact initiated with an intimate part of the body. That is the only time that a touch qualifies as sexual contact. The common </w:t>
-      </w:r>
-      <w:r>
-        <w:rPr>
-          <w:rFonts w:ascii="Times New Roman" w:hAnsi="Times New Roman" w:cs="Times New Roman"/>
+          <w:rFonts w:ascii="Montserrat" w:hAnsi="Montserrat" w:cs="Times New Roman"/>
+          <w:sz w:val="24"/>
+          <w:szCs w:val="24"/>
+        </w:rPr>
+      </w:pPr>
+      <w:r>
+        <w:rPr>
+          <w:rFonts w:ascii="Montserrat" w:hAnsi="Montserrat" w:cs="Times New Roman"/>
+          <w:sz w:val="24"/>
+          <w:szCs w:val="24"/>
+        </w:rPr>
+        <w:tab/>
+        <w:t xml:space="preserve">“And sex, after all, is what we are building up to,” Amaeo promised, making a joke out of it. “Intimate contact is not the upper limit of a person’s boundaries. In fact the reason the boundaries were established was to give people more control of mutually intimate contact, or contact initiated with an intimate part of the body. That is the only time that a touch qualifies as sexual contact. The common </w:t>
+      </w:r>
+      <w:r>
+        <w:rPr>
+          <w:rFonts w:ascii="Montserrat" w:hAnsi="Montserrat" w:cs="Times New Roman"/>
           <w:i/>
           <w:sz w:val="24"/>
           <w:szCs w:val="24"/>
@@ -2378,7 +2342,7 @@
       </w:r>
       <w:r>
         <w:rPr>
-          <w:rFonts w:ascii="Times New Roman" w:hAnsi="Times New Roman" w:cs="Times New Roman"/>
+          <w:rFonts w:ascii="Montserrat" w:hAnsi="Montserrat" w:cs="Times New Roman"/>
           <w:sz w:val="24"/>
           <w:szCs w:val="24"/>
         </w:rPr>
@@ -2386,7 +2350,7 @@
       </w:r>
       <w:r>
         <w:rPr>
-          <w:rFonts w:ascii="Times New Roman" w:hAnsi="Times New Roman" w:cs="Times New Roman"/>
+          <w:rFonts w:ascii="Montserrat" w:hAnsi="Montserrat" w:cs="Times New Roman"/>
           <w:i/>
           <w:sz w:val="24"/>
           <w:szCs w:val="24"/>
@@ -2395,7 +2359,7 @@
       </w:r>
       <w:r>
         <w:rPr>
-          <w:rFonts w:ascii="Times New Roman" w:hAnsi="Times New Roman" w:cs="Times New Roman"/>
+          <w:rFonts w:ascii="Montserrat" w:hAnsi="Montserrat" w:cs="Times New Roman"/>
           <w:sz w:val="24"/>
           <w:szCs w:val="24"/>
         </w:rPr>
@@ -2403,7 +2367,7 @@
       </w:r>
       <w:r>
         <w:rPr>
-          <w:rFonts w:ascii="Times New Roman" w:hAnsi="Times New Roman" w:cs="Times New Roman"/>
+          <w:rFonts w:ascii="Montserrat" w:hAnsi="Montserrat" w:cs="Times New Roman"/>
           <w:i/>
           <w:sz w:val="24"/>
           <w:szCs w:val="24"/>
@@ -2412,7 +2376,7 @@
       </w:r>
       <w:r>
         <w:rPr>
-          <w:rFonts w:ascii="Times New Roman" w:hAnsi="Times New Roman" w:cs="Times New Roman"/>
+          <w:rFonts w:ascii="Montserrat" w:hAnsi="Montserrat" w:cs="Times New Roman"/>
           <w:sz w:val="24"/>
           <w:szCs w:val="24"/>
         </w:rPr>
@@ -2424,14 +2388,14 @@
         <w:spacing w:after="0" w:line="360" w:lineRule="auto"/>
         <w:jc w:val="both"/>
         <w:rPr>
-          <w:rFonts w:ascii="Times New Roman" w:hAnsi="Times New Roman" w:cs="Times New Roman"/>
-          <w:sz w:val="24"/>
-          <w:szCs w:val="24"/>
-        </w:rPr>
-      </w:pPr>
-      <w:r>
-        <w:rPr>
-          <w:rFonts w:ascii="Times New Roman" w:hAnsi="Times New Roman" w:cs="Times New Roman"/>
+          <w:rFonts w:ascii="Montserrat" w:hAnsi="Montserrat" w:cs="Times New Roman"/>
+          <w:sz w:val="24"/>
+          <w:szCs w:val="24"/>
+        </w:rPr>
+      </w:pPr>
+      <w:r>
+        <w:rPr>
+          <w:rFonts w:ascii="Montserrat" w:hAnsi="Montserrat" w:cs="Times New Roman"/>
           <w:sz w:val="24"/>
           <w:szCs w:val="24"/>
         </w:rPr>
@@ -2440,7 +2404,7 @@
       </w:r>
       <w:r>
         <w:rPr>
-          <w:rFonts w:ascii="Times New Roman" w:hAnsi="Times New Roman" w:cs="Times New Roman"/>
+          <w:rFonts w:ascii="Montserrat" w:hAnsi="Montserrat" w:cs="Times New Roman"/>
           <w:i/>
           <w:sz w:val="24"/>
           <w:szCs w:val="24"/>
@@ -2449,7 +2413,7 @@
       </w:r>
       <w:r>
         <w:rPr>
-          <w:rFonts w:ascii="Times New Roman" w:hAnsi="Times New Roman" w:cs="Times New Roman"/>
+          <w:rFonts w:ascii="Montserrat" w:hAnsi="Montserrat" w:cs="Times New Roman"/>
           <w:sz w:val="24"/>
           <w:szCs w:val="24"/>
         </w:rPr>
@@ -2457,7 +2421,7 @@
       </w:r>
       <w:r>
         <w:rPr>
-          <w:rFonts w:ascii="Times New Roman" w:hAnsi="Times New Roman" w:cs="Times New Roman"/>
+          <w:rFonts w:ascii="Montserrat" w:hAnsi="Montserrat" w:cs="Times New Roman"/>
           <w:i/>
           <w:sz w:val="24"/>
           <w:szCs w:val="24"/>
@@ -2466,7 +2430,7 @@
       </w:r>
       <w:r>
         <w:rPr>
-          <w:rFonts w:ascii="Times New Roman" w:hAnsi="Times New Roman" w:cs="Times New Roman"/>
+          <w:rFonts w:ascii="Montserrat" w:hAnsi="Montserrat" w:cs="Times New Roman"/>
           <w:sz w:val="24"/>
           <w:szCs w:val="24"/>
         </w:rPr>
@@ -2474,7 +2438,7 @@
       </w:r>
       <w:r>
         <w:rPr>
-          <w:rFonts w:ascii="Times New Roman" w:hAnsi="Times New Roman" w:cs="Times New Roman"/>
+          <w:rFonts w:ascii="Montserrat" w:hAnsi="Montserrat" w:cs="Times New Roman"/>
           <w:i/>
           <w:sz w:val="24"/>
           <w:szCs w:val="24"/>
@@ -2483,7 +2447,7 @@
       </w:r>
       <w:r>
         <w:rPr>
-          <w:rFonts w:ascii="Times New Roman" w:hAnsi="Times New Roman" w:cs="Times New Roman"/>
+          <w:rFonts w:ascii="Montserrat" w:hAnsi="Montserrat" w:cs="Times New Roman"/>
           <w:sz w:val="24"/>
           <w:szCs w:val="24"/>
         </w:rPr>
@@ -2495,14 +2459,14 @@
         <w:spacing w:after="0" w:line="360" w:lineRule="auto"/>
         <w:jc w:val="both"/>
         <w:rPr>
-          <w:rFonts w:ascii="Times New Roman" w:hAnsi="Times New Roman" w:cs="Times New Roman"/>
-          <w:sz w:val="24"/>
-          <w:szCs w:val="24"/>
-        </w:rPr>
-      </w:pPr>
-      <w:r>
-        <w:rPr>
-          <w:rFonts w:ascii="Times New Roman" w:hAnsi="Times New Roman" w:cs="Times New Roman"/>
+          <w:rFonts w:ascii="Montserrat" w:hAnsi="Montserrat" w:cs="Times New Roman"/>
+          <w:sz w:val="24"/>
+          <w:szCs w:val="24"/>
+        </w:rPr>
+      </w:pPr>
+      <w:r>
+        <w:rPr>
+          <w:rFonts w:ascii="Montserrat" w:hAnsi="Montserrat" w:cs="Times New Roman"/>
           <w:sz w:val="24"/>
           <w:szCs w:val="24"/>
         </w:rPr>
@@ -2511,7 +2475,7 @@
       </w:r>
       <w:r>
         <w:rPr>
-          <w:rFonts w:ascii="Times New Roman" w:hAnsi="Times New Roman" w:cs="Times New Roman"/>
+          <w:rFonts w:ascii="Montserrat" w:hAnsi="Montserrat" w:cs="Times New Roman"/>
           <w:i/>
           <w:sz w:val="24"/>
           <w:szCs w:val="24"/>
@@ -2520,7 +2484,7 @@
       </w:r>
       <w:r>
         <w:rPr>
-          <w:rFonts w:ascii="Times New Roman" w:hAnsi="Times New Roman" w:cs="Times New Roman"/>
+          <w:rFonts w:ascii="Montserrat" w:hAnsi="Montserrat" w:cs="Times New Roman"/>
           <w:sz w:val="24"/>
           <w:szCs w:val="24"/>
         </w:rPr>
@@ -2528,7 +2492,7 @@
       </w:r>
       <w:r>
         <w:rPr>
-          <w:rFonts w:ascii="Times New Roman" w:hAnsi="Times New Roman" w:cs="Times New Roman"/>
+          <w:rFonts w:ascii="Montserrat" w:hAnsi="Montserrat" w:cs="Times New Roman"/>
           <w:i/>
           <w:sz w:val="24"/>
           <w:szCs w:val="24"/>
@@ -2537,7 +2501,7 @@
       </w:r>
       <w:r>
         <w:rPr>
-          <w:rFonts w:ascii="Times New Roman" w:hAnsi="Times New Roman" w:cs="Times New Roman"/>
+          <w:rFonts w:ascii="Montserrat" w:hAnsi="Montserrat" w:cs="Times New Roman"/>
           <w:sz w:val="24"/>
           <w:szCs w:val="24"/>
         </w:rPr>
@@ -2545,7 +2509,7 @@
       </w:r>
       <w:r>
         <w:rPr>
-          <w:rFonts w:ascii="Times New Roman" w:hAnsi="Times New Roman" w:cs="Times New Roman"/>
+          <w:rFonts w:ascii="Montserrat" w:hAnsi="Montserrat" w:cs="Times New Roman"/>
           <w:i/>
           <w:sz w:val="24"/>
           <w:szCs w:val="24"/>
@@ -2554,7 +2518,7 @@
       </w:r>
       <w:r>
         <w:rPr>
-          <w:rFonts w:ascii="Times New Roman" w:hAnsi="Times New Roman" w:cs="Times New Roman"/>
+          <w:rFonts w:ascii="Montserrat" w:hAnsi="Montserrat" w:cs="Times New Roman"/>
           <w:sz w:val="24"/>
           <w:szCs w:val="24"/>
         </w:rPr>
@@ -2566,18 +2530,17 @@
         <w:spacing w:after="0" w:line="360" w:lineRule="auto"/>
         <w:jc w:val="both"/>
         <w:rPr>
-          <w:rFonts w:ascii="Times New Roman" w:hAnsi="Times New Roman" w:cs="Times New Roman"/>
-          <w:sz w:val="24"/>
-          <w:szCs w:val="24"/>
-        </w:rPr>
-      </w:pPr>
-      <w:r>
-        <w:rPr>
-          <w:rFonts w:ascii="Times New Roman" w:hAnsi="Times New Roman" w:cs="Times New Roman"/>
-          <w:sz w:val="24"/>
-          <w:szCs w:val="24"/>
-        </w:rPr>
-        <w:lastRenderedPageBreak/>
+          <w:rFonts w:ascii="Montserrat" w:hAnsi="Montserrat" w:cs="Times New Roman"/>
+          <w:sz w:val="24"/>
+          <w:szCs w:val="24"/>
+        </w:rPr>
+      </w:pPr>
+      <w:r>
+        <w:rPr>
+          <w:rFonts w:ascii="Montserrat" w:hAnsi="Montserrat" w:cs="Times New Roman"/>
+          <w:sz w:val="24"/>
+          <w:szCs w:val="24"/>
+        </w:rPr>
         <w:tab/>
         <w:t xml:space="preserve">In general, a mating was casual in form. Any one could propose a mating, and a person could propose the mating of other parties even if the parties in question were unacquainted. All that was necessary was that a proposal was expressed, and that the parties to be mated accepted the proposal. There were legal terms. The party with which the proposal, or suit, originated was referred to as the suitor. The party or parties that accepted the proposal were referred to as the claim. Dissolution of any form of mating was permitted at the conclusion of the proposed mating act, the fulfillment of the suit, or the retraction of the proposal. Disengaging from a mating was also allowed, but a disengaged mate was subject to further suit, and arbitration. </w:t>
       </w:r>
@@ -2587,14 +2550,14 @@
         <w:spacing w:after="0" w:line="360" w:lineRule="auto"/>
         <w:jc w:val="both"/>
         <w:rPr>
-          <w:rFonts w:ascii="Times New Roman" w:hAnsi="Times New Roman" w:cs="Times New Roman"/>
-          <w:sz w:val="24"/>
-          <w:szCs w:val="24"/>
-        </w:rPr>
-      </w:pPr>
-      <w:r>
-        <w:rPr>
-          <w:rFonts w:ascii="Times New Roman" w:hAnsi="Times New Roman" w:cs="Times New Roman"/>
+          <w:rFonts w:ascii="Montserrat" w:hAnsi="Montserrat" w:cs="Times New Roman"/>
+          <w:sz w:val="24"/>
+          <w:szCs w:val="24"/>
+        </w:rPr>
+      </w:pPr>
+      <w:r>
+        <w:rPr>
+          <w:rFonts w:ascii="Montserrat" w:hAnsi="Montserrat" w:cs="Times New Roman"/>
           <w:sz w:val="24"/>
           <w:szCs w:val="24"/>
         </w:rPr>
@@ -2607,14 +2570,14 @@
         <w:spacing w:after="0" w:line="360" w:lineRule="auto"/>
         <w:jc w:val="both"/>
         <w:rPr>
-          <w:rFonts w:ascii="Times New Roman" w:hAnsi="Times New Roman" w:cs="Times New Roman"/>
-          <w:sz w:val="24"/>
-          <w:szCs w:val="24"/>
-        </w:rPr>
-      </w:pPr>
-      <w:r>
-        <w:rPr>
-          <w:rFonts w:ascii="Times New Roman" w:hAnsi="Times New Roman" w:cs="Times New Roman"/>
+          <w:rFonts w:ascii="Montserrat" w:hAnsi="Montserrat" w:cs="Times New Roman"/>
+          <w:sz w:val="24"/>
+          <w:szCs w:val="24"/>
+        </w:rPr>
+      </w:pPr>
+      <w:r>
+        <w:rPr>
+          <w:rFonts w:ascii="Montserrat" w:hAnsi="Montserrat" w:cs="Times New Roman"/>
           <w:sz w:val="24"/>
           <w:szCs w:val="24"/>
         </w:rPr>
@@ -2623,7 +2586,7 @@
       </w:r>
       <w:r>
         <w:rPr>
-          <w:rFonts w:ascii="Times New Roman" w:hAnsi="Times New Roman" w:cs="Times New Roman"/>
+          <w:rFonts w:ascii="Montserrat" w:hAnsi="Montserrat" w:cs="Times New Roman"/>
           <w:i/>
           <w:sz w:val="24"/>
           <w:szCs w:val="24"/>
@@ -2632,7 +2595,7 @@
       </w:r>
       <w:r>
         <w:rPr>
-          <w:rFonts w:ascii="Times New Roman" w:hAnsi="Times New Roman" w:cs="Times New Roman"/>
+          <w:rFonts w:ascii="Montserrat" w:hAnsi="Montserrat" w:cs="Times New Roman"/>
           <w:sz w:val="24"/>
           <w:szCs w:val="24"/>
         </w:rPr>
@@ -2644,14 +2607,14 @@
         <w:spacing w:after="0" w:line="360" w:lineRule="auto"/>
         <w:jc w:val="both"/>
         <w:rPr>
-          <w:rFonts w:ascii="Times New Roman" w:hAnsi="Times New Roman" w:cs="Times New Roman"/>
-          <w:sz w:val="24"/>
-          <w:szCs w:val="24"/>
-        </w:rPr>
-      </w:pPr>
-      <w:r>
-        <w:rPr>
-          <w:rFonts w:ascii="Times New Roman" w:hAnsi="Times New Roman" w:cs="Times New Roman"/>
+          <w:rFonts w:ascii="Montserrat" w:hAnsi="Montserrat" w:cs="Times New Roman"/>
+          <w:sz w:val="24"/>
+          <w:szCs w:val="24"/>
+        </w:rPr>
+      </w:pPr>
+      <w:r>
+        <w:rPr>
+          <w:rFonts w:ascii="Montserrat" w:hAnsi="Montserrat" w:cs="Times New Roman"/>
           <w:sz w:val="24"/>
           <w:szCs w:val="24"/>
         </w:rPr>
@@ -2664,32 +2627,23 @@
         <w:spacing w:after="0" w:line="360" w:lineRule="auto"/>
         <w:jc w:val="both"/>
         <w:rPr>
-          <w:rFonts w:ascii="Times New Roman" w:hAnsi="Times New Roman" w:cs="Times New Roman"/>
-          <w:sz w:val="24"/>
-          <w:szCs w:val="24"/>
-        </w:rPr>
-      </w:pPr>
-      <w:r>
-        <w:rPr>
-          <w:rFonts w:ascii="Times New Roman" w:hAnsi="Times New Roman" w:cs="Times New Roman"/>
-          <w:sz w:val="24"/>
-          <w:szCs w:val="24"/>
-        </w:rPr>
-        <w:tab/>
-        <w:t xml:space="preserve">Just as a part of her mind reflected on her lesson, a part of Amaeo’s mind brooded over the impact that combined events would have on his new charge. Like Av, she returned to the incident with Shan’je. Av could not help but pick up on  her thoughts, and </w:t>
-      </w:r>
-      <w:r>
-        <w:rPr>
-          <w:rFonts w:ascii="Times New Roman" w:hAnsi="Times New Roman" w:cs="Times New Roman"/>
-          <w:sz w:val="24"/>
-          <w:szCs w:val="24"/>
-        </w:rPr>
-        <w:lastRenderedPageBreak/>
-        <w:t xml:space="preserve">the rub of salt put an edge to their intercourse. They both knew that the crucial element of Av’s rehabilitation was the discrepancy between her overwhelming power and her natural discipline. If everyone she met could overwhelm her with the force of their desire, she would never be able to deal with the demands made of an Ideal. To Av’s dismay, Amaeo’s thoughts pointed out an even greater risk. By pronouncing her unpromised, the </w:t>
-      </w:r>
-      <w:r>
-        <w:rPr>
-          <w:rFonts w:ascii="Times New Roman" w:hAnsi="Times New Roman" w:cs="Times New Roman"/>
+          <w:rFonts w:ascii="Montserrat" w:hAnsi="Montserrat" w:cs="Times New Roman"/>
+          <w:sz w:val="24"/>
+          <w:szCs w:val="24"/>
+        </w:rPr>
+      </w:pPr>
+      <w:r>
+        <w:rPr>
+          <w:rFonts w:ascii="Montserrat" w:hAnsi="Montserrat" w:cs="Times New Roman"/>
+          <w:sz w:val="24"/>
+          <w:szCs w:val="24"/>
+        </w:rPr>
+        <w:tab/>
+        <w:t xml:space="preserve">Just as a part of her mind reflected on her lesson, a part of Amaeo’s mind brooded over the impact that combined events would have on his new charge. Like Av, she returned to the incident with Shan’je. Av could not help but pick up on  her thoughts, and the rub of salt put an edge to their intercourse. They both knew that the crucial element of Av’s rehabilitation was the discrepancy between her overwhelming power and her natural discipline. If everyone she met could overwhelm her with the force of their desire, she would never be able to deal with the demands made of an Ideal. To Av’s dismay, Amaeo’s thoughts pointed out an even greater risk. By pronouncing her unpromised, the </w:t>
+      </w:r>
+      <w:r>
+        <w:rPr>
+          <w:rFonts w:ascii="Montserrat" w:hAnsi="Montserrat" w:cs="Times New Roman"/>
           <w:i/>
           <w:sz w:val="24"/>
           <w:szCs w:val="24"/>
@@ -2698,7 +2652,7 @@
       </w:r>
       <w:r>
         <w:rPr>
-          <w:rFonts w:ascii="Times New Roman" w:hAnsi="Times New Roman" w:cs="Times New Roman"/>
+          <w:rFonts w:ascii="Montserrat" w:hAnsi="Montserrat" w:cs="Times New Roman"/>
           <w:sz w:val="24"/>
           <w:szCs w:val="24"/>
         </w:rPr>
@@ -2710,14 +2664,14 @@
         <w:spacing w:after="0" w:line="360" w:lineRule="auto"/>
         <w:jc w:val="both"/>
         <w:rPr>
-          <w:rFonts w:ascii="Times New Roman" w:hAnsi="Times New Roman" w:cs="Times New Roman"/>
-          <w:sz w:val="24"/>
-          <w:szCs w:val="24"/>
-        </w:rPr>
-      </w:pPr>
-      <w:r>
-        <w:rPr>
-          <w:rFonts w:ascii="Times New Roman" w:hAnsi="Times New Roman" w:cs="Times New Roman"/>
+          <w:rFonts w:ascii="Montserrat" w:hAnsi="Montserrat" w:cs="Times New Roman"/>
+          <w:sz w:val="24"/>
+          <w:szCs w:val="24"/>
+        </w:rPr>
+      </w:pPr>
+      <w:r>
+        <w:rPr>
+          <w:rFonts w:ascii="Montserrat" w:hAnsi="Montserrat" w:cs="Times New Roman"/>
           <w:sz w:val="24"/>
           <w:szCs w:val="24"/>
         </w:rPr>
@@ -2730,14 +2684,14 @@
         <w:spacing w:after="0" w:line="360" w:lineRule="auto"/>
         <w:jc w:val="both"/>
         <w:rPr>
-          <w:rFonts w:ascii="Times New Roman" w:hAnsi="Times New Roman" w:cs="Times New Roman"/>
-          <w:sz w:val="24"/>
-          <w:szCs w:val="24"/>
-        </w:rPr>
-      </w:pPr>
-      <w:r>
-        <w:rPr>
-          <w:rFonts w:ascii="Times New Roman" w:hAnsi="Times New Roman" w:cs="Times New Roman"/>
+          <w:rFonts w:ascii="Montserrat" w:hAnsi="Montserrat" w:cs="Times New Roman"/>
+          <w:sz w:val="24"/>
+          <w:szCs w:val="24"/>
+        </w:rPr>
+      </w:pPr>
+      <w:r>
+        <w:rPr>
+          <w:rFonts w:ascii="Montserrat" w:hAnsi="Montserrat" w:cs="Times New Roman"/>
           <w:sz w:val="24"/>
           <w:szCs w:val="24"/>
         </w:rPr>
@@ -2750,80 +2704,71 @@
         <w:spacing w:after="0" w:line="360" w:lineRule="auto"/>
         <w:jc w:val="both"/>
         <w:rPr>
-          <w:rFonts w:ascii="Times New Roman" w:hAnsi="Times New Roman" w:cs="Times New Roman"/>
-          <w:i/>
-          <w:sz w:val="24"/>
-          <w:szCs w:val="24"/>
-        </w:rPr>
-      </w:pPr>
-      <w:r>
-        <w:rPr>
-          <w:rFonts w:ascii="Times New Roman" w:hAnsi="Times New Roman" w:cs="Times New Roman"/>
-          <w:sz w:val="24"/>
-          <w:szCs w:val="24"/>
-        </w:rPr>
-        <w:tab/>
-      </w:r>
-      <w:r>
-        <w:rPr>
-          <w:rFonts w:ascii="Times New Roman" w:hAnsi="Times New Roman" w:cs="Times New Roman"/>
-          <w:i/>
-          <w:sz w:val="24"/>
-          <w:szCs w:val="24"/>
-        </w:rPr>
-        <w:tab/>
-      </w:r>
-      <w:r>
-        <w:rPr>
-          <w:rFonts w:ascii="Times New Roman" w:hAnsi="Times New Roman" w:cs="Times New Roman"/>
-          <w:i/>
-          <w:sz w:val="24"/>
-          <w:szCs w:val="24"/>
-        </w:rPr>
-        <w:tab/>
-      </w:r>
-    </w:p>
-    <w:p>
-      <w:pPr>
-        <w:spacing w:after="0" w:line="360" w:lineRule="auto"/>
-        <w:jc w:val="both"/>
-        <w:rPr>
-          <w:rFonts w:ascii="Times New Roman" w:hAnsi="Times New Roman" w:cs="Times New Roman"/>
-          <w:sz w:val="24"/>
-          <w:szCs w:val="24"/>
-        </w:rPr>
-      </w:pPr>
-      <w:r>
-        <w:rPr>
-          <w:rFonts w:ascii="Times New Roman" w:hAnsi="Times New Roman" w:cs="Times New Roman"/>
-          <w:sz w:val="24"/>
-          <w:szCs w:val="24"/>
-        </w:rPr>
-        <w:t xml:space="preserve">A taste of lingering pleasure followed her into dreams. In the formless deeps of sleep memory stirred once again. Oddly enough, the memory was of a dream—or a state of dreaming—a timeless instant spent in darkness. Her thoughts, unbounded and formless, became wrapped within the coils of an endless caress. A nest of dragons, dreaming in a sea of shadows, she saw—felt them streaming in and over and through each other. </w:t>
-      </w:r>
-      <w:r>
-        <w:rPr>
-          <w:rFonts w:ascii="Times New Roman" w:hAnsi="Times New Roman" w:cs="Times New Roman"/>
-          <w:sz w:val="24"/>
-          <w:szCs w:val="24"/>
-        </w:rPr>
-        <w:lastRenderedPageBreak/>
-        <w:t xml:space="preserve">Selfless in their one and many shades of oblivion. Each possessing, and yet unable to possess, that glittering truth about which she coiled. They were drawn to her, as she was drawn to them—into them. As she dove through the strangely familiar waters, she was sucked into a current that flowed in an exclusive orbit around two shadow-bound suns. She closed her eyes, trying to bring the image into focus. At once, the warring tides twisted and centered on her eye of calm. She had a moment of absolute terror as the totality of two souls launched themselves at her, diving through the eye of calm to consummate their union. Her senses were expanded with a rush of passion. Without question, she was experiencing a sexual embrace, but she could not isolate herself in it. </w:t>
-      </w:r>
-    </w:p>
-    <w:p>
-      <w:pPr>
-        <w:spacing w:after="0" w:line="360" w:lineRule="auto"/>
-        <w:jc w:val="both"/>
-        <w:rPr>
-          <w:rFonts w:ascii="Times New Roman" w:hAnsi="Times New Roman" w:cs="Times New Roman"/>
-          <w:sz w:val="24"/>
-          <w:szCs w:val="24"/>
-        </w:rPr>
-      </w:pPr>
-      <w:r>
-        <w:rPr>
-          <w:rFonts w:ascii="Times New Roman" w:hAnsi="Times New Roman" w:cs="Times New Roman"/>
+          <w:rFonts w:ascii="Montserrat" w:hAnsi="Montserrat" w:cs="Times New Roman"/>
+          <w:i/>
+          <w:sz w:val="24"/>
+          <w:szCs w:val="24"/>
+        </w:rPr>
+      </w:pPr>
+      <w:r>
+        <w:rPr>
+          <w:rFonts w:ascii="Montserrat" w:hAnsi="Montserrat" w:cs="Times New Roman"/>
+          <w:sz w:val="24"/>
+          <w:szCs w:val="24"/>
+        </w:rPr>
+        <w:tab/>
+      </w:r>
+      <w:r>
+        <w:rPr>
+          <w:rFonts w:ascii="Montserrat" w:hAnsi="Montserrat" w:cs="Times New Roman"/>
+          <w:i/>
+          <w:sz w:val="24"/>
+          <w:szCs w:val="24"/>
+        </w:rPr>
+        <w:tab/>
+      </w:r>
+      <w:r>
+        <w:rPr>
+          <w:rFonts w:ascii="Montserrat" w:hAnsi="Montserrat" w:cs="Times New Roman"/>
+          <w:i/>
+          <w:sz w:val="24"/>
+          <w:szCs w:val="24"/>
+        </w:rPr>
+        <w:tab/>
+      </w:r>
+    </w:p>
+    <w:p>
+      <w:pPr>
+        <w:spacing w:after="0" w:line="360" w:lineRule="auto"/>
+        <w:jc w:val="both"/>
+        <w:rPr>
+          <w:rFonts w:ascii="Montserrat" w:hAnsi="Montserrat" w:cs="Times New Roman"/>
+          <w:sz w:val="24"/>
+          <w:szCs w:val="24"/>
+        </w:rPr>
+      </w:pPr>
+      <w:r>
+        <w:rPr>
+          <w:rFonts w:ascii="Montserrat" w:hAnsi="Montserrat" w:cs="Times New Roman"/>
+          <w:sz w:val="24"/>
+          <w:szCs w:val="24"/>
+        </w:rPr>
+        <w:t xml:space="preserve">A taste of lingering pleasure followed her into dreams. In the formless deeps of sleep memory stirred once again. Oddly enough, the memory was of a dream—or a state of dreaming—a timeless instant spent in darkness. Her thoughts, unbounded and formless, became wrapped within the coils of an endless caress. A nest of dragons, dreaming in a sea of shadows, she saw—felt them streaming in and over and through each other. Selfless in their one and many shades of oblivion. Each possessing, and yet unable to possess, that glittering truth about which she coiled. They were drawn to her, as she was drawn to them—into them. As she dove through the strangely familiar waters, she was sucked into a current that flowed in an exclusive orbit around two shadow-bound suns. She closed her eyes, trying to bring the image into focus. At once, the warring tides twisted and centered on her eye of calm. She had a moment of absolute terror as the totality of two souls launched themselves at her, diving through the eye of calm to consummate their union. Her senses were expanded with a rush of passion. Without question, she was experiencing a sexual embrace, but she could not isolate herself in it. </w:t>
+      </w:r>
+    </w:p>
+    <w:p>
+      <w:pPr>
+        <w:spacing w:after="0" w:line="360" w:lineRule="auto"/>
+        <w:jc w:val="both"/>
+        <w:rPr>
+          <w:rFonts w:ascii="Montserrat" w:hAnsi="Montserrat" w:cs="Times New Roman"/>
+          <w:sz w:val="24"/>
+          <w:szCs w:val="24"/>
+        </w:rPr>
+      </w:pPr>
+      <w:r>
+        <w:rPr>
+          <w:rFonts w:ascii="Montserrat" w:hAnsi="Montserrat" w:cs="Times New Roman"/>
           <w:sz w:val="24"/>
           <w:szCs w:val="24"/>
         </w:rPr>
@@ -2832,7 +2777,7 @@
       </w:r>
       <w:r>
         <w:rPr>
-          <w:rFonts w:ascii="Times New Roman" w:hAnsi="Times New Roman" w:cs="Times New Roman"/>
+          <w:rFonts w:ascii="Montserrat" w:hAnsi="Montserrat" w:cs="Times New Roman"/>
           <w:i/>
           <w:sz w:val="24"/>
           <w:szCs w:val="24"/>
@@ -2841,7 +2786,7 @@
       </w:r>
       <w:r>
         <w:rPr>
-          <w:rFonts w:ascii="Times New Roman" w:hAnsi="Times New Roman" w:cs="Times New Roman"/>
+          <w:rFonts w:ascii="Montserrat" w:hAnsi="Montserrat" w:cs="Times New Roman"/>
           <w:sz w:val="24"/>
           <w:szCs w:val="24"/>
         </w:rPr>
@@ -2853,14 +2798,14 @@
         <w:spacing w:after="0" w:line="360" w:lineRule="auto"/>
         <w:jc w:val="both"/>
         <w:rPr>
-          <w:rFonts w:ascii="Times New Roman" w:hAnsi="Times New Roman" w:cs="Times New Roman"/>
-          <w:sz w:val="24"/>
-          <w:szCs w:val="24"/>
-        </w:rPr>
-      </w:pPr>
-      <w:r>
-        <w:rPr>
-          <w:rFonts w:ascii="Times New Roman" w:hAnsi="Times New Roman" w:cs="Times New Roman"/>
+          <w:rFonts w:ascii="Montserrat" w:hAnsi="Montserrat" w:cs="Times New Roman"/>
+          <w:sz w:val="24"/>
+          <w:szCs w:val="24"/>
+        </w:rPr>
+      </w:pPr>
+      <w:r>
+        <w:rPr>
+          <w:rFonts w:ascii="Montserrat" w:hAnsi="Montserrat" w:cs="Times New Roman"/>
           <w:sz w:val="24"/>
           <w:szCs w:val="24"/>
         </w:rPr>
@@ -2869,7 +2814,7 @@
       </w:r>
       <w:r>
         <w:rPr>
-          <w:rFonts w:ascii="Times New Roman" w:hAnsi="Times New Roman" w:cs="Times New Roman"/>
+          <w:rFonts w:ascii="Montserrat" w:hAnsi="Montserrat" w:cs="Times New Roman"/>
           <w:i/>
           <w:sz w:val="24"/>
           <w:szCs w:val="24"/>
@@ -2878,7 +2823,7 @@
       </w:r>
       <w:r>
         <w:rPr>
-          <w:rFonts w:ascii="Times New Roman" w:hAnsi="Times New Roman" w:cs="Times New Roman"/>
+          <w:rFonts w:ascii="Montserrat" w:hAnsi="Montserrat" w:cs="Times New Roman"/>
           <w:sz w:val="24"/>
           <w:szCs w:val="24"/>
         </w:rPr>
@@ -2890,14 +2835,14 @@
         <w:spacing w:after="0" w:line="360" w:lineRule="auto"/>
         <w:jc w:val="both"/>
         <w:rPr>
-          <w:rFonts w:ascii="Times New Roman" w:hAnsi="Times New Roman" w:cs="Times New Roman"/>
-          <w:sz w:val="24"/>
-          <w:szCs w:val="24"/>
-        </w:rPr>
-      </w:pPr>
-      <w:r>
-        <w:rPr>
-          <w:rFonts w:ascii="Times New Roman" w:hAnsi="Times New Roman" w:cs="Times New Roman"/>
+          <w:rFonts w:ascii="Montserrat" w:hAnsi="Montserrat" w:cs="Times New Roman"/>
+          <w:sz w:val="24"/>
+          <w:szCs w:val="24"/>
+        </w:rPr>
+      </w:pPr>
+      <w:r>
+        <w:rPr>
+          <w:rFonts w:ascii="Montserrat" w:hAnsi="Montserrat" w:cs="Times New Roman"/>
           <w:sz w:val="24"/>
           <w:szCs w:val="24"/>
         </w:rPr>
@@ -2906,7 +2851,7 @@
       </w:r>
       <w:r>
         <w:rPr>
-          <w:rFonts w:ascii="Times New Roman" w:hAnsi="Times New Roman" w:cs="Times New Roman"/>
+          <w:rFonts w:ascii="Montserrat" w:hAnsi="Montserrat" w:cs="Times New Roman"/>
           <w:i/>
           <w:sz w:val="24"/>
           <w:szCs w:val="24"/>
@@ -2915,7 +2860,7 @@
       </w:r>
       <w:r>
         <w:rPr>
-          <w:rFonts w:ascii="Times New Roman" w:hAnsi="Times New Roman" w:cs="Times New Roman"/>
+          <w:rFonts w:ascii="Montserrat" w:hAnsi="Montserrat" w:cs="Times New Roman"/>
           <w:sz w:val="24"/>
           <w:szCs w:val="24"/>
         </w:rPr>
@@ -2927,14 +2872,14 @@
         <w:spacing w:after="0" w:line="360" w:lineRule="auto"/>
         <w:jc w:val="both"/>
         <w:rPr>
-          <w:rFonts w:ascii="Times New Roman" w:hAnsi="Times New Roman" w:cs="Times New Roman"/>
-          <w:sz w:val="24"/>
-          <w:szCs w:val="24"/>
-        </w:rPr>
-      </w:pPr>
-      <w:r>
-        <w:rPr>
-          <w:rFonts w:ascii="Times New Roman" w:hAnsi="Times New Roman" w:cs="Times New Roman"/>
+          <w:rFonts w:ascii="Montserrat" w:hAnsi="Montserrat" w:cs="Times New Roman"/>
+          <w:sz w:val="24"/>
+          <w:szCs w:val="24"/>
+        </w:rPr>
+      </w:pPr>
+      <w:r>
+        <w:rPr>
+          <w:rFonts w:ascii="Montserrat" w:hAnsi="Montserrat" w:cs="Times New Roman"/>
           <w:sz w:val="24"/>
           <w:szCs w:val="24"/>
         </w:rPr>
@@ -2947,32 +2892,23 @@
         <w:spacing w:after="0" w:line="360" w:lineRule="auto"/>
         <w:jc w:val="both"/>
         <w:rPr>
-          <w:rFonts w:ascii="Times New Roman" w:hAnsi="Times New Roman" w:cs="Times New Roman"/>
-          <w:sz w:val="24"/>
-          <w:szCs w:val="24"/>
-        </w:rPr>
-      </w:pPr>
-      <w:r>
-        <w:rPr>
-          <w:rFonts w:ascii="Times New Roman" w:hAnsi="Times New Roman" w:cs="Times New Roman"/>
-          <w:sz w:val="24"/>
-          <w:szCs w:val="24"/>
-        </w:rPr>
-        <w:tab/>
-        <w:t xml:space="preserve">Her sanity wanted to abdicate, but it was all that was holding her nightmares at bay. Somehow, she retained consciousness. As before, a mirror was waiting to confront her with a shocking glimpse of herself. Taking a deep breath, she tried to understand </w:t>
-      </w:r>
-      <w:r>
-        <w:rPr>
-          <w:rFonts w:ascii="Times New Roman" w:hAnsi="Times New Roman" w:cs="Times New Roman"/>
-          <w:sz w:val="24"/>
-          <w:szCs w:val="24"/>
-        </w:rPr>
-        <w:lastRenderedPageBreak/>
-        <w:t xml:space="preserve">what she was seeing. An image in the mirror, </w:t>
-      </w:r>
-      <w:r>
-        <w:rPr>
-          <w:rFonts w:ascii="Times New Roman" w:hAnsi="Times New Roman" w:cs="Times New Roman"/>
+          <w:rFonts w:ascii="Montserrat" w:hAnsi="Montserrat" w:cs="Times New Roman"/>
+          <w:sz w:val="24"/>
+          <w:szCs w:val="24"/>
+        </w:rPr>
+      </w:pPr>
+      <w:r>
+        <w:rPr>
+          <w:rFonts w:ascii="Montserrat" w:hAnsi="Montserrat" w:cs="Times New Roman"/>
+          <w:sz w:val="24"/>
+          <w:szCs w:val="24"/>
+        </w:rPr>
+        <w:tab/>
+        <w:t xml:space="preserve">Her sanity wanted to abdicate, but it was all that was holding her nightmares at bay. Somehow, she retained consciousness. As before, a mirror was waiting to confront her with a shocking glimpse of herself. Taking a deep breath, she tried to understand what she was seeing. An image in the mirror, </w:t>
+      </w:r>
+      <w:r>
+        <w:rPr>
+          <w:rFonts w:ascii="Montserrat" w:hAnsi="Montserrat" w:cs="Times New Roman"/>
           <w:i/>
           <w:sz w:val="24"/>
           <w:szCs w:val="24"/>
@@ -2981,7 +2917,7 @@
       </w:r>
       <w:r>
         <w:rPr>
-          <w:rFonts w:ascii="Times New Roman" w:hAnsi="Times New Roman" w:cs="Times New Roman"/>
+          <w:rFonts w:ascii="Montserrat" w:hAnsi="Montserrat" w:cs="Times New Roman"/>
           <w:sz w:val="24"/>
           <w:szCs w:val="24"/>
         </w:rPr>
@@ -2993,14 +2929,14 @@
         <w:spacing w:after="0" w:line="360" w:lineRule="auto"/>
         <w:jc w:val="both"/>
         <w:rPr>
-          <w:rFonts w:ascii="Times New Roman" w:hAnsi="Times New Roman" w:cs="Times New Roman"/>
-          <w:sz w:val="24"/>
-          <w:szCs w:val="24"/>
-        </w:rPr>
-      </w:pPr>
-      <w:r>
-        <w:rPr>
-          <w:rFonts w:ascii="Times New Roman" w:hAnsi="Times New Roman" w:cs="Times New Roman"/>
+          <w:rFonts w:ascii="Montserrat" w:hAnsi="Montserrat" w:cs="Times New Roman"/>
+          <w:sz w:val="24"/>
+          <w:szCs w:val="24"/>
+        </w:rPr>
+      </w:pPr>
+      <w:r>
+        <w:rPr>
+          <w:rFonts w:ascii="Montserrat" w:hAnsi="Montserrat" w:cs="Times New Roman"/>
           <w:sz w:val="24"/>
           <w:szCs w:val="24"/>
         </w:rPr>
@@ -3013,14 +2949,14 @@
         <w:spacing w:after="0" w:line="360" w:lineRule="auto"/>
         <w:jc w:val="both"/>
         <w:rPr>
-          <w:rFonts w:ascii="Times New Roman" w:hAnsi="Times New Roman" w:cs="Times New Roman"/>
-          <w:sz w:val="24"/>
-          <w:szCs w:val="24"/>
-        </w:rPr>
-      </w:pPr>
-      <w:r>
-        <w:rPr>
-          <w:rFonts w:ascii="Times New Roman" w:hAnsi="Times New Roman" w:cs="Times New Roman"/>
+          <w:rFonts w:ascii="Montserrat" w:hAnsi="Montserrat" w:cs="Times New Roman"/>
+          <w:sz w:val="24"/>
+          <w:szCs w:val="24"/>
+        </w:rPr>
+      </w:pPr>
+      <w:r>
+        <w:rPr>
+          <w:rFonts w:ascii="Montserrat" w:hAnsi="Montserrat" w:cs="Times New Roman"/>
           <w:sz w:val="24"/>
           <w:szCs w:val="24"/>
         </w:rPr>
@@ -3033,14 +2969,14 @@
         <w:spacing w:after="0" w:line="360" w:lineRule="auto"/>
         <w:jc w:val="both"/>
         <w:rPr>
-          <w:rFonts w:ascii="Times New Roman" w:hAnsi="Times New Roman" w:cs="Times New Roman"/>
-          <w:sz w:val="24"/>
-          <w:szCs w:val="24"/>
-        </w:rPr>
-      </w:pPr>
-      <w:r>
-        <w:rPr>
-          <w:rFonts w:ascii="Times New Roman" w:hAnsi="Times New Roman" w:cs="Times New Roman"/>
+          <w:rFonts w:ascii="Montserrat" w:hAnsi="Montserrat" w:cs="Times New Roman"/>
+          <w:sz w:val="24"/>
+          <w:szCs w:val="24"/>
+        </w:rPr>
+      </w:pPr>
+      <w:r>
+        <w:rPr>
+          <w:rFonts w:ascii="Montserrat" w:hAnsi="Montserrat" w:cs="Times New Roman"/>
           <w:sz w:val="24"/>
           <w:szCs w:val="24"/>
         </w:rPr>
@@ -3053,14 +2989,14 @@
         <w:spacing w:after="0" w:line="360" w:lineRule="auto"/>
         <w:jc w:val="both"/>
         <w:rPr>
-          <w:rFonts w:ascii="Times New Roman" w:hAnsi="Times New Roman" w:cs="Times New Roman"/>
-          <w:sz w:val="24"/>
-          <w:szCs w:val="24"/>
-        </w:rPr>
-      </w:pPr>
-      <w:r>
-        <w:rPr>
-          <w:rFonts w:ascii="Times New Roman" w:hAnsi="Times New Roman" w:cs="Times New Roman"/>
+          <w:rFonts w:ascii="Montserrat" w:hAnsi="Montserrat" w:cs="Times New Roman"/>
+          <w:sz w:val="24"/>
+          <w:szCs w:val="24"/>
+        </w:rPr>
+      </w:pPr>
+      <w:r>
+        <w:rPr>
+          <w:rFonts w:ascii="Montserrat" w:hAnsi="Montserrat" w:cs="Times New Roman"/>
           <w:sz w:val="24"/>
           <w:szCs w:val="24"/>
         </w:rPr>
@@ -3069,7 +3005,7 @@
       </w:r>
       <w:r>
         <w:rPr>
-          <w:rFonts w:ascii="Times New Roman" w:hAnsi="Times New Roman" w:cs="Times New Roman"/>
+          <w:rFonts w:ascii="Montserrat" w:hAnsi="Montserrat" w:cs="Times New Roman"/>
           <w:i/>
           <w:sz w:val="24"/>
           <w:szCs w:val="24"/>
@@ -3078,24 +3014,15 @@
       </w:r>
       <w:r>
         <w:rPr>
-          <w:rFonts w:ascii="Times New Roman" w:hAnsi="Times New Roman" w:cs="Times New Roman"/>
-          <w:sz w:val="24"/>
-          <w:szCs w:val="24"/>
-        </w:rPr>
-        <w:t xml:space="preserve"> She struggled to complete the thought. Strained against the memory of how she had </w:t>
-      </w:r>
-      <w:r>
-        <w:rPr>
-          <w:rFonts w:ascii="Times New Roman" w:hAnsi="Times New Roman" w:cs="Times New Roman"/>
-          <w:sz w:val="24"/>
-          <w:szCs w:val="24"/>
-        </w:rPr>
-        <w:lastRenderedPageBreak/>
-        <w:t xml:space="preserve">become damaged. Sweated to accept that from the moment she had seen the better part of her self turn away from everything she was, there was nothing she could do. Against her will, she started to tear herself apart. The perfect reflection danced in the swell of tears, and she felt her bodies shift. Her twinned </w:t>
-      </w:r>
-      <w:r>
-        <w:rPr>
-          <w:rFonts w:ascii="Times New Roman" w:hAnsi="Times New Roman" w:cs="Times New Roman"/>
+          <w:rFonts w:ascii="Montserrat" w:hAnsi="Montserrat" w:cs="Times New Roman"/>
+          <w:sz w:val="24"/>
+          <w:szCs w:val="24"/>
+        </w:rPr>
+        <w:t xml:space="preserve"> She struggled to complete the thought. Strained against the memory of how she had become damaged. Sweated to accept that from the moment she had seen the better part of her self turn away from everything she was, there was nothing she could do. Against her will, she started to tear herself apart. The perfect reflection danced in the swell of tears, and she felt her bodies shift. Her twinned </w:t>
+      </w:r>
+      <w:r>
+        <w:rPr>
+          <w:rFonts w:ascii="Montserrat" w:hAnsi="Montserrat" w:cs="Times New Roman"/>
           <w:i/>
           <w:sz w:val="24"/>
           <w:szCs w:val="24"/>
@@ -3104,7 +3031,7 @@
       </w:r>
       <w:r>
         <w:rPr>
-          <w:rFonts w:ascii="Times New Roman" w:hAnsi="Times New Roman" w:cs="Times New Roman"/>
+          <w:rFonts w:ascii="Montserrat" w:hAnsi="Montserrat" w:cs="Times New Roman"/>
           <w:sz w:val="24"/>
           <w:szCs w:val="24"/>
         </w:rPr>
@@ -3116,22 +3043,22 @@
         <w:spacing w:after="0" w:line="360" w:lineRule="auto"/>
         <w:jc w:val="both"/>
         <w:rPr>
-          <w:rFonts w:ascii="Times New Roman" w:hAnsi="Times New Roman" w:cs="Times New Roman"/>
-          <w:sz w:val="24"/>
-          <w:szCs w:val="24"/>
-        </w:rPr>
-      </w:pPr>
-      <w:r>
-        <w:rPr>
-          <w:rFonts w:ascii="Times New Roman" w:hAnsi="Times New Roman" w:cs="Times New Roman"/>
-          <w:sz w:val="24"/>
-          <w:szCs w:val="24"/>
-        </w:rPr>
-        <w:tab/>
-      </w:r>
-      <w:r>
-        <w:rPr>
-          <w:rFonts w:ascii="Times New Roman" w:hAnsi="Times New Roman" w:cs="Times New Roman"/>
+          <w:rFonts w:ascii="Montserrat" w:hAnsi="Montserrat" w:cs="Times New Roman"/>
+          <w:sz w:val="24"/>
+          <w:szCs w:val="24"/>
+        </w:rPr>
+      </w:pPr>
+      <w:r>
+        <w:rPr>
+          <w:rFonts w:ascii="Montserrat" w:hAnsi="Montserrat" w:cs="Times New Roman"/>
+          <w:sz w:val="24"/>
+          <w:szCs w:val="24"/>
+        </w:rPr>
+        <w:tab/>
+      </w:r>
+      <w:r>
+        <w:rPr>
+          <w:rFonts w:ascii="Montserrat" w:hAnsi="Montserrat" w:cs="Times New Roman"/>
           <w:i/>
           <w:sz w:val="24"/>
           <w:szCs w:val="24"/>
@@ -3144,14 +3071,14 @@
         <w:spacing w:after="0" w:line="360" w:lineRule="auto"/>
         <w:jc w:val="both"/>
         <w:rPr>
-          <w:rFonts w:ascii="Times New Roman" w:hAnsi="Times New Roman" w:cs="Times New Roman"/>
-          <w:sz w:val="24"/>
-          <w:szCs w:val="24"/>
-        </w:rPr>
-      </w:pPr>
-      <w:r>
-        <w:rPr>
-          <w:rFonts w:ascii="Times New Roman" w:hAnsi="Times New Roman" w:cs="Times New Roman"/>
+          <w:rFonts w:ascii="Montserrat" w:hAnsi="Montserrat" w:cs="Times New Roman"/>
+          <w:sz w:val="24"/>
+          <w:szCs w:val="24"/>
+        </w:rPr>
+      </w:pPr>
+      <w:r>
+        <w:rPr>
+          <w:rFonts w:ascii="Montserrat" w:hAnsi="Montserrat" w:cs="Times New Roman"/>
           <w:sz w:val="24"/>
           <w:szCs w:val="24"/>
         </w:rPr>
@@ -3160,7 +3087,7 @@
       </w:r>
       <w:r>
         <w:rPr>
-          <w:rFonts w:ascii="Times New Roman" w:hAnsi="Times New Roman" w:cs="Times New Roman"/>
+          <w:rFonts w:ascii="Montserrat" w:hAnsi="Montserrat" w:cs="Times New Roman"/>
           <w:i/>
           <w:sz w:val="24"/>
           <w:szCs w:val="24"/>
@@ -3173,14 +3100,14 @@
         <w:spacing w:after="0" w:line="360" w:lineRule="auto"/>
         <w:jc w:val="both"/>
         <w:rPr>
-          <w:rFonts w:ascii="Times New Roman" w:hAnsi="Times New Roman" w:cs="Times New Roman"/>
-          <w:sz w:val="24"/>
-          <w:szCs w:val="24"/>
-        </w:rPr>
-      </w:pPr>
-      <w:r>
-        <w:rPr>
-          <w:rFonts w:ascii="Times New Roman" w:hAnsi="Times New Roman" w:cs="Times New Roman"/>
+          <w:rFonts w:ascii="Montserrat" w:hAnsi="Montserrat" w:cs="Times New Roman"/>
+          <w:sz w:val="24"/>
+          <w:szCs w:val="24"/>
+        </w:rPr>
+      </w:pPr>
+      <w:r>
+        <w:rPr>
+          <w:rFonts w:ascii="Montserrat" w:hAnsi="Montserrat" w:cs="Times New Roman"/>
           <w:sz w:val="24"/>
           <w:szCs w:val="24"/>
         </w:rPr>
@@ -3193,22 +3120,22 @@
         <w:spacing w:after="0" w:line="360" w:lineRule="auto"/>
         <w:jc w:val="both"/>
         <w:rPr>
-          <w:rFonts w:ascii="Times New Roman" w:hAnsi="Times New Roman" w:cs="Times New Roman"/>
-          <w:sz w:val="24"/>
-          <w:szCs w:val="24"/>
-        </w:rPr>
-      </w:pPr>
-      <w:r>
-        <w:rPr>
-          <w:rFonts w:ascii="Times New Roman" w:hAnsi="Times New Roman" w:cs="Times New Roman"/>
-          <w:sz w:val="24"/>
-          <w:szCs w:val="24"/>
-        </w:rPr>
-        <w:tab/>
-      </w:r>
-      <w:r>
-        <w:rPr>
-          <w:rFonts w:ascii="Times New Roman" w:hAnsi="Times New Roman" w:cs="Times New Roman"/>
+          <w:rFonts w:ascii="Montserrat" w:hAnsi="Montserrat" w:cs="Times New Roman"/>
+          <w:sz w:val="24"/>
+          <w:szCs w:val="24"/>
+        </w:rPr>
+      </w:pPr>
+      <w:r>
+        <w:rPr>
+          <w:rFonts w:ascii="Montserrat" w:hAnsi="Montserrat" w:cs="Times New Roman"/>
+          <w:sz w:val="24"/>
+          <w:szCs w:val="24"/>
+        </w:rPr>
+        <w:tab/>
+      </w:r>
+      <w:r>
+        <w:rPr>
+          <w:rFonts w:ascii="Montserrat" w:hAnsi="Montserrat" w:cs="Times New Roman"/>
           <w:i/>
           <w:sz w:val="24"/>
           <w:szCs w:val="24"/>
@@ -3217,7 +3144,7 @@
       </w:r>
       <w:r>
         <w:rPr>
-          <w:rFonts w:ascii="Times New Roman" w:hAnsi="Times New Roman" w:cs="Times New Roman"/>
+          <w:rFonts w:ascii="Montserrat" w:hAnsi="Montserrat" w:cs="Times New Roman"/>
           <w:sz w:val="24"/>
           <w:szCs w:val="24"/>
         </w:rPr>
@@ -3229,22 +3156,22 @@
         <w:spacing w:after="0" w:line="360" w:lineRule="auto"/>
         <w:jc w:val="both"/>
         <w:rPr>
-          <w:rFonts w:ascii="Times New Roman" w:hAnsi="Times New Roman" w:cs="Times New Roman"/>
-          <w:sz w:val="24"/>
-          <w:szCs w:val="24"/>
-        </w:rPr>
-      </w:pPr>
-      <w:r>
-        <w:rPr>
-          <w:rFonts w:ascii="Times New Roman" w:hAnsi="Times New Roman" w:cs="Times New Roman"/>
-          <w:sz w:val="24"/>
-          <w:szCs w:val="24"/>
-        </w:rPr>
-        <w:tab/>
-      </w:r>
-      <w:r>
-        <w:rPr>
-          <w:rFonts w:ascii="Times New Roman" w:hAnsi="Times New Roman" w:cs="Times New Roman"/>
+          <w:rFonts w:ascii="Montserrat" w:hAnsi="Montserrat" w:cs="Times New Roman"/>
+          <w:sz w:val="24"/>
+          <w:szCs w:val="24"/>
+        </w:rPr>
+      </w:pPr>
+      <w:r>
+        <w:rPr>
+          <w:rFonts w:ascii="Montserrat" w:hAnsi="Montserrat" w:cs="Times New Roman"/>
+          <w:sz w:val="24"/>
+          <w:szCs w:val="24"/>
+        </w:rPr>
+        <w:tab/>
+      </w:r>
+      <w:r>
+        <w:rPr>
+          <w:rFonts w:ascii="Montserrat" w:hAnsi="Montserrat" w:cs="Times New Roman"/>
           <w:i/>
           <w:sz w:val="24"/>
           <w:szCs w:val="24"/>
@@ -3253,7 +3180,7 @@
       </w:r>
       <w:r>
         <w:rPr>
-          <w:rFonts w:ascii="Times New Roman" w:hAnsi="Times New Roman" w:cs="Times New Roman"/>
+          <w:rFonts w:ascii="Montserrat" w:hAnsi="Montserrat" w:cs="Times New Roman"/>
           <w:sz w:val="24"/>
           <w:szCs w:val="24"/>
         </w:rPr>
@@ -3265,22 +3192,22 @@
         <w:spacing w:after="0" w:line="360" w:lineRule="auto"/>
         <w:jc w:val="both"/>
         <w:rPr>
-          <w:rFonts w:ascii="Times New Roman" w:hAnsi="Times New Roman" w:cs="Times New Roman"/>
-          <w:sz w:val="24"/>
-          <w:szCs w:val="24"/>
-        </w:rPr>
-      </w:pPr>
-      <w:r>
-        <w:rPr>
-          <w:rFonts w:ascii="Times New Roman" w:hAnsi="Times New Roman" w:cs="Times New Roman"/>
-          <w:sz w:val="24"/>
-          <w:szCs w:val="24"/>
-        </w:rPr>
-        <w:tab/>
-      </w:r>
-      <w:r>
-        <w:rPr>
-          <w:rFonts w:ascii="Times New Roman" w:hAnsi="Times New Roman" w:cs="Times New Roman"/>
+          <w:rFonts w:ascii="Montserrat" w:hAnsi="Montserrat" w:cs="Times New Roman"/>
+          <w:sz w:val="24"/>
+          <w:szCs w:val="24"/>
+        </w:rPr>
+      </w:pPr>
+      <w:r>
+        <w:rPr>
+          <w:rFonts w:ascii="Montserrat" w:hAnsi="Montserrat" w:cs="Times New Roman"/>
+          <w:sz w:val="24"/>
+          <w:szCs w:val="24"/>
+        </w:rPr>
+        <w:tab/>
+      </w:r>
+      <w:r>
+        <w:rPr>
+          <w:rFonts w:ascii="Montserrat" w:hAnsi="Montserrat" w:cs="Times New Roman"/>
           <w:i/>
           <w:sz w:val="24"/>
           <w:szCs w:val="24"/>
@@ -3289,35 +3216,26 @@
       </w:r>
       <w:r>
         <w:rPr>
-          <w:rFonts w:ascii="Times New Roman" w:hAnsi="Times New Roman" w:cs="Times New Roman"/>
-          <w:sz w:val="24"/>
-          <w:szCs w:val="24"/>
-        </w:rPr>
-        <w:t xml:space="preserve"> The words were different, but the question was the same. Inevitably, she relaxed, and gave in to the temptation to look at it. A formless purity marred only by her awareness of it. The fine line between her—the awareness of nothing—and true nothingness challenged her understanding. She recognized it. She could remember that much. She was curious why she was holding onto the awareness of nothing so tightly. She began to unfold her understanding, and her formless mind recoiled. Recognition had almost caused her to lose her grip on it—that something about </w:t>
-      </w:r>
-      <w:r>
-        <w:rPr>
-          <w:rFonts w:ascii="Times New Roman" w:hAnsi="Times New Roman" w:cs="Times New Roman"/>
-          <w:sz w:val="24"/>
-          <w:szCs w:val="24"/>
-        </w:rPr>
-        <w:lastRenderedPageBreak/>
-        <w:t>which she had been concentrating herself. It was suddenly so obvious that she could not help understanding it.</w:t>
-      </w:r>
-    </w:p>
-    <w:p>
-      <w:pPr>
-        <w:spacing w:after="0" w:line="360" w:lineRule="auto"/>
-        <w:jc w:val="both"/>
-        <w:rPr>
-          <w:rFonts w:ascii="Times New Roman" w:hAnsi="Times New Roman" w:cs="Times New Roman"/>
-          <w:sz w:val="24"/>
-          <w:szCs w:val="24"/>
-        </w:rPr>
-      </w:pPr>
-      <w:r>
-        <w:rPr>
-          <w:rFonts w:ascii="Times New Roman" w:hAnsi="Times New Roman" w:cs="Times New Roman"/>
+          <w:rFonts w:ascii="Montserrat" w:hAnsi="Montserrat" w:cs="Times New Roman"/>
+          <w:sz w:val="24"/>
+          <w:szCs w:val="24"/>
+        </w:rPr>
+        <w:t xml:space="preserve"> The words were different, but the question was the same. Inevitably, she relaxed, and gave in to the temptation to look at it. A formless purity marred only by her awareness of it. The fine line between her—the awareness of nothing—and true nothingness challenged her understanding. She recognized it. She could remember that much. She was curious why she was holding onto the awareness of nothing so tightly. She began to unfold her understanding, and her formless mind recoiled. Recognition had almost caused her to lose her grip on it—that something about which she had been concentrating herself. It was suddenly so obvious that she could not help understanding it.</w:t>
+      </w:r>
+    </w:p>
+    <w:p>
+      <w:pPr>
+        <w:spacing w:after="0" w:line="360" w:lineRule="auto"/>
+        <w:jc w:val="both"/>
+        <w:rPr>
+          <w:rFonts w:ascii="Montserrat" w:hAnsi="Montserrat" w:cs="Times New Roman"/>
+          <w:sz w:val="24"/>
+          <w:szCs w:val="24"/>
+        </w:rPr>
+      </w:pPr>
+      <w:r>
+        <w:rPr>
+          <w:rFonts w:ascii="Montserrat" w:hAnsi="Montserrat" w:cs="Times New Roman"/>
           <w:sz w:val="24"/>
           <w:szCs w:val="24"/>
         </w:rPr>
@@ -3326,7 +3244,7 @@
       </w:r>
       <w:r>
         <w:rPr>
-          <w:rFonts w:ascii="Times New Roman" w:hAnsi="Times New Roman" w:cs="Times New Roman"/>
+          <w:rFonts w:ascii="Montserrat" w:hAnsi="Montserrat" w:cs="Times New Roman"/>
           <w:i/>
           <w:sz w:val="24"/>
           <w:szCs w:val="24"/>
@@ -3335,7 +3253,7 @@
       </w:r>
       <w:r>
         <w:rPr>
-          <w:rFonts w:ascii="Times New Roman" w:hAnsi="Times New Roman" w:cs="Times New Roman"/>
+          <w:rFonts w:ascii="Montserrat" w:hAnsi="Montserrat" w:cs="Times New Roman"/>
           <w:sz w:val="24"/>
           <w:szCs w:val="24"/>
         </w:rPr>
@@ -3347,14 +3265,14 @@
         <w:spacing w:after="0" w:line="360" w:lineRule="auto"/>
         <w:jc w:val="both"/>
         <w:rPr>
-          <w:rFonts w:ascii="Times New Roman" w:hAnsi="Times New Roman" w:cs="Times New Roman"/>
-          <w:sz w:val="24"/>
-          <w:szCs w:val="24"/>
-        </w:rPr>
-      </w:pPr>
-      <w:r>
-        <w:rPr>
-          <w:rFonts w:ascii="Times New Roman" w:hAnsi="Times New Roman" w:cs="Times New Roman"/>
+          <w:rFonts w:ascii="Montserrat" w:hAnsi="Montserrat" w:cs="Times New Roman"/>
+          <w:sz w:val="24"/>
+          <w:szCs w:val="24"/>
+        </w:rPr>
+      </w:pPr>
+      <w:r>
+        <w:rPr>
+          <w:rFonts w:ascii="Montserrat" w:hAnsi="Montserrat" w:cs="Times New Roman"/>
           <w:sz w:val="24"/>
           <w:szCs w:val="24"/>
         </w:rPr>
@@ -3363,7 +3281,7 @@
       </w:r>
       <w:r>
         <w:rPr>
-          <w:rFonts w:ascii="Times New Roman" w:hAnsi="Times New Roman" w:cs="Times New Roman"/>
+          <w:rFonts w:ascii="Montserrat" w:hAnsi="Montserrat" w:cs="Times New Roman"/>
           <w:i/>
           <w:sz w:val="24"/>
           <w:szCs w:val="24"/>
@@ -3372,7 +3290,7 @@
       </w:r>
       <w:r>
         <w:rPr>
-          <w:rFonts w:ascii="Times New Roman" w:hAnsi="Times New Roman" w:cs="Times New Roman"/>
+          <w:rFonts w:ascii="Montserrat" w:hAnsi="Montserrat" w:cs="Times New Roman"/>
           <w:sz w:val="24"/>
           <w:szCs w:val="24"/>
         </w:rPr>
@@ -3384,14 +3302,14 @@
         <w:spacing w:after="0" w:line="360" w:lineRule="auto"/>
         <w:jc w:val="both"/>
         <w:rPr>
-          <w:rFonts w:ascii="Times New Roman" w:hAnsi="Times New Roman" w:cs="Times New Roman"/>
-          <w:sz w:val="24"/>
-          <w:szCs w:val="24"/>
-        </w:rPr>
-      </w:pPr>
-      <w:r>
-        <w:rPr>
-          <w:rFonts w:ascii="Times New Roman" w:hAnsi="Times New Roman" w:cs="Times New Roman"/>
+          <w:rFonts w:ascii="Montserrat" w:hAnsi="Montserrat" w:cs="Times New Roman"/>
+          <w:sz w:val="24"/>
+          <w:szCs w:val="24"/>
+        </w:rPr>
+      </w:pPr>
+      <w:r>
+        <w:rPr>
+          <w:rFonts w:ascii="Montserrat" w:hAnsi="Montserrat" w:cs="Times New Roman"/>
           <w:sz w:val="24"/>
           <w:szCs w:val="24"/>
         </w:rPr>
@@ -3404,18 +3322,18 @@
         <w:spacing w:after="0" w:line="360" w:lineRule="auto"/>
         <w:jc w:val="both"/>
         <w:rPr>
-          <w:rFonts w:ascii="Times New Roman" w:hAnsi="Times New Roman" w:cs="Times New Roman"/>
-          <w:sz w:val="24"/>
-          <w:szCs w:val="24"/>
-        </w:rPr>
-      </w:pPr>
-    </w:p>
-    <w:p>
-      <w:pPr>
-        <w:spacing w:after="0" w:line="360" w:lineRule="auto"/>
-        <w:jc w:val="both"/>
-        <w:rPr>
-          <w:rFonts w:ascii="Times New Roman" w:hAnsi="Times New Roman" w:cs="Times New Roman"/>
+          <w:rFonts w:ascii="Montserrat" w:hAnsi="Montserrat" w:cs="Times New Roman"/>
+          <w:sz w:val="24"/>
+          <w:szCs w:val="24"/>
+        </w:rPr>
+      </w:pPr>
+    </w:p>
+    <w:p>
+      <w:pPr>
+        <w:spacing w:after="0" w:line="360" w:lineRule="auto"/>
+        <w:jc w:val="both"/>
+        <w:rPr>
+          <w:rFonts w:ascii="Montserrat" w:hAnsi="Montserrat" w:cs="Times New Roman"/>
           <w:sz w:val="24"/>
           <w:szCs w:val="24"/>
         </w:rPr>
@@ -3431,18 +3349,18 @@
         <w:spacing w:after="0" w:line="360" w:lineRule="auto"/>
         <w:jc w:val="both"/>
         <w:rPr>
-          <w:rFonts w:ascii="Times New Roman" w:hAnsi="Times New Roman" w:cs="Times New Roman"/>
-          <w:sz w:val="24"/>
-          <w:szCs w:val="24"/>
-        </w:rPr>
-      </w:pPr>
-    </w:p>
-    <w:p>
-      <w:pPr>
-        <w:spacing w:after="0" w:line="360" w:lineRule="auto"/>
-        <w:jc w:val="both"/>
-        <w:rPr>
-          <w:rFonts w:ascii="Times New Roman" w:hAnsi="Times New Roman" w:cs="Times New Roman"/>
+          <w:rFonts w:ascii="Montserrat" w:hAnsi="Montserrat" w:cs="Times New Roman"/>
+          <w:sz w:val="24"/>
+          <w:szCs w:val="24"/>
+        </w:rPr>
+      </w:pPr>
+    </w:p>
+    <w:p>
+      <w:pPr>
+        <w:spacing w:after="0" w:line="360" w:lineRule="auto"/>
+        <w:jc w:val="both"/>
+        <w:rPr>
+          <w:rFonts w:ascii="Montserrat" w:hAnsi="Montserrat" w:cs="Times New Roman"/>
           <w:sz w:val="24"/>
           <w:szCs w:val="24"/>
         </w:rPr>
@@ -3458,8 +3376,106 @@
 </w:document>
 </file>
 
+<file path=word/numbering.xml><?xml version="1.0" encoding="utf-8"?>
+<w:numbering xmlns:wpc="http://schemas.microsoft.com/office/word/2010/wordprocessingCanvas" xmlns:cx="http://schemas.microsoft.com/office/drawing/2014/chartex" xmlns:cx1="http://schemas.microsoft.com/office/drawing/2015/9/8/chartex" xmlns:cx2="http://schemas.microsoft.com/office/drawing/2015/10/21/chartex" xmlns:cx3="http://schemas.microsoft.com/office/drawing/2016/5/9/chartex" xmlns:cx4="http://schemas.microsoft.com/office/drawing/2016/5/10/chartex" xmlns:cx5="http://schemas.microsoft.com/office/drawing/2016/5/11/chartex" xmlns:cx6="http://schemas.microsoft.com/office/drawing/2016/5/12/chartex" xmlns:cx7="http://schemas.microsoft.com/office/drawing/2016/5/13/chartex" xmlns:cx8="http://schemas.microsoft.com/office/drawing/2016/5/14/chartex" xmlns:mc="http://schemas.openxmlformats.org/markup-compatibility/2006" xmlns:aink="http://schemas.microsoft.com/office/drawing/2016/ink" xmlns:am3d="http://schemas.microsoft.com/office/drawing/2017/model3d" xmlns:o="urn:schemas-microsoft-com:office:office" xmlns:oel="http://schemas.microsoft.com/office/2019/extlst" xmlns:r="http://schemas.openxmlformats.org/officeDocument/2006/relationships" xmlns:m="http://schemas.openxmlformats.org/officeDocument/2006/math" xmlns:v="urn:schemas-microsoft-com:vml" xmlns:wp14="http://schemas.microsoft.com/office/word/2010/wordprocessingDrawing" xmlns:wp="http://schemas.openxmlformats.org/drawingml/2006/wordprocessingDrawing" xmlns:w10="urn:schemas-microsoft-com:office:word" xmlns:w="http://schemas.openxmlformats.org/wordprocessingml/2006/main" xmlns:w14="http://schemas.microsoft.com/office/word/2010/wordml" xmlns:w15="http://schemas.microsoft.com/office/word/2012/wordml" xmlns:w16cex="http://schemas.microsoft.com/office/word/2018/wordml/cex" xmlns:w16cid="http://schemas.microsoft.com/office/word/2016/wordml/cid" xmlns:w16="http://schemas.microsoft.com/office/word/2018/wordml" xmlns:w16du="http://schemas.microsoft.com/office/word/2023/wordml/word16du" xmlns:w16sdtdh="http://schemas.microsoft.com/office/word/2020/wordml/sdtdatahash" xmlns:w16sdtfl="http://schemas.microsoft.com/office/word/2024/wordml/sdtformatlock" xmlns:w16se="http://schemas.microsoft.com/office/word/2015/wordml/symex" xmlns:wpg="http://schemas.microsoft.com/office/word/2010/wordprocessingGroup" xmlns:wpi="http://schemas.microsoft.com/office/word/2010/wordprocessingInk" xmlns:wne="http://schemas.microsoft.com/office/word/2006/wordml" xmlns:wps="http://schemas.microsoft.com/office/word/2010/wordprocessingShape" mc:Ignorable="w14 w15 w16se w16cid w16 w16cex w16sdtdh w16sdtfl w16du wp14">
+  <w:abstractNum w:abstractNumId="0" w15:restartNumberingAfterBreak="0">
+    <w:nsid w:val="FFFFFFFB"/>
+    <w:multiLevelType w:val="multilevel"/>
+    <w:tmpl w:val="80A499BA"/>
+    <w:lvl w:ilvl="0">
+      <w:start w:val="1"/>
+      <w:numFmt w:val="cardinalText"/>
+      <w:lvlText w:val="Chapter %1 "/>
+      <w:legacy w:legacy="1" w:legacySpace="144" w:legacyIndent="0"/>
+      <w:lvlJc w:val="left"/>
+    </w:lvl>
+    <w:lvl w:ilvl="1">
+      <w:start w:val="1"/>
+      <w:numFmt w:val="none"/>
+      <w:pStyle w:val="Heading2"/>
+      <w:suff w:val="nothing"/>
+      <w:lvlText w:val=""/>
+      <w:lvlJc w:val="left"/>
+    </w:lvl>
+    <w:lvl w:ilvl="2">
+      <w:start w:val="1"/>
+      <w:numFmt w:val="none"/>
+      <w:suff w:val="nothing"/>
+      <w:lvlText w:val=""/>
+      <w:lvlJc w:val="left"/>
+    </w:lvl>
+    <w:lvl w:ilvl="3">
+      <w:start w:val="1"/>
+      <w:numFmt w:val="none"/>
+      <w:pStyle w:val="Heading4"/>
+      <w:suff w:val="nothing"/>
+      <w:lvlText w:val=""/>
+      <w:lvlJc w:val="left"/>
+    </w:lvl>
+    <w:lvl w:ilvl="4">
+      <w:start w:val="1"/>
+      <w:numFmt w:val="none"/>
+      <w:pStyle w:val="Heading5"/>
+      <w:suff w:val="nothing"/>
+      <w:lvlText w:val=""/>
+      <w:lvlJc w:val="left"/>
+    </w:lvl>
+    <w:lvl w:ilvl="5">
+      <w:start w:val="1"/>
+      <w:numFmt w:val="none"/>
+      <w:pStyle w:val="Heading6"/>
+      <w:suff w:val="nothing"/>
+      <w:lvlText w:val=""/>
+      <w:lvlJc w:val="left"/>
+    </w:lvl>
+    <w:lvl w:ilvl="6">
+      <w:start w:val="1"/>
+      <w:numFmt w:val="none"/>
+      <w:suff w:val="nothing"/>
+      <w:lvlText w:val=""/>
+      <w:lvlJc w:val="left"/>
+    </w:lvl>
+    <w:lvl w:ilvl="7">
+      <w:start w:val="1"/>
+      <w:numFmt w:val="none"/>
+      <w:suff w:val="nothing"/>
+      <w:lvlText w:val=""/>
+      <w:lvlJc w:val="left"/>
+    </w:lvl>
+    <w:lvl w:ilvl="8">
+      <w:start w:val="1"/>
+      <w:numFmt w:val="none"/>
+      <w:suff w:val="nothing"/>
+      <w:lvlText w:val=""/>
+      <w:lvlJc w:val="left"/>
+    </w:lvl>
+  </w:abstractNum>
+  <w:num w:numId="1" w16cid:durableId="862092567">
+    <w:abstractNumId w:val="0"/>
+  </w:num>
+  <w:num w:numId="2" w16cid:durableId="781850517">
+    <w:abstractNumId w:val="0"/>
+  </w:num>
+  <w:num w:numId="3" w16cid:durableId="1647977750">
+    <w:abstractNumId w:val="0"/>
+  </w:num>
+  <w:num w:numId="4" w16cid:durableId="2074155087">
+    <w:abstractNumId w:val="0"/>
+  </w:num>
+  <w:num w:numId="5" w16cid:durableId="1254702642">
+    <w:abstractNumId w:val="0"/>
+  </w:num>
+  <w:num w:numId="6" w16cid:durableId="1222014016">
+    <w:abstractNumId w:val="0"/>
+  </w:num>
+  <w:num w:numId="7" w16cid:durableId="83915670">
+    <w:abstractNumId w:val="0"/>
+  </w:num>
+</w:numbering>
+</file>
+
 <file path=word/styles.xml><?xml version="1.0" encoding="utf-8"?>
-<w:styles xmlns:r="http://schemas.openxmlformats.org/officeDocument/2006/relationships" xmlns:w="http://schemas.openxmlformats.org/wordprocessingml/2006/main">
+<w:styles xmlns:mc="http://schemas.openxmlformats.org/markup-compatibility/2006" xmlns:r="http://schemas.openxmlformats.org/officeDocument/2006/relationships" xmlns:w="http://schemas.openxmlformats.org/wordprocessingml/2006/main" xmlns:w14="http://schemas.microsoft.com/office/word/2010/wordml" xmlns:w15="http://schemas.microsoft.com/office/word/2012/wordml" xmlns:w16cex="http://schemas.microsoft.com/office/word/2018/wordml/cex" xmlns:w16cid="http://schemas.microsoft.com/office/word/2016/wordml/cid" xmlns:w16="http://schemas.microsoft.com/office/word/2018/wordml" xmlns:w16du="http://schemas.microsoft.com/office/word/2023/wordml/word16du" xmlns:w16sdtdh="http://schemas.microsoft.com/office/word/2020/wordml/sdtdatahash" xmlns:w16sdtfl="http://schemas.microsoft.com/office/word/2024/wordml/sdtformatlock" xmlns:w16se="http://schemas.microsoft.com/office/word/2015/wordml/symex" mc:Ignorable="w14 w15 w16se w16cid w16 w16cex w16sdtdh w16sdtfl w16du">
   <w:docDefaults>
     <w:rPrDefault>
       <w:rPr>
@@ -3469,160 +3485,561 @@
         <w:lang w:val="en-US" w:eastAsia="en-US" w:bidi="ar-SA"/>
       </w:rPr>
     </w:rPrDefault>
-    <w:pPrDefault>
-      <w:pPr>
-        <w:spacing w:after="200" w:line="276" w:lineRule="auto"/>
-      </w:pPr>
-    </w:pPrDefault>
+    <w:pPrDefault/>
   </w:docDefaults>
-  <w:latentStyles w:defLockedState="0" w:defUIPriority="99" w:defSemiHidden="1" w:defUnhideWhenUsed="1" w:defQFormat="0" w:count="267">
-    <w:lsdException w:name="Normal" w:semiHidden="0" w:uiPriority="0" w:unhideWhenUsed="0" w:qFormat="1"/>
-    <w:lsdException w:name="heading 1" w:semiHidden="0" w:uiPriority="9" w:unhideWhenUsed="0" w:qFormat="1"/>
-    <w:lsdException w:name="heading 2" w:uiPriority="9" w:qFormat="1"/>
-    <w:lsdException w:name="heading 3" w:uiPriority="9" w:qFormat="1"/>
-    <w:lsdException w:name="heading 4" w:uiPriority="9" w:qFormat="1"/>
-    <w:lsdException w:name="heading 5" w:uiPriority="9" w:qFormat="1"/>
-    <w:lsdException w:name="heading 6" w:uiPriority="9" w:qFormat="1"/>
-    <w:lsdException w:name="heading 7" w:uiPriority="9" w:qFormat="1"/>
-    <w:lsdException w:name="heading 8" w:uiPriority="9" w:qFormat="1"/>
-    <w:lsdException w:name="heading 9" w:uiPriority="9" w:qFormat="1"/>
-    <w:lsdException w:name="toc 1" w:uiPriority="39"/>
-    <w:lsdException w:name="toc 2" w:uiPriority="39"/>
-    <w:lsdException w:name="toc 3" w:uiPriority="39"/>
-    <w:lsdException w:name="toc 4" w:uiPriority="39"/>
-    <w:lsdException w:name="toc 5" w:uiPriority="39"/>
-    <w:lsdException w:name="toc 6" w:uiPriority="39"/>
-    <w:lsdException w:name="toc 7" w:uiPriority="39"/>
-    <w:lsdException w:name="toc 8" w:uiPriority="39"/>
-    <w:lsdException w:name="toc 9" w:uiPriority="39"/>
-    <w:lsdException w:name="caption" w:uiPriority="35" w:qFormat="1"/>
-    <w:lsdException w:name="Title" w:semiHidden="0" w:uiPriority="10" w:unhideWhenUsed="0" w:qFormat="1"/>
-    <w:lsdException w:name="Default Paragraph Font" w:uiPriority="1"/>
-    <w:lsdException w:name="Body Text" w:uiPriority="0"/>
-    <w:lsdException w:name="Subtitle" w:semiHidden="0" w:uiPriority="11" w:unhideWhenUsed="0" w:qFormat="1"/>
-    <w:lsdException w:name="Strong" w:semiHidden="0" w:uiPriority="22" w:unhideWhenUsed="0" w:qFormat="1"/>
-    <w:lsdException w:name="Emphasis" w:semiHidden="0" w:uiPriority="20" w:unhideWhenUsed="0" w:qFormat="1"/>
-    <w:lsdException w:name="Table Grid" w:semiHidden="0" w:uiPriority="59" w:unhideWhenUsed="0"/>
-    <w:lsdException w:name="Placeholder Text" w:unhideWhenUsed="0"/>
-    <w:lsdException w:name="No Spacing" w:semiHidden="0" w:uiPriority="1" w:unhideWhenUsed="0" w:qFormat="1"/>
-    <w:lsdException w:name="Light Shading" w:semiHidden="0" w:uiPriority="60" w:unhideWhenUsed="0"/>
-    <w:lsdException w:name="Light List" w:semiHidden="0" w:uiPriority="61" w:unhideWhenUsed="0"/>
-    <w:lsdException w:name="Light Grid" w:semiHidden="0" w:uiPriority="62" w:unhideWhenUsed="0"/>
-    <w:lsdException w:name="Medium Shading 1" w:semiHidden="0" w:uiPriority="63" w:unhideWhenUsed="0"/>
-    <w:lsdException w:name="Medium Shading 2" w:semiHidden="0" w:uiPriority="64" w:unhideWhenUsed="0"/>
-    <w:lsdException w:name="Medium List 1" w:semiHidden="0" w:uiPriority="65" w:unhideWhenUsed="0"/>
-    <w:lsdException w:name="Medium List 2" w:semiHidden="0" w:uiPriority="66" w:unhideWhenUsed="0"/>
-    <w:lsdException w:name="Medium Grid 1" w:semiHidden="0" w:uiPriority="67" w:unhideWhenUsed="0"/>
-    <w:lsdException w:name="Medium Grid 2" w:semiHidden="0" w:uiPriority="68" w:unhideWhenUsed="0"/>
-    <w:lsdException w:name="Medium Grid 3" w:semiHidden="0" w:uiPriority="69" w:unhideWhenUsed="0"/>
-    <w:lsdException w:name="Dark List" w:semiHidden="0" w:uiPriority="70" w:unhideWhenUsed="0"/>
-    <w:lsdException w:name="Colorful Shading" w:semiHidden="0" w:uiPriority="71" w:unhideWhenUsed="0"/>
-    <w:lsdException w:name="Colorful List" w:semiHidden="0" w:uiPriority="72" w:unhideWhenUsed="0"/>
-    <w:lsdException w:name="Colorful Grid" w:semiHidden="0" w:uiPriority="73" w:unhideWhenUsed="0"/>
-    <w:lsdException w:name="Light Shading Accent 1" w:semiHidden="0" w:uiPriority="60" w:unhideWhenUsed="0"/>
-    <w:lsdException w:name="Light List Accent 1" w:semiHidden="0" w:uiPriority="61" w:unhideWhenUsed="0"/>
-    <w:lsdException w:name="Light Grid Accent 1" w:semiHidden="0" w:uiPriority="62" w:unhideWhenUsed="0"/>
-    <w:lsdException w:name="Medium Shading 1 Accent 1" w:semiHidden="0" w:uiPriority="63" w:unhideWhenUsed="0"/>
-    <w:lsdException w:name="Medium Shading 2 Accent 1" w:semiHidden="0" w:uiPriority="64" w:unhideWhenUsed="0"/>
-    <w:lsdException w:name="Medium List 1 Accent 1" w:semiHidden="0" w:uiPriority="65" w:unhideWhenUsed="0"/>
-    <w:lsdException w:name="Revision" w:unhideWhenUsed="0"/>
-    <w:lsdException w:name="List Paragraph" w:semiHidden="0" w:uiPriority="34" w:unhideWhenUsed="0" w:qFormat="1"/>
-    <w:lsdException w:name="Quote" w:semiHidden="0" w:uiPriority="29" w:unhideWhenUsed="0" w:qFormat="1"/>
-    <w:lsdException w:name="Intense Quote" w:semiHidden="0" w:uiPriority="30" w:unhideWhenUsed="0" w:qFormat="1"/>
-    <w:lsdException w:name="Medium List 2 Accent 1" w:semiHidden="0" w:uiPriority="66" w:unhideWhenUsed="0"/>
-    <w:lsdException w:name="Medium Grid 1 Accent 1" w:semiHidden="0" w:uiPriority="67" w:unhideWhenUsed="0"/>
-    <w:lsdException w:name="Medium Grid 2 Accent 1" w:semiHidden="0" w:uiPriority="68" w:unhideWhenUsed="0"/>
-    <w:lsdException w:name="Medium Grid 3 Accent 1" w:semiHidden="0" w:uiPriority="69" w:unhideWhenUsed="0"/>
-    <w:lsdException w:name="Dark List Accent 1" w:semiHidden="0" w:uiPriority="70" w:unhideWhenUsed="0"/>
-    <w:lsdException w:name="Colorful Shading Accent 1" w:semiHidden="0" w:uiPriority="71" w:unhideWhenUsed="0"/>
-    <w:lsdException w:name="Colorful List Accent 1" w:semiHidden="0" w:uiPriority="72" w:unhideWhenUsed="0"/>
-    <w:lsdException w:name="Colorful Grid Accent 1" w:semiHidden="0" w:uiPriority="73" w:unhideWhenUsed="0"/>
-    <w:lsdException w:name="Light Shading Accent 2" w:semiHidden="0" w:uiPriority="60" w:unhideWhenUsed="0"/>
-    <w:lsdException w:name="Light List Accent 2" w:semiHidden="0" w:uiPriority="61" w:unhideWhenUsed="0"/>
-    <w:lsdException w:name="Light Grid Accent 2" w:semiHidden="0" w:uiPriority="62" w:unhideWhenUsed="0"/>
-    <w:lsdException w:name="Medium Shading 1 Accent 2" w:semiHidden="0" w:uiPriority="63" w:unhideWhenUsed="0"/>
-    <w:lsdException w:name="Medium Shading 2 Accent 2" w:semiHidden="0" w:uiPriority="64" w:unhideWhenUsed="0"/>
-    <w:lsdException w:name="Medium List 1 Accent 2" w:semiHidden="0" w:uiPriority="65" w:unhideWhenUsed="0"/>
-    <w:lsdException w:name="Medium List 2 Accent 2" w:semiHidden="0" w:uiPriority="66" w:unhideWhenUsed="0"/>
-    <w:lsdException w:name="Medium Grid 1 Accent 2" w:semiHidden="0" w:uiPriority="67" w:unhideWhenUsed="0"/>
-    <w:lsdException w:name="Medium Grid 2 Accent 2" w:semiHidden="0" w:uiPriority="68" w:unhideWhenUsed="0"/>
-    <w:lsdException w:name="Medium Grid 3 Accent 2" w:semiHidden="0" w:uiPriority="69" w:unhideWhenUsed="0"/>
-    <w:lsdException w:name="Dark List Accent 2" w:semiHidden="0" w:uiPriority="70" w:unhideWhenUsed="0"/>
-    <w:lsdException w:name="Colorful Shading Accent 2" w:semiHidden="0" w:uiPriority="71" w:unhideWhenUsed="0"/>
-    <w:lsdException w:name="Colorful List Accent 2" w:semiHidden="0" w:uiPriority="72" w:unhideWhenUsed="0"/>
-    <w:lsdException w:name="Colorful Grid Accent 2" w:semiHidden="0" w:uiPriority="73" w:unhideWhenUsed="0"/>
-    <w:lsdException w:name="Light Shading Accent 3" w:semiHidden="0" w:uiPriority="60" w:unhideWhenUsed="0"/>
-    <w:lsdException w:name="Light List Accent 3" w:semiHidden="0" w:uiPriority="61" w:unhideWhenUsed="0"/>
-    <w:lsdException w:name="Light Grid Accent 3" w:semiHidden="0" w:uiPriority="62" w:unhideWhenUsed="0"/>
-    <w:lsdException w:name="Medium Shading 1 Accent 3" w:semiHidden="0" w:uiPriority="63" w:unhideWhenUsed="0"/>
-    <w:lsdException w:name="Medium Shading 2 Accent 3" w:semiHidden="0" w:uiPriority="64" w:unhideWhenUsed="0"/>
-    <w:lsdException w:name="Medium List 1 Accent 3" w:semiHidden="0" w:uiPriority="65" w:unhideWhenUsed="0"/>
-    <w:lsdException w:name="Medium List 2 Accent 3" w:semiHidden="0" w:uiPriority="66" w:unhideWhenUsed="0"/>
-    <w:lsdException w:name="Medium Grid 1 Accent 3" w:semiHidden="0" w:uiPriority="67" w:unhideWhenUsed="0"/>
-    <w:lsdException w:name="Medium Grid 2 Accent 3" w:semiHidden="0" w:uiPriority="68" w:unhideWhenUsed="0"/>
-    <w:lsdException w:name="Medium Grid 3 Accent 3" w:semiHidden="0" w:uiPriority="69" w:unhideWhenUsed="0"/>
-    <w:lsdException w:name="Dark List Accent 3" w:semiHidden="0" w:uiPriority="70" w:unhideWhenUsed="0"/>
-    <w:lsdException w:name="Colorful Shading Accent 3" w:semiHidden="0" w:uiPriority="71" w:unhideWhenUsed="0"/>
-    <w:lsdException w:name="Colorful List Accent 3" w:semiHidden="0" w:uiPriority="72" w:unhideWhenUsed="0"/>
-    <w:lsdException w:name="Colorful Grid Accent 3" w:semiHidden="0" w:uiPriority="73" w:unhideWhenUsed="0"/>
-    <w:lsdException w:name="Light Shading Accent 4" w:semiHidden="0" w:uiPriority="60" w:unhideWhenUsed="0"/>
-    <w:lsdException w:name="Light List Accent 4" w:semiHidden="0" w:uiPriority="61" w:unhideWhenUsed="0"/>
-    <w:lsdException w:name="Light Grid Accent 4" w:semiHidden="0" w:uiPriority="62" w:unhideWhenUsed="0"/>
-    <w:lsdException w:name="Medium Shading 1 Accent 4" w:semiHidden="0" w:uiPriority="63" w:unhideWhenUsed="0"/>
-    <w:lsdException w:name="Medium Shading 2 Accent 4" w:semiHidden="0" w:uiPriority="64" w:unhideWhenUsed="0"/>
-    <w:lsdException w:name="Medium List 1 Accent 4" w:semiHidden="0" w:uiPriority="65" w:unhideWhenUsed="0"/>
-    <w:lsdException w:name="Medium List 2 Accent 4" w:semiHidden="0" w:uiPriority="66" w:unhideWhenUsed="0"/>
-    <w:lsdException w:name="Medium Grid 1 Accent 4" w:semiHidden="0" w:uiPriority="67" w:unhideWhenUsed="0"/>
-    <w:lsdException w:name="Medium Grid 2 Accent 4" w:semiHidden="0" w:uiPriority="68" w:unhideWhenUsed="0"/>
-    <w:lsdException w:name="Medium Grid 3 Accent 4" w:semiHidden="0" w:uiPriority="69" w:unhideWhenUsed="0"/>
-    <w:lsdException w:name="Dark List Accent 4" w:semiHidden="0" w:uiPriority="70" w:unhideWhenUsed="0"/>
-    <w:lsdException w:name="Colorful Shading Accent 4" w:semiHidden="0" w:uiPriority="71" w:unhideWhenUsed="0"/>
-    <w:lsdException w:name="Colorful List Accent 4" w:semiHidden="0" w:uiPriority="72" w:unhideWhenUsed="0"/>
-    <w:lsdException w:name="Colorful Grid Accent 4" w:semiHidden="0" w:uiPriority="73" w:unhideWhenUsed="0"/>
-    <w:lsdException w:name="Light Shading Accent 5" w:semiHidden="0" w:uiPriority="60" w:unhideWhenUsed="0"/>
-    <w:lsdException w:name="Light List Accent 5" w:semiHidden="0" w:uiPriority="61" w:unhideWhenUsed="0"/>
-    <w:lsdException w:name="Light Grid Accent 5" w:semiHidden="0" w:uiPriority="62" w:unhideWhenUsed="0"/>
-    <w:lsdException w:name="Medium Shading 1 Accent 5" w:semiHidden="0" w:uiPriority="63" w:unhideWhenUsed="0"/>
-    <w:lsdException w:name="Medium Shading 2 Accent 5" w:semiHidden="0" w:uiPriority="64" w:unhideWhenUsed="0"/>
-    <w:lsdException w:name="Medium List 1 Accent 5" w:semiHidden="0" w:uiPriority="65" w:unhideWhenUsed="0"/>
-    <w:lsdException w:name="Medium List 2 Accent 5" w:semiHidden="0" w:uiPriority="66" w:unhideWhenUsed="0"/>
-    <w:lsdException w:name="Medium Grid 1 Accent 5" w:semiHidden="0" w:uiPriority="67" w:unhideWhenUsed="0"/>
-    <w:lsdException w:name="Medium Grid 2 Accent 5" w:semiHidden="0" w:uiPriority="68" w:unhideWhenUsed="0"/>
-    <w:lsdException w:name="Medium Grid 3 Accent 5" w:semiHidden="0" w:uiPriority="69" w:unhideWhenUsed="0"/>
-    <w:lsdException w:name="Dark List Accent 5" w:semiHidden="0" w:uiPriority="70" w:unhideWhenUsed="0"/>
-    <w:lsdException w:name="Colorful Shading Accent 5" w:semiHidden="0" w:uiPriority="71" w:unhideWhenUsed="0"/>
-    <w:lsdException w:name="Colorful List Accent 5" w:semiHidden="0" w:uiPriority="72" w:unhideWhenUsed="0"/>
-    <w:lsdException w:name="Colorful Grid Accent 5" w:semiHidden="0" w:uiPriority="73" w:unhideWhenUsed="0"/>
-    <w:lsdException w:name="Light Shading Accent 6" w:semiHidden="0" w:uiPriority="60" w:unhideWhenUsed="0"/>
-    <w:lsdException w:name="Light List Accent 6" w:semiHidden="0" w:uiPriority="61" w:unhideWhenUsed="0"/>
-    <w:lsdException w:name="Light Grid Accent 6" w:semiHidden="0" w:uiPriority="62" w:unhideWhenUsed="0"/>
-    <w:lsdException w:name="Medium Shading 1 Accent 6" w:semiHidden="0" w:uiPriority="63" w:unhideWhenUsed="0"/>
-    <w:lsdException w:name="Medium Shading 2 Accent 6" w:semiHidden="0" w:uiPriority="64" w:unhideWhenUsed="0"/>
-    <w:lsdException w:name="Medium List 1 Accent 6" w:semiHidden="0" w:uiPriority="65" w:unhideWhenUsed="0"/>
-    <w:lsdException w:name="Medium List 2 Accent 6" w:semiHidden="0" w:uiPriority="66" w:unhideWhenUsed="0"/>
-    <w:lsdException w:name="Medium Grid 1 Accent 6" w:semiHidden="0" w:uiPriority="67" w:unhideWhenUsed="0"/>
-    <w:lsdException w:name="Medium Grid 2 Accent 6" w:semiHidden="0" w:uiPriority="68" w:unhideWhenUsed="0"/>
-    <w:lsdException w:name="Medium Grid 3 Accent 6" w:semiHidden="0" w:uiPriority="69" w:unhideWhenUsed="0"/>
-    <w:lsdException w:name="Dark List Accent 6" w:semiHidden="0" w:uiPriority="70" w:unhideWhenUsed="0"/>
-    <w:lsdException w:name="Colorful Shading Accent 6" w:semiHidden="0" w:uiPriority="71" w:unhideWhenUsed="0"/>
-    <w:lsdException w:name="Colorful List Accent 6" w:semiHidden="0" w:uiPriority="72" w:unhideWhenUsed="0"/>
-    <w:lsdException w:name="Colorful Grid Accent 6" w:semiHidden="0" w:uiPriority="73" w:unhideWhenUsed="0"/>
-    <w:lsdException w:name="Subtle Emphasis" w:semiHidden="0" w:uiPriority="19" w:unhideWhenUsed="0" w:qFormat="1"/>
-    <w:lsdException w:name="Intense Emphasis" w:semiHidden="0" w:uiPriority="21" w:unhideWhenUsed="0" w:qFormat="1"/>
-    <w:lsdException w:name="Subtle Reference" w:semiHidden="0" w:uiPriority="31" w:unhideWhenUsed="0" w:qFormat="1"/>
-    <w:lsdException w:name="Intense Reference" w:semiHidden="0" w:uiPriority="32" w:unhideWhenUsed="0" w:qFormat="1"/>
-    <w:lsdException w:name="Book Title" w:semiHidden="0" w:uiPriority="33" w:unhideWhenUsed="0" w:qFormat="1"/>
-    <w:lsdException w:name="Bibliography" w:uiPriority="37"/>
-    <w:lsdException w:name="TOC Heading" w:uiPriority="39" w:qFormat="1"/>
+  <w:latentStyles w:defLockedState="0" w:defUIPriority="99" w:defSemiHidden="0" w:defUnhideWhenUsed="0" w:defQFormat="0" w:count="376">
+    <w:lsdException w:name="Normal" w:uiPriority="0" w:qFormat="1"/>
+    <w:lsdException w:name="heading 1" w:uiPriority="0" w:qFormat="1"/>
+    <w:lsdException w:name="heading 2" w:semiHidden="1" w:uiPriority="0" w:unhideWhenUsed="1" w:qFormat="1"/>
+    <w:lsdException w:name="heading 3" w:semiHidden="1" w:uiPriority="0" w:unhideWhenUsed="1" w:qFormat="1"/>
+    <w:lsdException w:name="heading 4" w:semiHidden="1" w:uiPriority="0" w:unhideWhenUsed="1" w:qFormat="1"/>
+    <w:lsdException w:name="heading 5" w:semiHidden="1" w:uiPriority="0" w:unhideWhenUsed="1" w:qFormat="1"/>
+    <w:lsdException w:name="heading 6" w:semiHidden="1" w:uiPriority="0" w:unhideWhenUsed="1" w:qFormat="1"/>
+    <w:lsdException w:name="heading 7" w:semiHidden="1" w:uiPriority="0" w:unhideWhenUsed="1" w:qFormat="1"/>
+    <w:lsdException w:name="heading 8" w:semiHidden="1" w:uiPriority="0" w:unhideWhenUsed="1" w:qFormat="1"/>
+    <w:lsdException w:name="heading 9" w:semiHidden="1" w:uiPriority="0" w:unhideWhenUsed="1" w:qFormat="1"/>
+    <w:lsdException w:name="index 1" w:semiHidden="1" w:unhideWhenUsed="1"/>
+    <w:lsdException w:name="index 2" w:semiHidden="1" w:unhideWhenUsed="1"/>
+    <w:lsdException w:name="index 3" w:semiHidden="1" w:unhideWhenUsed="1"/>
+    <w:lsdException w:name="index 4" w:semiHidden="1" w:unhideWhenUsed="1"/>
+    <w:lsdException w:name="index 5" w:semiHidden="1" w:unhideWhenUsed="1"/>
+    <w:lsdException w:name="index 6" w:semiHidden="1" w:unhideWhenUsed="1"/>
+    <w:lsdException w:name="index 7" w:semiHidden="1" w:unhideWhenUsed="1"/>
+    <w:lsdException w:name="index 8" w:semiHidden="1" w:unhideWhenUsed="1"/>
+    <w:lsdException w:name="index 9" w:semiHidden="1" w:unhideWhenUsed="1"/>
+    <w:lsdException w:name="toc 1" w:semiHidden="1" w:uiPriority="39" w:unhideWhenUsed="1"/>
+    <w:lsdException w:name="toc 2" w:semiHidden="1" w:uiPriority="39" w:unhideWhenUsed="1"/>
+    <w:lsdException w:name="toc 3" w:semiHidden="1" w:uiPriority="39" w:unhideWhenUsed="1"/>
+    <w:lsdException w:name="toc 4" w:semiHidden="1" w:uiPriority="39" w:unhideWhenUsed="1"/>
+    <w:lsdException w:name="toc 5" w:semiHidden="1" w:uiPriority="39" w:unhideWhenUsed="1"/>
+    <w:lsdException w:name="toc 6" w:semiHidden="1" w:uiPriority="39" w:unhideWhenUsed="1"/>
+    <w:lsdException w:name="toc 7" w:semiHidden="1" w:uiPriority="39" w:unhideWhenUsed="1"/>
+    <w:lsdException w:name="toc 8" w:semiHidden="1" w:uiPriority="39" w:unhideWhenUsed="1"/>
+    <w:lsdException w:name="toc 9" w:semiHidden="1" w:uiPriority="39" w:unhideWhenUsed="1"/>
+    <w:lsdException w:name="Normal Indent" w:semiHidden="1" w:unhideWhenUsed="1"/>
+    <w:lsdException w:name="footnote text" w:semiHidden="1" w:unhideWhenUsed="1"/>
+    <w:lsdException w:name="annotation text" w:semiHidden="1" w:unhideWhenUsed="1"/>
+    <w:lsdException w:name="header" w:semiHidden="1" w:unhideWhenUsed="1"/>
+    <w:lsdException w:name="footer" w:semiHidden="1" w:unhideWhenUsed="1"/>
+    <w:lsdException w:name="index heading" w:semiHidden="1" w:unhideWhenUsed="1"/>
+    <w:lsdException w:name="caption" w:semiHidden="1" w:uiPriority="35" w:unhideWhenUsed="1" w:qFormat="1"/>
+    <w:lsdException w:name="table of figures" w:semiHidden="1" w:unhideWhenUsed="1"/>
+    <w:lsdException w:name="envelope address" w:semiHidden="1" w:unhideWhenUsed="1"/>
+    <w:lsdException w:name="envelope return" w:semiHidden="1" w:unhideWhenUsed="1"/>
+    <w:lsdException w:name="footnote reference" w:semiHidden="1" w:unhideWhenUsed="1"/>
+    <w:lsdException w:name="annotation reference" w:semiHidden="1" w:unhideWhenUsed="1"/>
+    <w:lsdException w:name="line number" w:semiHidden="1" w:unhideWhenUsed="1"/>
+    <w:lsdException w:name="page number" w:semiHidden="1" w:unhideWhenUsed="1"/>
+    <w:lsdException w:name="endnote reference" w:semiHidden="1" w:unhideWhenUsed="1"/>
+    <w:lsdException w:name="endnote text" w:semiHidden="1" w:unhideWhenUsed="1"/>
+    <w:lsdException w:name="table of authorities" w:semiHidden="1" w:unhideWhenUsed="1"/>
+    <w:lsdException w:name="macro" w:semiHidden="1" w:unhideWhenUsed="1"/>
+    <w:lsdException w:name="toa heading" w:semiHidden="1" w:unhideWhenUsed="1"/>
+    <w:lsdException w:name="List" w:semiHidden="1" w:unhideWhenUsed="1"/>
+    <w:lsdException w:name="List Bullet" w:semiHidden="1" w:unhideWhenUsed="1"/>
+    <w:lsdException w:name="List Number" w:semiHidden="1" w:unhideWhenUsed="1"/>
+    <w:lsdException w:name="List 2" w:semiHidden="1" w:unhideWhenUsed="1"/>
+    <w:lsdException w:name="List 3" w:semiHidden="1" w:unhideWhenUsed="1"/>
+    <w:lsdException w:name="List 4" w:semiHidden="1" w:unhideWhenUsed="1"/>
+    <w:lsdException w:name="List 5" w:semiHidden="1" w:unhideWhenUsed="1"/>
+    <w:lsdException w:name="List Bullet 2" w:semiHidden="1" w:unhideWhenUsed="1"/>
+    <w:lsdException w:name="List Bullet 3" w:semiHidden="1" w:unhideWhenUsed="1"/>
+    <w:lsdException w:name="List Bullet 4" w:semiHidden="1" w:unhideWhenUsed="1"/>
+    <w:lsdException w:name="List Bullet 5" w:semiHidden="1" w:unhideWhenUsed="1"/>
+    <w:lsdException w:name="List Number 2" w:semiHidden="1" w:unhideWhenUsed="1"/>
+    <w:lsdException w:name="List Number 3" w:semiHidden="1" w:unhideWhenUsed="1"/>
+    <w:lsdException w:name="List Number 4" w:semiHidden="1" w:unhideWhenUsed="1"/>
+    <w:lsdException w:name="List Number 5" w:semiHidden="1" w:unhideWhenUsed="1"/>
+    <w:lsdException w:name="Title" w:uiPriority="10" w:qFormat="1"/>
+    <w:lsdException w:name="Closing" w:semiHidden="1" w:unhideWhenUsed="1"/>
+    <w:lsdException w:name="Signature" w:semiHidden="1" w:unhideWhenUsed="1"/>
+    <w:lsdException w:name="Default Paragraph Font" w:semiHidden="1" w:uiPriority="1" w:unhideWhenUsed="1"/>
+    <w:lsdException w:name="Body Text" w:semiHidden="1" w:uiPriority="0" w:unhideWhenUsed="1"/>
+    <w:lsdException w:name="Body Text Indent" w:semiHidden="1" w:unhideWhenUsed="1"/>
+    <w:lsdException w:name="List Continue" w:semiHidden="1" w:unhideWhenUsed="1"/>
+    <w:lsdException w:name="List Continue 2" w:semiHidden="1" w:unhideWhenUsed="1"/>
+    <w:lsdException w:name="List Continue 3" w:semiHidden="1" w:unhideWhenUsed="1"/>
+    <w:lsdException w:name="List Continue 4" w:semiHidden="1" w:unhideWhenUsed="1"/>
+    <w:lsdException w:name="List Continue 5" w:semiHidden="1" w:unhideWhenUsed="1"/>
+    <w:lsdException w:name="Message Header" w:semiHidden="1" w:unhideWhenUsed="1"/>
+    <w:lsdException w:name="Subtitle" w:uiPriority="11" w:qFormat="1"/>
+    <w:lsdException w:name="Salutation" w:semiHidden="1" w:unhideWhenUsed="1"/>
+    <w:lsdException w:name="Date" w:semiHidden="1" w:unhideWhenUsed="1"/>
+    <w:lsdException w:name="Body Text First Indent" w:semiHidden="1" w:unhideWhenUsed="1"/>
+    <w:lsdException w:name="Body Text First Indent 2" w:semiHidden="1" w:unhideWhenUsed="1"/>
+    <w:lsdException w:name="Note Heading" w:semiHidden="1" w:unhideWhenUsed="1"/>
+    <w:lsdException w:name="Body Text 2" w:semiHidden="1" w:unhideWhenUsed="1"/>
+    <w:lsdException w:name="Body Text 3" w:semiHidden="1" w:unhideWhenUsed="1"/>
+    <w:lsdException w:name="Body Text Indent 2" w:semiHidden="1" w:unhideWhenUsed="1"/>
+    <w:lsdException w:name="Body Text Indent 3" w:semiHidden="1" w:unhideWhenUsed="1"/>
+    <w:lsdException w:name="Block Text" w:semiHidden="1" w:unhideWhenUsed="1"/>
+    <w:lsdException w:name="Hyperlink" w:semiHidden="1" w:unhideWhenUsed="1"/>
+    <w:lsdException w:name="FollowedHyperlink" w:semiHidden="1" w:unhideWhenUsed="1"/>
+    <w:lsdException w:name="Strong" w:uiPriority="22" w:qFormat="1"/>
+    <w:lsdException w:name="Emphasis" w:uiPriority="20" w:qFormat="1"/>
+    <w:lsdException w:name="Document Map" w:semiHidden="1" w:unhideWhenUsed="1"/>
+    <w:lsdException w:name="Plain Text" w:semiHidden="1" w:unhideWhenUsed="1"/>
+    <w:lsdException w:name="E-mail Signature" w:semiHidden="1" w:unhideWhenUsed="1"/>
+    <w:lsdException w:name="HTML Top of Form" w:semiHidden="1" w:unhideWhenUsed="1"/>
+    <w:lsdException w:name="HTML Bottom of Form" w:semiHidden="1" w:unhideWhenUsed="1"/>
+    <w:lsdException w:name="Normal (Web)" w:semiHidden="1" w:unhideWhenUsed="1"/>
+    <w:lsdException w:name="HTML Acronym" w:semiHidden="1" w:unhideWhenUsed="1"/>
+    <w:lsdException w:name="HTML Address" w:semiHidden="1" w:unhideWhenUsed="1"/>
+    <w:lsdException w:name="HTML Cite" w:semiHidden="1" w:unhideWhenUsed="1"/>
+    <w:lsdException w:name="HTML Code" w:semiHidden="1" w:unhideWhenUsed="1"/>
+    <w:lsdException w:name="HTML Definition" w:semiHidden="1" w:unhideWhenUsed="1"/>
+    <w:lsdException w:name="HTML Keyboard" w:semiHidden="1" w:unhideWhenUsed="1"/>
+    <w:lsdException w:name="HTML Preformatted" w:semiHidden="1" w:unhideWhenUsed="1"/>
+    <w:lsdException w:name="HTML Sample" w:semiHidden="1" w:unhideWhenUsed="1"/>
+    <w:lsdException w:name="HTML Typewriter" w:semiHidden="1" w:unhideWhenUsed="1"/>
+    <w:lsdException w:name="HTML Variable" w:semiHidden="1" w:unhideWhenUsed="1"/>
+    <w:lsdException w:name="Normal Table" w:semiHidden="1" w:unhideWhenUsed="1"/>
+    <w:lsdException w:name="annotation subject" w:semiHidden="1" w:unhideWhenUsed="1"/>
+    <w:lsdException w:name="No List" w:semiHidden="1" w:unhideWhenUsed="1"/>
+    <w:lsdException w:name="Outline List 1" w:semiHidden="1" w:unhideWhenUsed="1"/>
+    <w:lsdException w:name="Outline List 2" w:semiHidden="1" w:unhideWhenUsed="1"/>
+    <w:lsdException w:name="Outline List 3" w:semiHidden="1" w:unhideWhenUsed="1"/>
+    <w:lsdException w:name="Table Simple 1" w:semiHidden="1" w:unhideWhenUsed="1"/>
+    <w:lsdException w:name="Table Simple 2" w:semiHidden="1" w:unhideWhenUsed="1"/>
+    <w:lsdException w:name="Table Simple 3" w:semiHidden="1" w:unhideWhenUsed="1"/>
+    <w:lsdException w:name="Table Classic 1" w:semiHidden="1" w:unhideWhenUsed="1"/>
+    <w:lsdException w:name="Table Classic 2" w:semiHidden="1" w:unhideWhenUsed="1"/>
+    <w:lsdException w:name="Table Classic 3" w:semiHidden="1" w:unhideWhenUsed="1"/>
+    <w:lsdException w:name="Table Classic 4" w:semiHidden="1" w:unhideWhenUsed="1"/>
+    <w:lsdException w:name="Table Colorful 1" w:semiHidden="1" w:unhideWhenUsed="1"/>
+    <w:lsdException w:name="Table Colorful 2" w:semiHidden="1" w:unhideWhenUsed="1"/>
+    <w:lsdException w:name="Table Colorful 3" w:semiHidden="1" w:unhideWhenUsed="1"/>
+    <w:lsdException w:name="Table Columns 1" w:semiHidden="1" w:unhideWhenUsed="1"/>
+    <w:lsdException w:name="Table Columns 2" w:semiHidden="1" w:unhideWhenUsed="1"/>
+    <w:lsdException w:name="Table Columns 3" w:semiHidden="1" w:unhideWhenUsed="1"/>
+    <w:lsdException w:name="Table Columns 4" w:semiHidden="1" w:unhideWhenUsed="1"/>
+    <w:lsdException w:name="Table Columns 5" w:semiHidden="1" w:unhideWhenUsed="1"/>
+    <w:lsdException w:name="Table Grid 1" w:semiHidden="1" w:unhideWhenUsed="1"/>
+    <w:lsdException w:name="Table Grid 2" w:semiHidden="1" w:unhideWhenUsed="1"/>
+    <w:lsdException w:name="Table Grid 3" w:semiHidden="1" w:unhideWhenUsed="1"/>
+    <w:lsdException w:name="Table Grid 4" w:semiHidden="1" w:unhideWhenUsed="1"/>
+    <w:lsdException w:name="Table Grid 5" w:semiHidden="1" w:unhideWhenUsed="1"/>
+    <w:lsdException w:name="Table Grid 6" w:semiHidden="1" w:unhideWhenUsed="1"/>
+    <w:lsdException w:name="Table Grid 7" w:semiHidden="1" w:unhideWhenUsed="1"/>
+    <w:lsdException w:name="Table Grid 8" w:semiHidden="1" w:unhideWhenUsed="1"/>
+    <w:lsdException w:name="Table List 1" w:semiHidden="1" w:unhideWhenUsed="1"/>
+    <w:lsdException w:name="Table List 2" w:semiHidden="1" w:unhideWhenUsed="1"/>
+    <w:lsdException w:name="Table List 3" w:semiHidden="1" w:unhideWhenUsed="1"/>
+    <w:lsdException w:name="Table List 4" w:semiHidden="1" w:unhideWhenUsed="1"/>
+    <w:lsdException w:name="Table List 5" w:semiHidden="1" w:unhideWhenUsed="1"/>
+    <w:lsdException w:name="Table List 6" w:semiHidden="1" w:unhideWhenUsed="1"/>
+    <w:lsdException w:name="Table List 7" w:semiHidden="1" w:unhideWhenUsed="1"/>
+    <w:lsdException w:name="Table List 8" w:semiHidden="1" w:unhideWhenUsed="1"/>
+    <w:lsdException w:name="Table 3D effects 1" w:semiHidden="1" w:unhideWhenUsed="1"/>
+    <w:lsdException w:name="Table 3D effects 2" w:semiHidden="1" w:unhideWhenUsed="1"/>
+    <w:lsdException w:name="Table 3D effects 3" w:semiHidden="1" w:unhideWhenUsed="1"/>
+    <w:lsdException w:name="Table Contemporary" w:semiHidden="1" w:unhideWhenUsed="1"/>
+    <w:lsdException w:name="Table Elegant" w:semiHidden="1" w:unhideWhenUsed="1"/>
+    <w:lsdException w:name="Table Professional" w:semiHidden="1" w:unhideWhenUsed="1"/>
+    <w:lsdException w:name="Table Subtle 1" w:semiHidden="1" w:unhideWhenUsed="1"/>
+    <w:lsdException w:name="Table Subtle 2" w:semiHidden="1" w:unhideWhenUsed="1"/>
+    <w:lsdException w:name="Table Web 1" w:semiHidden="1" w:unhideWhenUsed="1"/>
+    <w:lsdException w:name="Table Web 2" w:semiHidden="1" w:unhideWhenUsed="1"/>
+    <w:lsdException w:name="Table Web 3" w:semiHidden="1" w:unhideWhenUsed="1"/>
+    <w:lsdException w:name="Balloon Text" w:semiHidden="1" w:unhideWhenUsed="1"/>
+    <w:lsdException w:name="Table Grid" w:uiPriority="59"/>
+    <w:lsdException w:name="Table Theme" w:semiHidden="1" w:unhideWhenUsed="1"/>
+    <w:lsdException w:name="Placeholder Text" w:semiHidden="1"/>
+    <w:lsdException w:name="No Spacing" w:uiPriority="1" w:qFormat="1"/>
+    <w:lsdException w:name="Light Shading" w:uiPriority="60"/>
+    <w:lsdException w:name="Light List" w:uiPriority="61"/>
+    <w:lsdException w:name="Light Grid" w:uiPriority="62"/>
+    <w:lsdException w:name="Medium Shading 1" w:uiPriority="63"/>
+    <w:lsdException w:name="Medium Shading 2" w:uiPriority="64"/>
+    <w:lsdException w:name="Medium List 1" w:uiPriority="65"/>
+    <w:lsdException w:name="Medium List 2" w:uiPriority="66"/>
+    <w:lsdException w:name="Medium Grid 1" w:uiPriority="67"/>
+    <w:lsdException w:name="Medium Grid 2" w:uiPriority="68"/>
+    <w:lsdException w:name="Medium Grid 3" w:uiPriority="69"/>
+    <w:lsdException w:name="Dark List" w:uiPriority="70"/>
+    <w:lsdException w:name="Colorful Shading" w:uiPriority="71"/>
+    <w:lsdException w:name="Colorful List" w:uiPriority="72"/>
+    <w:lsdException w:name="Colorful Grid" w:uiPriority="73"/>
+    <w:lsdException w:name="Light Shading Accent 1" w:uiPriority="60"/>
+    <w:lsdException w:name="Light List Accent 1" w:uiPriority="61"/>
+    <w:lsdException w:name="Light Grid Accent 1" w:uiPriority="62"/>
+    <w:lsdException w:name="Medium Shading 1 Accent 1" w:uiPriority="63"/>
+    <w:lsdException w:name="Medium Shading 2 Accent 1" w:uiPriority="64"/>
+    <w:lsdException w:name="Medium List 1 Accent 1" w:uiPriority="65"/>
+    <w:lsdException w:name="Revision" w:semiHidden="1"/>
+    <w:lsdException w:name="List Paragraph" w:uiPriority="34" w:qFormat="1"/>
+    <w:lsdException w:name="Quote" w:uiPriority="29" w:qFormat="1"/>
+    <w:lsdException w:name="Intense Quote" w:uiPriority="30" w:qFormat="1"/>
+    <w:lsdException w:name="Medium List 2 Accent 1" w:uiPriority="66"/>
+    <w:lsdException w:name="Medium Grid 1 Accent 1" w:uiPriority="67"/>
+    <w:lsdException w:name="Medium Grid 2 Accent 1" w:uiPriority="68"/>
+    <w:lsdException w:name="Medium Grid 3 Accent 1" w:uiPriority="69"/>
+    <w:lsdException w:name="Dark List Accent 1" w:uiPriority="70"/>
+    <w:lsdException w:name="Colorful Shading Accent 1" w:uiPriority="71"/>
+    <w:lsdException w:name="Colorful List Accent 1" w:uiPriority="72"/>
+    <w:lsdException w:name="Colorful Grid Accent 1" w:uiPriority="73"/>
+    <w:lsdException w:name="Light Shading Accent 2" w:uiPriority="60"/>
+    <w:lsdException w:name="Light List Accent 2" w:uiPriority="61"/>
+    <w:lsdException w:name="Light Grid Accent 2" w:uiPriority="62"/>
+    <w:lsdException w:name="Medium Shading 1 Accent 2" w:uiPriority="63"/>
+    <w:lsdException w:name="Medium Shading 2 Accent 2" w:uiPriority="64"/>
+    <w:lsdException w:name="Medium List 1 Accent 2" w:uiPriority="65"/>
+    <w:lsdException w:name="Medium List 2 Accent 2" w:uiPriority="66"/>
+    <w:lsdException w:name="Medium Grid 1 Accent 2" w:uiPriority="67"/>
+    <w:lsdException w:name="Medium Grid 2 Accent 2" w:uiPriority="68"/>
+    <w:lsdException w:name="Medium Grid 3 Accent 2" w:uiPriority="69"/>
+    <w:lsdException w:name="Dark List Accent 2" w:uiPriority="70"/>
+    <w:lsdException w:name="Colorful Shading Accent 2" w:uiPriority="71"/>
+    <w:lsdException w:name="Colorful List Accent 2" w:uiPriority="72"/>
+    <w:lsdException w:name="Colorful Grid Accent 2" w:uiPriority="73"/>
+    <w:lsdException w:name="Light Shading Accent 3" w:uiPriority="60"/>
+    <w:lsdException w:name="Light List Accent 3" w:uiPriority="61"/>
+    <w:lsdException w:name="Light Grid Accent 3" w:uiPriority="62"/>
+    <w:lsdException w:name="Medium Shading 1 Accent 3" w:uiPriority="63"/>
+    <w:lsdException w:name="Medium Shading 2 Accent 3" w:uiPriority="64"/>
+    <w:lsdException w:name="Medium List 1 Accent 3" w:uiPriority="65"/>
+    <w:lsdException w:name="Medium List 2 Accent 3" w:uiPriority="66"/>
+    <w:lsdException w:name="Medium Grid 1 Accent 3" w:uiPriority="67"/>
+    <w:lsdException w:name="Medium Grid 2 Accent 3" w:uiPriority="68"/>
+    <w:lsdException w:name="Medium Grid 3 Accent 3" w:uiPriority="69"/>
+    <w:lsdException w:name="Dark List Accent 3" w:uiPriority="70"/>
+    <w:lsdException w:name="Colorful Shading Accent 3" w:uiPriority="71"/>
+    <w:lsdException w:name="Colorful List Accent 3" w:uiPriority="72"/>
+    <w:lsdException w:name="Colorful Grid Accent 3" w:uiPriority="73"/>
+    <w:lsdException w:name="Light Shading Accent 4" w:uiPriority="60"/>
+    <w:lsdException w:name="Light List Accent 4" w:uiPriority="61"/>
+    <w:lsdException w:name="Light Grid Accent 4" w:uiPriority="62"/>
+    <w:lsdException w:name="Medium Shading 1 Accent 4" w:uiPriority="63"/>
+    <w:lsdException w:name="Medium Shading 2 Accent 4" w:uiPriority="64"/>
+    <w:lsdException w:name="Medium List 1 Accent 4" w:uiPriority="65"/>
+    <w:lsdException w:name="Medium List 2 Accent 4" w:uiPriority="66"/>
+    <w:lsdException w:name="Medium Grid 1 Accent 4" w:uiPriority="67"/>
+    <w:lsdException w:name="Medium Grid 2 Accent 4" w:uiPriority="68"/>
+    <w:lsdException w:name="Medium Grid 3 Accent 4" w:uiPriority="69"/>
+    <w:lsdException w:name="Dark List Accent 4" w:uiPriority="70"/>
+    <w:lsdException w:name="Colorful Shading Accent 4" w:uiPriority="71"/>
+    <w:lsdException w:name="Colorful List Accent 4" w:uiPriority="72"/>
+    <w:lsdException w:name="Colorful Grid Accent 4" w:uiPriority="73"/>
+    <w:lsdException w:name="Light Shading Accent 5" w:uiPriority="60"/>
+    <w:lsdException w:name="Light List Accent 5" w:uiPriority="61"/>
+    <w:lsdException w:name="Light Grid Accent 5" w:uiPriority="62"/>
+    <w:lsdException w:name="Medium Shading 1 Accent 5" w:uiPriority="63"/>
+    <w:lsdException w:name="Medium Shading 2 Accent 5" w:uiPriority="64"/>
+    <w:lsdException w:name="Medium List 1 Accent 5" w:uiPriority="65"/>
+    <w:lsdException w:name="Medium List 2 Accent 5" w:uiPriority="66"/>
+    <w:lsdException w:name="Medium Grid 1 Accent 5" w:uiPriority="67"/>
+    <w:lsdException w:name="Medium Grid 2 Accent 5" w:uiPriority="68"/>
+    <w:lsdException w:name="Medium Grid 3 Accent 5" w:uiPriority="69"/>
+    <w:lsdException w:name="Dark List Accent 5" w:uiPriority="70"/>
+    <w:lsdException w:name="Colorful Shading Accent 5" w:uiPriority="71"/>
+    <w:lsdException w:name="Colorful List Accent 5" w:uiPriority="72"/>
+    <w:lsdException w:name="Colorful Grid Accent 5" w:uiPriority="73"/>
+    <w:lsdException w:name="Light Shading Accent 6" w:uiPriority="60"/>
+    <w:lsdException w:name="Light List Accent 6" w:uiPriority="61"/>
+    <w:lsdException w:name="Light Grid Accent 6" w:uiPriority="62"/>
+    <w:lsdException w:name="Medium Shading 1 Accent 6" w:uiPriority="63"/>
+    <w:lsdException w:name="Medium Shading 2 Accent 6" w:uiPriority="64"/>
+    <w:lsdException w:name="Medium List 1 Accent 6" w:uiPriority="65"/>
+    <w:lsdException w:name="Medium List 2 Accent 6" w:uiPriority="66"/>
+    <w:lsdException w:name="Medium Grid 1 Accent 6" w:uiPriority="67"/>
+    <w:lsdException w:name="Medium Grid 2 Accent 6" w:uiPriority="68"/>
+    <w:lsdException w:name="Medium Grid 3 Accent 6" w:uiPriority="69"/>
+    <w:lsdException w:name="Dark List Accent 6" w:uiPriority="70"/>
+    <w:lsdException w:name="Colorful Shading Accent 6" w:uiPriority="71"/>
+    <w:lsdException w:name="Colorful List Accent 6" w:uiPriority="72"/>
+    <w:lsdException w:name="Colorful Grid Accent 6" w:uiPriority="73"/>
+    <w:lsdException w:name="Subtle Emphasis" w:uiPriority="19" w:qFormat="1"/>
+    <w:lsdException w:name="Intense Emphasis" w:uiPriority="21" w:qFormat="1"/>
+    <w:lsdException w:name="Subtle Reference" w:uiPriority="31" w:qFormat="1"/>
+    <w:lsdException w:name="Intense Reference" w:uiPriority="32" w:qFormat="1"/>
+    <w:lsdException w:name="Book Title" w:uiPriority="33" w:qFormat="1"/>
+    <w:lsdException w:name="Bibliography" w:semiHidden="1" w:uiPriority="37" w:unhideWhenUsed="1"/>
+    <w:lsdException w:name="TOC Heading" w:semiHidden="1" w:uiPriority="39" w:unhideWhenUsed="1" w:qFormat="1"/>
+    <w:lsdException w:name="Plain Table 1" w:uiPriority="41"/>
+    <w:lsdException w:name="Plain Table 2" w:uiPriority="42"/>
+    <w:lsdException w:name="Plain Table 3" w:uiPriority="43"/>
+    <w:lsdException w:name="Plain Table 4" w:uiPriority="44"/>
+    <w:lsdException w:name="Plain Table 5" w:uiPriority="45"/>
+    <w:lsdException w:name="Grid Table Light" w:uiPriority="40"/>
+    <w:lsdException w:name="Grid Table 1 Light" w:uiPriority="46"/>
+    <w:lsdException w:name="Grid Table 2" w:uiPriority="47"/>
+    <w:lsdException w:name="Grid Table 3" w:uiPriority="48"/>
+    <w:lsdException w:name="Grid Table 4" w:uiPriority="49"/>
+    <w:lsdException w:name="Grid Table 5 Dark" w:uiPriority="50"/>
+    <w:lsdException w:name="Grid Table 6 Colorful" w:uiPriority="51"/>
+    <w:lsdException w:name="Grid Table 7 Colorful" w:uiPriority="52"/>
+    <w:lsdException w:name="Grid Table 1 Light Accent 1" w:uiPriority="46"/>
+    <w:lsdException w:name="Grid Table 2 Accent 1" w:uiPriority="47"/>
+    <w:lsdException w:name="Grid Table 3 Accent 1" w:uiPriority="48"/>
+    <w:lsdException w:name="Grid Table 4 Accent 1" w:uiPriority="49"/>
+    <w:lsdException w:name="Grid Table 5 Dark Accent 1" w:uiPriority="50"/>
+    <w:lsdException w:name="Grid Table 6 Colorful Accent 1" w:uiPriority="51"/>
+    <w:lsdException w:name="Grid Table 7 Colorful Accent 1" w:uiPriority="52"/>
+    <w:lsdException w:name="Grid Table 1 Light Accent 2" w:uiPriority="46"/>
+    <w:lsdException w:name="Grid Table 2 Accent 2" w:uiPriority="47"/>
+    <w:lsdException w:name="Grid Table 3 Accent 2" w:uiPriority="48"/>
+    <w:lsdException w:name="Grid Table 4 Accent 2" w:uiPriority="49"/>
+    <w:lsdException w:name="Grid Table 5 Dark Accent 2" w:uiPriority="50"/>
+    <w:lsdException w:name="Grid Table 6 Colorful Accent 2" w:uiPriority="51"/>
+    <w:lsdException w:name="Grid Table 7 Colorful Accent 2" w:uiPriority="52"/>
+    <w:lsdException w:name="Grid Table 1 Light Accent 3" w:uiPriority="46"/>
+    <w:lsdException w:name="Grid Table 2 Accent 3" w:uiPriority="47"/>
+    <w:lsdException w:name="Grid Table 3 Accent 3" w:uiPriority="48"/>
+    <w:lsdException w:name="Grid Table 4 Accent 3" w:uiPriority="49"/>
+    <w:lsdException w:name="Grid Table 5 Dark Accent 3" w:uiPriority="50"/>
+    <w:lsdException w:name="Grid Table 6 Colorful Accent 3" w:uiPriority="51"/>
+    <w:lsdException w:name="Grid Table 7 Colorful Accent 3" w:uiPriority="52"/>
+    <w:lsdException w:name="Grid Table 1 Light Accent 4" w:uiPriority="46"/>
+    <w:lsdException w:name="Grid Table 2 Accent 4" w:uiPriority="47"/>
+    <w:lsdException w:name="Grid Table 3 Accent 4" w:uiPriority="48"/>
+    <w:lsdException w:name="Grid Table 4 Accent 4" w:uiPriority="49"/>
+    <w:lsdException w:name="Grid Table 5 Dark Accent 4" w:uiPriority="50"/>
+    <w:lsdException w:name="Grid Table 6 Colorful Accent 4" w:uiPriority="51"/>
+    <w:lsdException w:name="Grid Table 7 Colorful Accent 4" w:uiPriority="52"/>
+    <w:lsdException w:name="Grid Table 1 Light Accent 5" w:uiPriority="46"/>
+    <w:lsdException w:name="Grid Table 2 Accent 5" w:uiPriority="47"/>
+    <w:lsdException w:name="Grid Table 3 Accent 5" w:uiPriority="48"/>
+    <w:lsdException w:name="Grid Table 4 Accent 5" w:uiPriority="49"/>
+    <w:lsdException w:name="Grid Table 5 Dark Accent 5" w:uiPriority="50"/>
+    <w:lsdException w:name="Grid Table 6 Colorful Accent 5" w:uiPriority="51"/>
+    <w:lsdException w:name="Grid Table 7 Colorful Accent 5" w:uiPriority="52"/>
+    <w:lsdException w:name="Grid Table 1 Light Accent 6" w:uiPriority="46"/>
+    <w:lsdException w:name="Grid Table 2 Accent 6" w:uiPriority="47"/>
+    <w:lsdException w:name="Grid Table 3 Accent 6" w:uiPriority="48"/>
+    <w:lsdException w:name="Grid Table 4 Accent 6" w:uiPriority="49"/>
+    <w:lsdException w:name="Grid Table 5 Dark Accent 6" w:uiPriority="50"/>
+    <w:lsdException w:name="Grid Table 6 Colorful Accent 6" w:uiPriority="51"/>
+    <w:lsdException w:name="Grid Table 7 Colorful Accent 6" w:uiPriority="52"/>
+    <w:lsdException w:name="List Table 1 Light" w:uiPriority="46"/>
+    <w:lsdException w:name="List Table 2" w:uiPriority="47"/>
+    <w:lsdException w:name="List Table 3" w:uiPriority="48"/>
+    <w:lsdException w:name="List Table 4" w:uiPriority="49"/>
+    <w:lsdException w:name="List Table 5 Dark" w:uiPriority="50"/>
+    <w:lsdException w:name="List Table 6 Colorful" w:uiPriority="51"/>
+    <w:lsdException w:name="List Table 7 Colorful" w:uiPriority="52"/>
+    <w:lsdException w:name="List Table 1 Light Accent 1" w:uiPriority="46"/>
+    <w:lsdException w:name="List Table 2 Accent 1" w:uiPriority="47"/>
+    <w:lsdException w:name="List Table 3 Accent 1" w:uiPriority="48"/>
+    <w:lsdException w:name="List Table 4 Accent 1" w:uiPriority="49"/>
+    <w:lsdException w:name="List Table 5 Dark Accent 1" w:uiPriority="50"/>
+    <w:lsdException w:name="List Table 6 Colorful Accent 1" w:uiPriority="51"/>
+    <w:lsdException w:name="List Table 7 Colorful Accent 1" w:uiPriority="52"/>
+    <w:lsdException w:name="List Table 1 Light Accent 2" w:uiPriority="46"/>
+    <w:lsdException w:name="List Table 2 Accent 2" w:uiPriority="47"/>
+    <w:lsdException w:name="List Table 3 Accent 2" w:uiPriority="48"/>
+    <w:lsdException w:name="List Table 4 Accent 2" w:uiPriority="49"/>
+    <w:lsdException w:name="List Table 5 Dark Accent 2" w:uiPriority="50"/>
+    <w:lsdException w:name="List Table 6 Colorful Accent 2" w:uiPriority="51"/>
+    <w:lsdException w:name="List Table 7 Colorful Accent 2" w:uiPriority="52"/>
+    <w:lsdException w:name="List Table 1 Light Accent 3" w:uiPriority="46"/>
+    <w:lsdException w:name="List Table 2 Accent 3" w:uiPriority="47"/>
+    <w:lsdException w:name="List Table 3 Accent 3" w:uiPriority="48"/>
+    <w:lsdException w:name="List Table 4 Accent 3" w:uiPriority="49"/>
+    <w:lsdException w:name="List Table 5 Dark Accent 3" w:uiPriority="50"/>
+    <w:lsdException w:name="List Table 6 Colorful Accent 3" w:uiPriority="51"/>
+    <w:lsdException w:name="List Table 7 Colorful Accent 3" w:uiPriority="52"/>
+    <w:lsdException w:name="List Table 1 Light Accent 4" w:uiPriority="46"/>
+    <w:lsdException w:name="List Table 2 Accent 4" w:uiPriority="47"/>
+    <w:lsdException w:name="List Table 3 Accent 4" w:uiPriority="48"/>
+    <w:lsdException w:name="List Table 4 Accent 4" w:uiPriority="49"/>
+    <w:lsdException w:name="List Table 5 Dark Accent 4" w:uiPriority="50"/>
+    <w:lsdException w:name="List Table 6 Colorful Accent 4" w:uiPriority="51"/>
+    <w:lsdException w:name="List Table 7 Colorful Accent 4" w:uiPriority="52"/>
+    <w:lsdException w:name="List Table 1 Light Accent 5" w:uiPriority="46"/>
+    <w:lsdException w:name="List Table 2 Accent 5" w:uiPriority="47"/>
+    <w:lsdException w:name="List Table 3 Accent 5" w:uiPriority="48"/>
+    <w:lsdException w:name="List Table 4 Accent 5" w:uiPriority="49"/>
+    <w:lsdException w:name="List Table 5 Dark Accent 5" w:uiPriority="50"/>
+    <w:lsdException w:name="List Table 6 Colorful Accent 5" w:uiPriority="51"/>
+    <w:lsdException w:name="List Table 7 Colorful Accent 5" w:uiPriority="52"/>
+    <w:lsdException w:name="List Table 1 Light Accent 6" w:uiPriority="46"/>
+    <w:lsdException w:name="List Table 2 Accent 6" w:uiPriority="47"/>
+    <w:lsdException w:name="List Table 3 Accent 6" w:uiPriority="48"/>
+    <w:lsdException w:name="List Table 4 Accent 6" w:uiPriority="49"/>
+    <w:lsdException w:name="List Table 5 Dark Accent 6" w:uiPriority="50"/>
+    <w:lsdException w:name="List Table 6 Colorful Accent 6" w:uiPriority="51"/>
+    <w:lsdException w:name="List Table 7 Colorful Accent 6" w:uiPriority="52"/>
+    <w:lsdException w:name="Mention" w:semiHidden="1" w:unhideWhenUsed="1"/>
+    <w:lsdException w:name="Smart Hyperlink" w:semiHidden="1" w:unhideWhenUsed="1"/>
+    <w:lsdException w:name="Hashtag" w:semiHidden="1" w:unhideWhenUsed="1"/>
+    <w:lsdException w:name="Unresolved Mention" w:semiHidden="1" w:unhideWhenUsed="1"/>
+    <w:lsdException w:name="Smart Link" w:semiHidden="1" w:unhideWhenUsed="1"/>
   </w:latentStyles>
   <w:style w:type="paragraph" w:default="1" w:styleId="Normal">
     <w:name w:val="Normal"/>
     <w:qFormat/>
-    <w:rsid w:val="00C20FD8"/>
+    <w:rsid w:val="000D627B"/>
+    <w:pPr>
+      <w:spacing w:after="240" w:line="276" w:lineRule="auto"/>
+    </w:pPr>
+    <w:rPr>
+      <w:rFonts w:cstheme="minorHAnsi"/>
+      <w:sz w:val="28"/>
+      <w:szCs w:val="28"/>
+    </w:rPr>
+  </w:style>
+  <w:style w:type="paragraph" w:styleId="Heading1">
+    <w:name w:val="heading 1"/>
+    <w:basedOn w:val="NoSpacing"/>
+    <w:next w:val="Normal"/>
+    <w:link w:val="Heading1Char"/>
+    <w:qFormat/>
+    <w:rsid w:val="000D627B"/>
+    <w:pPr>
+      <w:keepNext/>
+      <w:spacing w:before="240" w:after="60"/>
+      <w:outlineLvl w:val="0"/>
+    </w:pPr>
+    <w:rPr>
+      <w:rFonts w:eastAsiaTheme="majorEastAsia"/>
+      <w:b/>
+      <w:kern w:val="28"/>
+      <w:sz w:val="56"/>
+    </w:rPr>
+  </w:style>
+  <w:style w:type="paragraph" w:styleId="Heading2">
+    <w:name w:val="heading 2"/>
+    <w:basedOn w:val="Heading1"/>
+    <w:next w:val="Normal"/>
+    <w:link w:val="Heading2Char"/>
+    <w:qFormat/>
+    <w:rsid w:val="000D627B"/>
+    <w:pPr>
+      <w:numPr>
+        <w:ilvl w:val="1"/>
+        <w:numId w:val="7"/>
+      </w:numPr>
+      <w:outlineLvl w:val="1"/>
+    </w:pPr>
+    <w:rPr>
+      <w:rFonts w:asciiTheme="majorHAnsi" w:hAnsiTheme="majorHAnsi"/>
+      <w:sz w:val="48"/>
+      <w:szCs w:val="48"/>
+    </w:rPr>
+  </w:style>
+  <w:style w:type="paragraph" w:styleId="Heading3">
+    <w:name w:val="heading 3"/>
+    <w:basedOn w:val="Heading2"/>
+    <w:next w:val="Normal"/>
+    <w:link w:val="Heading3Char"/>
+    <w:qFormat/>
+    <w:rsid w:val="000D627B"/>
+    <w:pPr>
+      <w:outlineLvl w:val="2"/>
+    </w:pPr>
+    <w:rPr>
+      <w:sz w:val="40"/>
+    </w:rPr>
+  </w:style>
+  <w:style w:type="paragraph" w:styleId="Heading4">
+    <w:name w:val="heading 4"/>
+    <w:basedOn w:val="Heading3"/>
+    <w:next w:val="Normal"/>
+    <w:link w:val="Heading4Char"/>
+    <w:qFormat/>
+    <w:rsid w:val="000D627B"/>
+    <w:pPr>
+      <w:numPr>
+        <w:ilvl w:val="3"/>
+      </w:numPr>
+      <w:outlineLvl w:val="3"/>
+    </w:pPr>
+    <w:rPr>
+      <w:sz w:val="32"/>
+    </w:rPr>
+  </w:style>
+  <w:style w:type="paragraph" w:styleId="Heading5">
+    <w:name w:val="heading 5"/>
+    <w:basedOn w:val="Heading4"/>
+    <w:next w:val="Normal"/>
+    <w:link w:val="Heading5Char"/>
+    <w:qFormat/>
+    <w:rsid w:val="000D627B"/>
+    <w:pPr>
+      <w:numPr>
+        <w:ilvl w:val="4"/>
+      </w:numPr>
+      <w:outlineLvl w:val="4"/>
+    </w:pPr>
+    <w:rPr>
+      <w:sz w:val="28"/>
+    </w:rPr>
+  </w:style>
+  <w:style w:type="paragraph" w:styleId="Heading6">
+    <w:name w:val="heading 6"/>
+    <w:basedOn w:val="Heading5"/>
+    <w:next w:val="Normal"/>
+    <w:link w:val="Heading6Char"/>
+    <w:qFormat/>
+    <w:rsid w:val="000D627B"/>
+    <w:pPr>
+      <w:numPr>
+        <w:ilvl w:val="5"/>
+      </w:numPr>
+      <w:outlineLvl w:val="5"/>
+    </w:pPr>
+    <w:rPr>
+      <w:bCs/>
+      <w:sz w:val="24"/>
+      <w:szCs w:val="24"/>
+      <w:u w:val="single"/>
+    </w:rPr>
+  </w:style>
+  <w:style w:type="paragraph" w:styleId="Heading7">
+    <w:name w:val="heading 7"/>
+    <w:basedOn w:val="Heading6"/>
+    <w:next w:val="Normal"/>
+    <w:link w:val="Heading7Char"/>
+    <w:qFormat/>
+    <w:rsid w:val="000D627B"/>
+    <w:pPr>
+      <w:keepNext w:val="0"/>
+      <w:numPr>
+        <w:ilvl w:val="0"/>
+        <w:numId w:val="0"/>
+      </w:numPr>
+      <w:outlineLvl w:val="6"/>
+    </w:pPr>
+    <w:rPr>
+      <w:b w:val="0"/>
+      <w:kern w:val="0"/>
+    </w:rPr>
+  </w:style>
+  <w:style w:type="paragraph" w:styleId="Heading8">
+    <w:name w:val="heading 8"/>
+    <w:basedOn w:val="Heading6"/>
+    <w:next w:val="Normal"/>
+    <w:link w:val="Heading8Char"/>
+    <w:qFormat/>
+    <w:rsid w:val="000D627B"/>
+    <w:pPr>
+      <w:outlineLvl w:val="7"/>
+    </w:pPr>
+    <w:rPr>
+      <w:i/>
+      <w:iCs/>
+      <w:u w:val="none"/>
+    </w:rPr>
+  </w:style>
+  <w:style w:type="paragraph" w:styleId="Heading9">
+    <w:name w:val="heading 9"/>
+    <w:basedOn w:val="Heading8"/>
+    <w:next w:val="Normal"/>
+    <w:link w:val="Heading9Char"/>
+    <w:qFormat/>
+    <w:rsid w:val="000D627B"/>
+    <w:pPr>
+      <w:outlineLvl w:val="8"/>
+    </w:pPr>
+    <w:rPr>
+      <w:b w:val="0"/>
+      <w:bCs w:val="0"/>
+    </w:rPr>
   </w:style>
   <w:style w:type="character" w:default="1" w:styleId="DefaultParagraphFont">
     <w:name w:val="Default Paragraph Font"/>
     <w:uiPriority w:val="1"/>
+    <w:semiHidden/>
     <w:unhideWhenUsed/>
   </w:style>
   <w:style w:type="table" w:default="1" w:styleId="TableNormal">
@@ -3630,7 +4047,6 @@
     <w:uiPriority w:val="99"/>
     <w:semiHidden/>
     <w:unhideWhenUsed/>
-    <w:qFormat/>
     <w:tblPr>
       <w:tblInd w:w="0" w:type="dxa"/>
       <w:tblCellMar>
@@ -3676,6 +4092,505 @@
       <w:sz w:val="20"/>
       <w:szCs w:val="20"/>
       <w:lang w:eastAsia="ar-SA"/>
+    </w:rPr>
+  </w:style>
+  <w:style w:type="paragraph" w:customStyle="1" w:styleId="Subheading1">
+    <w:name w:val="Subheading 1"/>
+    <w:basedOn w:val="Heading1"/>
+    <w:next w:val="Normal"/>
+    <w:link w:val="Subheading1Char"/>
+    <w:qFormat/>
+    <w:rsid w:val="000D627B"/>
+    <w:pPr>
+      <w:spacing w:before="0" w:after="0" w:line="240" w:lineRule="auto"/>
+      <w:contextualSpacing/>
+    </w:pPr>
+    <w:rPr>
+      <w:rFonts w:asciiTheme="majorHAnsi" w:eastAsiaTheme="minorHAnsi" w:hAnsiTheme="majorHAnsi"/>
+      <w:sz w:val="48"/>
+      <w:szCs w:val="48"/>
+      <w:vertAlign w:val="superscript"/>
+    </w:rPr>
+  </w:style>
+  <w:style w:type="character" w:customStyle="1" w:styleId="Subheading1Char">
+    <w:name w:val="Subheading 1 Char"/>
+    <w:basedOn w:val="DefaultParagraphFont"/>
+    <w:link w:val="Subheading1"/>
+    <w:rsid w:val="000D627B"/>
+    <w:rPr>
+      <w:rFonts w:asciiTheme="majorHAnsi" w:hAnsiTheme="majorHAnsi" w:cstheme="minorHAnsi"/>
+      <w:b/>
+      <w:kern w:val="28"/>
+      <w:sz w:val="48"/>
+      <w:szCs w:val="48"/>
+      <w:vertAlign w:val="superscript"/>
+    </w:rPr>
+  </w:style>
+  <w:style w:type="character" w:customStyle="1" w:styleId="Heading1Char">
+    <w:name w:val="Heading 1 Char"/>
+    <w:basedOn w:val="DefaultParagraphFont"/>
+    <w:link w:val="Heading1"/>
+    <w:rsid w:val="000D627B"/>
+    <w:rPr>
+      <w:rFonts w:eastAsiaTheme="majorEastAsia" w:cstheme="minorHAnsi"/>
+      <w:b/>
+      <w:kern w:val="28"/>
+      <w:sz w:val="56"/>
+      <w:szCs w:val="28"/>
+    </w:rPr>
+  </w:style>
+  <w:style w:type="paragraph" w:customStyle="1" w:styleId="Subheading2">
+    <w:name w:val="Subheading 2"/>
+    <w:basedOn w:val="Subheading1"/>
+    <w:next w:val="Normal"/>
+    <w:link w:val="Subheading2Char"/>
+    <w:qFormat/>
+    <w:rsid w:val="000D627B"/>
+  </w:style>
+  <w:style w:type="character" w:customStyle="1" w:styleId="Subheading2Char">
+    <w:name w:val="Subheading 2 Char"/>
+    <w:basedOn w:val="Subheading1Char"/>
+    <w:link w:val="Subheading2"/>
+    <w:rsid w:val="000D627B"/>
+    <w:rPr>
+      <w:rFonts w:asciiTheme="majorHAnsi" w:hAnsiTheme="majorHAnsi" w:cstheme="minorHAnsi"/>
+      <w:b/>
+      <w:kern w:val="28"/>
+      <w:sz w:val="48"/>
+      <w:szCs w:val="48"/>
+      <w:vertAlign w:val="superscript"/>
+    </w:rPr>
+  </w:style>
+  <w:style w:type="paragraph" w:customStyle="1" w:styleId="Subheading3">
+    <w:name w:val="Subheading 3"/>
+    <w:basedOn w:val="Subheading2"/>
+    <w:next w:val="Normal"/>
+    <w:link w:val="Subheading3Char"/>
+    <w:qFormat/>
+    <w:rsid w:val="000D627B"/>
+    <w:rPr>
+      <w:sz w:val="40"/>
+      <w:szCs w:val="40"/>
+    </w:rPr>
+  </w:style>
+  <w:style w:type="character" w:customStyle="1" w:styleId="Subheading3Char">
+    <w:name w:val="Subheading 3 Char"/>
+    <w:basedOn w:val="Subheading2Char"/>
+    <w:link w:val="Subheading3"/>
+    <w:rsid w:val="000D627B"/>
+    <w:rPr>
+      <w:rFonts w:asciiTheme="majorHAnsi" w:hAnsiTheme="majorHAnsi" w:cstheme="minorHAnsi"/>
+      <w:b/>
+      <w:kern w:val="28"/>
+      <w:sz w:val="40"/>
+      <w:szCs w:val="40"/>
+      <w:vertAlign w:val="superscript"/>
+    </w:rPr>
+  </w:style>
+  <w:style w:type="paragraph" w:customStyle="1" w:styleId="Suptitle">
+    <w:name w:val="Suptitle"/>
+    <w:basedOn w:val="Subtitle"/>
+    <w:link w:val="SuptitleChar"/>
+    <w:qFormat/>
+    <w:rsid w:val="000D627B"/>
+    <w:pPr>
+      <w:spacing w:before="240" w:line="240" w:lineRule="auto"/>
+    </w:pPr>
+    <w:rPr>
+      <w:vertAlign w:val="subscript"/>
+    </w:rPr>
+  </w:style>
+  <w:style w:type="character" w:customStyle="1" w:styleId="SuptitleChar">
+    <w:name w:val="Suptitle Char"/>
+    <w:basedOn w:val="SubtitleChar"/>
+    <w:link w:val="Suptitle"/>
+    <w:rsid w:val="000D627B"/>
+    <w:rPr>
+      <w:rFonts w:asciiTheme="majorHAnsi" w:eastAsiaTheme="majorEastAsia" w:hAnsiTheme="majorHAnsi" w:cstheme="majorBidi"/>
+      <w:color w:val="7F7F7F" w:themeColor="text1" w:themeTint="80"/>
+      <w:spacing w:val="-10"/>
+      <w:kern w:val="28"/>
+      <w:sz w:val="72"/>
+      <w:szCs w:val="72"/>
+      <w:vertAlign w:val="subscript"/>
+    </w:rPr>
+  </w:style>
+  <w:style w:type="paragraph" w:styleId="Subtitle">
+    <w:name w:val="Subtitle"/>
+    <w:basedOn w:val="Title"/>
+    <w:next w:val="Normal"/>
+    <w:link w:val="SubtitleChar"/>
+    <w:uiPriority w:val="11"/>
+    <w:qFormat/>
+    <w:rsid w:val="000D627B"/>
+    <w:rPr>
+      <w:b w:val="0"/>
+      <w:bCs w:val="0"/>
+      <w:color w:val="7F7F7F" w:themeColor="text1" w:themeTint="80"/>
+      <w:vertAlign w:val="superscript"/>
+    </w:rPr>
+  </w:style>
+  <w:style w:type="character" w:customStyle="1" w:styleId="SubtitleChar">
+    <w:name w:val="Subtitle Char"/>
+    <w:basedOn w:val="DefaultParagraphFont"/>
+    <w:link w:val="Subtitle"/>
+    <w:uiPriority w:val="11"/>
+    <w:rsid w:val="000D627B"/>
+    <w:rPr>
+      <w:rFonts w:asciiTheme="majorHAnsi" w:eastAsiaTheme="majorEastAsia" w:hAnsiTheme="majorHAnsi" w:cstheme="majorBidi"/>
+      <w:color w:val="7F7F7F" w:themeColor="text1" w:themeTint="80"/>
+      <w:spacing w:val="-10"/>
+      <w:kern w:val="28"/>
+      <w:sz w:val="72"/>
+      <w:szCs w:val="72"/>
+      <w:vertAlign w:val="superscript"/>
+    </w:rPr>
+  </w:style>
+  <w:style w:type="paragraph" w:styleId="NoSpacing">
+    <w:name w:val="No Spacing"/>
+    <w:basedOn w:val="Normal"/>
+    <w:uiPriority w:val="1"/>
+    <w:qFormat/>
+    <w:rsid w:val="000D627B"/>
+    <w:pPr>
+      <w:spacing w:after="0"/>
+    </w:pPr>
+  </w:style>
+  <w:style w:type="character" w:customStyle="1" w:styleId="Heading2Char">
+    <w:name w:val="Heading 2 Char"/>
+    <w:basedOn w:val="DefaultParagraphFont"/>
+    <w:link w:val="Heading2"/>
+    <w:rsid w:val="000D627B"/>
+    <w:rPr>
+      <w:rFonts w:asciiTheme="majorHAnsi" w:eastAsiaTheme="majorEastAsia" w:hAnsiTheme="majorHAnsi" w:cstheme="minorHAnsi"/>
+      <w:b/>
+      <w:kern w:val="28"/>
+      <w:sz w:val="48"/>
+      <w:szCs w:val="48"/>
+    </w:rPr>
+  </w:style>
+  <w:style w:type="character" w:customStyle="1" w:styleId="Heading3Char">
+    <w:name w:val="Heading 3 Char"/>
+    <w:basedOn w:val="DefaultParagraphFont"/>
+    <w:link w:val="Heading3"/>
+    <w:rsid w:val="000D627B"/>
+    <w:rPr>
+      <w:rFonts w:asciiTheme="majorHAnsi" w:eastAsiaTheme="majorEastAsia" w:hAnsiTheme="majorHAnsi" w:cstheme="minorHAnsi"/>
+      <w:b/>
+      <w:kern w:val="28"/>
+      <w:sz w:val="40"/>
+      <w:szCs w:val="48"/>
+    </w:rPr>
+  </w:style>
+  <w:style w:type="character" w:customStyle="1" w:styleId="Heading4Char">
+    <w:name w:val="Heading 4 Char"/>
+    <w:basedOn w:val="DefaultParagraphFont"/>
+    <w:link w:val="Heading4"/>
+    <w:rsid w:val="000D627B"/>
+    <w:rPr>
+      <w:rFonts w:asciiTheme="majorHAnsi" w:eastAsiaTheme="majorEastAsia" w:hAnsiTheme="majorHAnsi" w:cstheme="minorHAnsi"/>
+      <w:b/>
+      <w:kern w:val="28"/>
+      <w:sz w:val="32"/>
+      <w:szCs w:val="48"/>
+    </w:rPr>
+  </w:style>
+  <w:style w:type="character" w:customStyle="1" w:styleId="Heading5Char">
+    <w:name w:val="Heading 5 Char"/>
+    <w:basedOn w:val="DefaultParagraphFont"/>
+    <w:link w:val="Heading5"/>
+    <w:rsid w:val="000D627B"/>
+    <w:rPr>
+      <w:rFonts w:asciiTheme="majorHAnsi" w:eastAsiaTheme="majorEastAsia" w:hAnsiTheme="majorHAnsi" w:cstheme="minorHAnsi"/>
+      <w:b/>
+      <w:kern w:val="28"/>
+      <w:sz w:val="28"/>
+      <w:szCs w:val="48"/>
+    </w:rPr>
+  </w:style>
+  <w:style w:type="character" w:customStyle="1" w:styleId="Heading6Char">
+    <w:name w:val="Heading 6 Char"/>
+    <w:basedOn w:val="DefaultParagraphFont"/>
+    <w:link w:val="Heading6"/>
+    <w:rsid w:val="000D627B"/>
+    <w:rPr>
+      <w:rFonts w:asciiTheme="majorHAnsi" w:eastAsiaTheme="majorEastAsia" w:hAnsiTheme="majorHAnsi" w:cstheme="minorHAnsi"/>
+      <w:b/>
+      <w:bCs/>
+      <w:kern w:val="28"/>
+      <w:sz w:val="24"/>
+      <w:szCs w:val="24"/>
+      <w:u w:val="single"/>
+    </w:rPr>
+  </w:style>
+  <w:style w:type="character" w:customStyle="1" w:styleId="Heading7Char">
+    <w:name w:val="Heading 7 Char"/>
+    <w:basedOn w:val="DefaultParagraphFont"/>
+    <w:link w:val="Heading7"/>
+    <w:rsid w:val="000D627B"/>
+    <w:rPr>
+      <w:rFonts w:asciiTheme="majorHAnsi" w:eastAsiaTheme="majorEastAsia" w:hAnsiTheme="majorHAnsi" w:cstheme="minorHAnsi"/>
+      <w:bCs/>
+      <w:sz w:val="24"/>
+      <w:szCs w:val="24"/>
+      <w:u w:val="single"/>
+    </w:rPr>
+  </w:style>
+  <w:style w:type="character" w:customStyle="1" w:styleId="Heading8Char">
+    <w:name w:val="Heading 8 Char"/>
+    <w:basedOn w:val="DefaultParagraphFont"/>
+    <w:link w:val="Heading8"/>
+    <w:rsid w:val="000D627B"/>
+    <w:rPr>
+      <w:rFonts w:asciiTheme="majorHAnsi" w:eastAsiaTheme="majorEastAsia" w:hAnsiTheme="majorHAnsi" w:cstheme="minorHAnsi"/>
+      <w:b/>
+      <w:bCs/>
+      <w:i/>
+      <w:iCs/>
+      <w:kern w:val="28"/>
+      <w:sz w:val="24"/>
+      <w:szCs w:val="24"/>
+    </w:rPr>
+  </w:style>
+  <w:style w:type="character" w:customStyle="1" w:styleId="Heading9Char">
+    <w:name w:val="Heading 9 Char"/>
+    <w:basedOn w:val="DefaultParagraphFont"/>
+    <w:link w:val="Heading9"/>
+    <w:rsid w:val="000D627B"/>
+    <w:rPr>
+      <w:rFonts w:asciiTheme="majorHAnsi" w:eastAsiaTheme="majorEastAsia" w:hAnsiTheme="majorHAnsi" w:cstheme="minorHAnsi"/>
+      <w:i/>
+      <w:iCs/>
+      <w:kern w:val="28"/>
+      <w:sz w:val="24"/>
+      <w:szCs w:val="24"/>
+    </w:rPr>
+  </w:style>
+  <w:style w:type="paragraph" w:styleId="Caption">
+    <w:name w:val="caption"/>
+    <w:basedOn w:val="Normal"/>
+    <w:next w:val="Normal"/>
+    <w:uiPriority w:val="35"/>
+    <w:semiHidden/>
+    <w:unhideWhenUsed/>
+    <w:qFormat/>
+    <w:rsid w:val="000D627B"/>
+    <w:pPr>
+      <w:spacing w:after="200"/>
+    </w:pPr>
+    <w:rPr>
+      <w:rFonts w:eastAsia="Times New Roman"/>
+      <w:i/>
+      <w:iCs/>
+      <w:color w:val="1F497D" w:themeColor="text2"/>
+      <w:szCs w:val="18"/>
+    </w:rPr>
+  </w:style>
+  <w:style w:type="paragraph" w:styleId="Title">
+    <w:name w:val="Title"/>
+    <w:basedOn w:val="NoSpacing"/>
+    <w:next w:val="Normal"/>
+    <w:link w:val="TitleChar"/>
+    <w:uiPriority w:val="10"/>
+    <w:qFormat/>
+    <w:rsid w:val="000D627B"/>
+    <w:rPr>
+      <w:rFonts w:asciiTheme="majorHAnsi" w:eastAsiaTheme="majorEastAsia" w:hAnsiTheme="majorHAnsi" w:cstheme="majorBidi"/>
+      <w:b/>
+      <w:bCs/>
+      <w:spacing w:val="-10"/>
+      <w:kern w:val="28"/>
+      <w:sz w:val="72"/>
+      <w:szCs w:val="72"/>
+    </w:rPr>
+  </w:style>
+  <w:style w:type="character" w:customStyle="1" w:styleId="TitleChar">
+    <w:name w:val="Title Char"/>
+    <w:basedOn w:val="DefaultParagraphFont"/>
+    <w:link w:val="Title"/>
+    <w:uiPriority w:val="10"/>
+    <w:rsid w:val="000D627B"/>
+    <w:rPr>
+      <w:rFonts w:asciiTheme="majorHAnsi" w:eastAsiaTheme="majorEastAsia" w:hAnsiTheme="majorHAnsi" w:cstheme="majorBidi"/>
+      <w:b/>
+      <w:bCs/>
+      <w:spacing w:val="-10"/>
+      <w:kern w:val="28"/>
+      <w:sz w:val="72"/>
+      <w:szCs w:val="72"/>
+    </w:rPr>
+  </w:style>
+  <w:style w:type="character" w:styleId="Strong">
+    <w:name w:val="Strong"/>
+    <w:uiPriority w:val="22"/>
+    <w:qFormat/>
+    <w:rsid w:val="000D627B"/>
+    <w:rPr>
+      <w:b/>
+      <w:bCs/>
+    </w:rPr>
+  </w:style>
+  <w:style w:type="character" w:styleId="Emphasis">
+    <w:name w:val="Emphasis"/>
+    <w:uiPriority w:val="20"/>
+    <w:qFormat/>
+    <w:rsid w:val="000D627B"/>
+    <w:rPr>
+      <w:rFonts w:asciiTheme="minorHAnsi" w:hAnsiTheme="minorHAnsi" w:cstheme="minorHAnsi"/>
+      <w:i/>
+      <w:iCs/>
+      <w:sz w:val="28"/>
+      <w:szCs w:val="28"/>
+    </w:rPr>
+  </w:style>
+  <w:style w:type="paragraph" w:styleId="ListParagraph">
+    <w:name w:val="List Paragraph"/>
+    <w:basedOn w:val="Normal"/>
+    <w:uiPriority w:val="34"/>
+    <w:qFormat/>
+    <w:rsid w:val="000D627B"/>
+    <w:pPr>
+      <w:ind w:left="720"/>
+      <w:contextualSpacing/>
+    </w:pPr>
+    <w:rPr>
+      <w:rFonts w:eastAsia="Times New Roman"/>
+    </w:rPr>
+  </w:style>
+  <w:style w:type="paragraph" w:styleId="Quote">
+    <w:name w:val="Quote"/>
+    <w:basedOn w:val="Normal"/>
+    <w:next w:val="Normal"/>
+    <w:link w:val="QuoteChar"/>
+    <w:uiPriority w:val="29"/>
+    <w:qFormat/>
+    <w:rsid w:val="000D627B"/>
+    <w:pPr>
+      <w:keepLines/>
+      <w:pageBreakBefore/>
+      <w:pBdr>
+        <w:left w:val="single" w:sz="4" w:space="7" w:color="auto"/>
+      </w:pBdr>
+      <w:spacing w:before="120" w:after="120"/>
+      <w:ind w:left="360"/>
+      <w:contextualSpacing/>
+      <w:mirrorIndents/>
+    </w:pPr>
+  </w:style>
+  <w:style w:type="character" w:customStyle="1" w:styleId="QuoteChar">
+    <w:name w:val="Quote Char"/>
+    <w:basedOn w:val="DefaultParagraphFont"/>
+    <w:link w:val="Quote"/>
+    <w:uiPriority w:val="29"/>
+    <w:rsid w:val="000D627B"/>
+    <w:rPr>
+      <w:rFonts w:cstheme="minorHAnsi"/>
+      <w:sz w:val="28"/>
+      <w:szCs w:val="28"/>
+    </w:rPr>
+  </w:style>
+  <w:style w:type="paragraph" w:styleId="IntenseQuote">
+    <w:name w:val="Intense Quote"/>
+    <w:basedOn w:val="Quote"/>
+    <w:next w:val="Normal"/>
+    <w:link w:val="IntenseQuoteChar"/>
+    <w:uiPriority w:val="30"/>
+    <w:qFormat/>
+    <w:rsid w:val="000D627B"/>
+    <w:pPr>
+      <w:pBdr>
+        <w:left w:val="single" w:sz="18" w:space="7" w:color="auto"/>
+      </w:pBdr>
+    </w:pPr>
+    <w:rPr>
+      <w:b/>
+      <w:bCs/>
+    </w:rPr>
+  </w:style>
+  <w:style w:type="character" w:customStyle="1" w:styleId="IntenseQuoteChar">
+    <w:name w:val="Intense Quote Char"/>
+    <w:basedOn w:val="DefaultParagraphFont"/>
+    <w:link w:val="IntenseQuote"/>
+    <w:uiPriority w:val="30"/>
+    <w:rsid w:val="000D627B"/>
+    <w:rPr>
+      <w:rFonts w:cstheme="minorHAnsi"/>
+      <w:b/>
+      <w:bCs/>
+      <w:sz w:val="28"/>
+      <w:szCs w:val="28"/>
+    </w:rPr>
+  </w:style>
+  <w:style w:type="character" w:styleId="SubtleEmphasis">
+    <w:name w:val="Subtle Emphasis"/>
+    <w:basedOn w:val="Emphasis"/>
+    <w:uiPriority w:val="19"/>
+    <w:qFormat/>
+    <w:rsid w:val="000D627B"/>
+    <w:rPr>
+      <w:rFonts w:asciiTheme="minorHAnsi" w:hAnsiTheme="minorHAnsi" w:cs="Calibri Light"/>
+      <w:i/>
+      <w:iCs/>
+      <w:color w:val="7F7F7F" w:themeColor="text1" w:themeTint="80"/>
+      <w:sz w:val="28"/>
+      <w:szCs w:val="28"/>
+    </w:rPr>
+  </w:style>
+  <w:style w:type="character" w:styleId="IntenseEmphasis">
+    <w:name w:val="Intense Emphasis"/>
+    <w:basedOn w:val="Emphasis"/>
+    <w:uiPriority w:val="21"/>
+    <w:qFormat/>
+    <w:rsid w:val="000D627B"/>
+    <w:rPr>
+      <w:rFonts w:asciiTheme="minorHAnsi" w:hAnsiTheme="minorHAnsi" w:cstheme="minorHAnsi"/>
+      <w:b/>
+      <w:bCs/>
+      <w:i/>
+      <w:iCs/>
+      <w:sz w:val="28"/>
+      <w:szCs w:val="28"/>
+    </w:rPr>
+  </w:style>
+  <w:style w:type="character" w:styleId="SubtleReference">
+    <w:name w:val="Subtle Reference"/>
+    <w:uiPriority w:val="31"/>
+    <w:qFormat/>
+    <w:rsid w:val="000D627B"/>
+    <w:rPr>
+      <w:caps/>
+      <w:color w:val="7F7F7F" w:themeColor="text1" w:themeTint="80"/>
+      <w:sz w:val="22"/>
+      <w:szCs w:val="22"/>
+    </w:rPr>
+  </w:style>
+  <w:style w:type="character" w:styleId="IntenseReference">
+    <w:name w:val="Intense Reference"/>
+    <w:basedOn w:val="SubtleReference"/>
+    <w:uiPriority w:val="32"/>
+    <w:qFormat/>
+    <w:rsid w:val="000D627B"/>
+    <w:rPr>
+      <w:b/>
+      <w:bCs/>
+      <w:caps/>
+      <w:color w:val="7F7F7F" w:themeColor="text1" w:themeTint="80"/>
+      <w:sz w:val="22"/>
+      <w:szCs w:val="22"/>
+    </w:rPr>
+  </w:style>
+  <w:style w:type="character" w:styleId="BookTitle">
+    <w:name w:val="Book Title"/>
+    <w:basedOn w:val="DefaultParagraphFont"/>
+    <w:uiPriority w:val="33"/>
+    <w:qFormat/>
+    <w:rsid w:val="000D627B"/>
+    <w:rPr>
+      <w:b/>
+      <w:bCs/>
+      <w:i/>
+      <w:iCs/>
+      <w:spacing w:val="5"/>
     </w:rPr>
   </w:style>
 </w:styles>
